--- a/docs/Memoria_TFM_Pau_Gavilan.docx
+++ b/docs/Memoria_TFM_Pau_Gavilan.docx
@@ -89,7 +89,7 @@
       <w:pPr>
         <w:pStyle w:val="Heading1"/>
       </w:pPr>
-      <w:bookmarkStart w:id="0" w:name="_Toc238725533"/>
+      <w:bookmarkStart w:id="0" w:name="_Toc239348219"/>
       <w:r>
         <w:lastRenderedPageBreak/>
         <w:t>Resumen</w:t>
@@ -122,7 +122,7 @@
       <w:pPr>
         <w:pStyle w:val="Heading1"/>
       </w:pPr>
-      <w:bookmarkStart w:id="1" w:name="_Toc238725534"/>
+      <w:bookmarkStart w:id="1" w:name="_Toc239348220"/>
       <w:r>
         <w:t>Abstract</w:t>
       </w:r>
@@ -159,7 +159,7 @@
       <w:pPr>
         <w:pStyle w:val="Heading1"/>
       </w:pPr>
-      <w:bookmarkStart w:id="2" w:name="_Toc238725535"/>
+      <w:bookmarkStart w:id="2" w:name="_Toc239348221"/>
       <w:r>
         <w:lastRenderedPageBreak/>
         <w:t>Índice</w:t>
@@ -191,7 +191,7 @@
       <w:r>
         <w:fldChar w:fldCharType="separate"/>
       </w:r>
-      <w:hyperlink w:anchor="_Toc238725533" w:history="1">
+      <w:hyperlink w:anchor="_Toc239348219" w:history="1">
         <w:r>
           <w:rPr>
             <w:rStyle w:val="Hyperlink"/>
@@ -218,7 +218,7 @@
             <w:noProof/>
             <w:webHidden/>
           </w:rPr>
-          <w:instrText xml:space="preserve"> PAGEREF _Toc238725533 \h </w:instrText>
+          <w:instrText xml:space="preserve"> PAGEREF _Toc239348219 \h </w:instrText>
         </w:r>
         <w:r>
           <w:rPr>
@@ -265,7 +265,7 @@
           <w14:ligatures w14:val="standardContextual"/>
         </w:rPr>
       </w:pPr>
-      <w:hyperlink w:anchor="_Toc238725534" w:history="1">
+      <w:hyperlink w:anchor="_Toc239348220" w:history="1">
         <w:r>
           <w:rPr>
             <w:rStyle w:val="Hyperlink"/>
@@ -292,7 +292,7 @@
             <w:noProof/>
             <w:webHidden/>
           </w:rPr>
-          <w:instrText xml:space="preserve"> PAGEREF _Toc238725534 \h </w:instrText>
+          <w:instrText xml:space="preserve"> PAGEREF _Toc239348220 \h </w:instrText>
         </w:r>
         <w:r>
           <w:rPr>
@@ -339,7 +339,7 @@
           <w14:ligatures w14:val="standardContextual"/>
         </w:rPr>
       </w:pPr>
-      <w:hyperlink w:anchor="_Toc238725535" w:history="1">
+      <w:hyperlink w:anchor="_Toc239348221" w:history="1">
         <w:r>
           <w:rPr>
             <w:rStyle w:val="Hyperlink"/>
@@ -366,7 +366,7 @@
             <w:noProof/>
             <w:webHidden/>
           </w:rPr>
-          <w:instrText xml:space="preserve"> PAGEREF _Toc238725535 \h </w:instrText>
+          <w:instrText xml:space="preserve"> PAGEREF _Toc239348221 \h </w:instrText>
         </w:r>
         <w:r>
           <w:rPr>
@@ -413,7 +413,7 @@
           <w14:ligatures w14:val="standardContextual"/>
         </w:rPr>
       </w:pPr>
-      <w:hyperlink w:anchor="_Toc238725536" w:history="1">
+      <w:hyperlink w:anchor="_Toc239348222" w:history="1">
         <w:r>
           <w:rPr>
             <w:rStyle w:val="Hyperlink"/>
@@ -440,7 +440,7 @@
             <w:noProof/>
             <w:webHidden/>
           </w:rPr>
-          <w:instrText xml:space="preserve"> PAGEREF _Toc238725536 \h </w:instrText>
+          <w:instrText xml:space="preserve"> PAGEREF _Toc239348222 \h </w:instrText>
         </w:r>
         <w:r>
           <w:rPr>
@@ -487,7 +487,7 @@
           <w14:ligatures w14:val="standardContextual"/>
         </w:rPr>
       </w:pPr>
-      <w:hyperlink w:anchor="_Toc238725537" w:history="1">
+      <w:hyperlink w:anchor="_Toc239348223" w:history="1">
         <w:r>
           <w:rPr>
             <w:rStyle w:val="Hyperlink"/>
@@ -514,7 +514,7 @@
             <w:noProof/>
             <w:webHidden/>
           </w:rPr>
-          <w:instrText xml:space="preserve"> PAGEREF _Toc238725537 \h </w:instrText>
+          <w:instrText xml:space="preserve"> PAGEREF _Toc239348223 \h </w:instrText>
         </w:r>
         <w:r>
           <w:rPr>
@@ -561,7 +561,7 @@
           <w14:ligatures w14:val="standardContextual"/>
         </w:rPr>
       </w:pPr>
-      <w:hyperlink w:anchor="_Toc238725538" w:history="1">
+      <w:hyperlink w:anchor="_Toc239348224" w:history="1">
         <w:r>
           <w:rPr>
             <w:rStyle w:val="Hyperlink"/>
@@ -588,7 +588,7 @@
             <w:noProof/>
             <w:webHidden/>
           </w:rPr>
-          <w:instrText xml:space="preserve"> PAGEREF _Toc238725538 \h </w:instrText>
+          <w:instrText xml:space="preserve"> PAGEREF _Toc239348224 \h </w:instrText>
         </w:r>
         <w:r>
           <w:rPr>
@@ -635,7 +635,7 @@
           <w14:ligatures w14:val="standardContextual"/>
         </w:rPr>
       </w:pPr>
-      <w:hyperlink w:anchor="_Toc238725539" w:history="1">
+      <w:hyperlink w:anchor="_Toc239348225" w:history="1">
         <w:r>
           <w:rPr>
             <w:rStyle w:val="Hyperlink"/>
@@ -662,7 +662,7 @@
             <w:noProof/>
             <w:webHidden/>
           </w:rPr>
-          <w:instrText xml:space="preserve"> PAGEREF _Toc238725539 \h </w:instrText>
+          <w:instrText xml:space="preserve"> PAGEREF _Toc239348225 \h </w:instrText>
         </w:r>
         <w:r>
           <w:rPr>
@@ -709,7 +709,7 @@
           <w14:ligatures w14:val="standardContextual"/>
         </w:rPr>
       </w:pPr>
-      <w:hyperlink w:anchor="_Toc238725540" w:history="1">
+      <w:hyperlink w:anchor="_Toc239348226" w:history="1">
         <w:r>
           <w:rPr>
             <w:rStyle w:val="Hyperlink"/>
@@ -736,7 +736,7 @@
             <w:noProof/>
             <w:webHidden/>
           </w:rPr>
-          <w:instrText xml:space="preserve"> PAGEREF _Toc238725540 \h </w:instrText>
+          <w:instrText xml:space="preserve"> PAGEREF _Toc239348226 \h </w:instrText>
         </w:r>
         <w:r>
           <w:rPr>
@@ -783,7 +783,7 @@
           <w14:ligatures w14:val="standardContextual"/>
         </w:rPr>
       </w:pPr>
-      <w:hyperlink w:anchor="_Toc238725541" w:history="1">
+      <w:hyperlink w:anchor="_Toc239348227" w:history="1">
         <w:r>
           <w:rPr>
             <w:rStyle w:val="Hyperlink"/>
@@ -810,7 +810,7 @@
             <w:noProof/>
             <w:webHidden/>
           </w:rPr>
-          <w:instrText xml:space="preserve"> PAGEREF _Toc238725541 \h </w:instrText>
+          <w:instrText xml:space="preserve"> PAGEREF _Toc239348227 \h </w:instrText>
         </w:r>
         <w:r>
           <w:rPr>
@@ -857,7 +857,7 @@
           <w14:ligatures w14:val="standardContextual"/>
         </w:rPr>
       </w:pPr>
-      <w:hyperlink w:anchor="_Toc238725542" w:history="1">
+      <w:hyperlink w:anchor="_Toc239348228" w:history="1">
         <w:r>
           <w:rPr>
             <w:rStyle w:val="Hyperlink"/>
@@ -884,7 +884,7 @@
             <w:noProof/>
             <w:webHidden/>
           </w:rPr>
-          <w:instrText xml:space="preserve"> PAGEREF _Toc238725542 \h </w:instrText>
+          <w:instrText xml:space="preserve"> PAGEREF _Toc239348228 \h </w:instrText>
         </w:r>
         <w:r>
           <w:rPr>
@@ -931,7 +931,7 @@
           <w14:ligatures w14:val="standardContextual"/>
         </w:rPr>
       </w:pPr>
-      <w:hyperlink w:anchor="_Toc238725543" w:history="1">
+      <w:hyperlink w:anchor="_Toc239348229" w:history="1">
         <w:r>
           <w:rPr>
             <w:rStyle w:val="Hyperlink"/>
@@ -958,7 +958,7 @@
             <w:noProof/>
             <w:webHidden/>
           </w:rPr>
-          <w:instrText xml:space="preserve"> PAGEREF _Toc238725543 \h </w:instrText>
+          <w:instrText xml:space="preserve"> PAGEREF _Toc239348229 \h </w:instrText>
         </w:r>
         <w:r>
           <w:rPr>
@@ -1005,7 +1005,7 @@
           <w14:ligatures w14:val="standardContextual"/>
         </w:rPr>
       </w:pPr>
-      <w:hyperlink w:anchor="_Toc238725544" w:history="1">
+      <w:hyperlink w:anchor="_Toc239348230" w:history="1">
         <w:r>
           <w:rPr>
             <w:rStyle w:val="Hyperlink"/>
@@ -1032,7 +1032,7 @@
             <w:noProof/>
             <w:webHidden/>
           </w:rPr>
-          <w:instrText xml:space="preserve"> PAGEREF _Toc238725544 \h </w:instrText>
+          <w:instrText xml:space="preserve"> PAGEREF _Toc239348230 \h </w:instrText>
         </w:r>
         <w:r>
           <w:rPr>
@@ -1079,7 +1079,7 @@
           <w14:ligatures w14:val="standardContextual"/>
         </w:rPr>
       </w:pPr>
-      <w:hyperlink w:anchor="_Toc238725545" w:history="1">
+      <w:hyperlink w:anchor="_Toc239348231" w:history="1">
         <w:r>
           <w:rPr>
             <w:rStyle w:val="Hyperlink"/>
@@ -1106,7 +1106,7 @@
             <w:noProof/>
             <w:webHidden/>
           </w:rPr>
-          <w:instrText xml:space="preserve"> PAGEREF _Toc238725545 \h </w:instrText>
+          <w:instrText xml:space="preserve"> PAGEREF _Toc239348231 \h </w:instrText>
         </w:r>
         <w:r>
           <w:rPr>
@@ -1153,7 +1153,7 @@
           <w14:ligatures w14:val="standardContextual"/>
         </w:rPr>
       </w:pPr>
-      <w:hyperlink w:anchor="_Toc238725546" w:history="1">
+      <w:hyperlink w:anchor="_Toc239348232" w:history="1">
         <w:r>
           <w:rPr>
             <w:rStyle w:val="Hyperlink"/>
@@ -1180,7 +1180,7 @@
             <w:noProof/>
             <w:webHidden/>
           </w:rPr>
-          <w:instrText xml:space="preserve"> PAGEREF _Toc238725546 \h </w:instrText>
+          <w:instrText xml:space="preserve"> PAGEREF _Toc239348232 \h </w:instrText>
         </w:r>
         <w:r>
           <w:rPr>
@@ -1200,7 +1200,7 @@
             <w:noProof/>
             <w:webHidden/>
           </w:rPr>
-          <w:t>7</w:t>
+          <w:t>8</w:t>
         </w:r>
         <w:r>
           <w:rPr>
@@ -1227,7 +1227,7 @@
           <w14:ligatures w14:val="standardContextual"/>
         </w:rPr>
       </w:pPr>
-      <w:hyperlink w:anchor="_Toc238725547" w:history="1">
+      <w:hyperlink w:anchor="_Toc239348233" w:history="1">
         <w:r>
           <w:rPr>
             <w:rStyle w:val="Hyperlink"/>
@@ -1254,7 +1254,7 @@
             <w:noProof/>
             <w:webHidden/>
           </w:rPr>
-          <w:instrText xml:space="preserve"> PAGEREF _Toc238725547 \h </w:instrText>
+          <w:instrText xml:space="preserve"> PAGEREF _Toc239348233 \h </w:instrText>
         </w:r>
         <w:r>
           <w:rPr>
@@ -1274,7 +1274,7 @@
             <w:noProof/>
             <w:webHidden/>
           </w:rPr>
-          <w:t>7</w:t>
+          <w:t>8</w:t>
         </w:r>
         <w:r>
           <w:rPr>
@@ -1301,7 +1301,7 @@
           <w14:ligatures w14:val="standardContextual"/>
         </w:rPr>
       </w:pPr>
-      <w:hyperlink w:anchor="_Toc238725548" w:history="1">
+      <w:hyperlink w:anchor="_Toc239348234" w:history="1">
         <w:r>
           <w:rPr>
             <w:rStyle w:val="Hyperlink"/>
@@ -1328,7 +1328,7 @@
             <w:noProof/>
             <w:webHidden/>
           </w:rPr>
-          <w:instrText xml:space="preserve"> PAGEREF _Toc238725548 \h </w:instrText>
+          <w:instrText xml:space="preserve"> PAGEREF _Toc239348234 \h </w:instrText>
         </w:r>
         <w:r>
           <w:rPr>
@@ -1375,7 +1375,7 @@
           <w14:ligatures w14:val="standardContextual"/>
         </w:rPr>
       </w:pPr>
-      <w:hyperlink w:anchor="_Toc238725549" w:history="1">
+      <w:hyperlink w:anchor="_Toc239348235" w:history="1">
         <w:r>
           <w:rPr>
             <w:rStyle w:val="Hyperlink"/>
@@ -1402,7 +1402,7 @@
             <w:noProof/>
             <w:webHidden/>
           </w:rPr>
-          <w:instrText xml:space="preserve"> PAGEREF _Toc238725549 \h </w:instrText>
+          <w:instrText xml:space="preserve"> PAGEREF _Toc239348235 \h </w:instrText>
         </w:r>
         <w:r>
           <w:rPr>
@@ -1449,7 +1449,7 @@
           <w14:ligatures w14:val="standardContextual"/>
         </w:rPr>
       </w:pPr>
-      <w:hyperlink w:anchor="_Toc238725550" w:history="1">
+      <w:hyperlink w:anchor="_Toc239348236" w:history="1">
         <w:r>
           <w:rPr>
             <w:rStyle w:val="Hyperlink"/>
@@ -1476,7 +1476,7 @@
             <w:noProof/>
             <w:webHidden/>
           </w:rPr>
-          <w:instrText xml:space="preserve"> PAGEREF _Toc238725550 \h </w:instrText>
+          <w:instrText xml:space="preserve"> PAGEREF _Toc239348236 \h </w:instrText>
         </w:r>
         <w:r>
           <w:rPr>
@@ -1496,7 +1496,7 @@
             <w:noProof/>
             <w:webHidden/>
           </w:rPr>
-          <w:t>8</w:t>
+          <w:t>9</w:t>
         </w:r>
         <w:r>
           <w:rPr>
@@ -1523,7 +1523,7 @@
           <w14:ligatures w14:val="standardContextual"/>
         </w:rPr>
       </w:pPr>
-      <w:hyperlink w:anchor="_Toc238725551" w:history="1">
+      <w:hyperlink w:anchor="_Toc239348237" w:history="1">
         <w:r>
           <w:rPr>
             <w:rStyle w:val="Hyperlink"/>
@@ -1550,7 +1550,7 @@
             <w:noProof/>
             <w:webHidden/>
           </w:rPr>
-          <w:instrText xml:space="preserve"> PAGEREF _Toc238725551 \h </w:instrText>
+          <w:instrText xml:space="preserve"> PAGEREF _Toc239348237 \h </w:instrText>
         </w:r>
         <w:r>
           <w:rPr>
@@ -1570,7 +1570,7 @@
             <w:noProof/>
             <w:webHidden/>
           </w:rPr>
-          <w:t>8</w:t>
+          <w:t>9</w:t>
         </w:r>
         <w:r>
           <w:rPr>
@@ -1597,7 +1597,7 @@
           <w14:ligatures w14:val="standardContextual"/>
         </w:rPr>
       </w:pPr>
-      <w:hyperlink w:anchor="_Toc238725552" w:history="1">
+      <w:hyperlink w:anchor="_Toc239348238" w:history="1">
         <w:r>
           <w:rPr>
             <w:rStyle w:val="Hyperlink"/>
@@ -1624,7 +1624,7 @@
             <w:noProof/>
             <w:webHidden/>
           </w:rPr>
-          <w:instrText xml:space="preserve"> PAGEREF _Toc238725552 \h </w:instrText>
+          <w:instrText xml:space="preserve"> PAGEREF _Toc239348238 \h </w:instrText>
         </w:r>
         <w:r>
           <w:rPr>
@@ -1671,7 +1671,7 @@
           <w14:ligatures w14:val="standardContextual"/>
         </w:rPr>
       </w:pPr>
-      <w:hyperlink w:anchor="_Toc238725553" w:history="1">
+      <w:hyperlink w:anchor="_Toc239348239" w:history="1">
         <w:r>
           <w:rPr>
             <w:rStyle w:val="Hyperlink"/>
@@ -1698,7 +1698,7 @@
             <w:noProof/>
             <w:webHidden/>
           </w:rPr>
-          <w:instrText xml:space="preserve"> PAGEREF _Toc238725553 \h </w:instrText>
+          <w:instrText xml:space="preserve"> PAGEREF _Toc239348239 \h </w:instrText>
         </w:r>
         <w:r>
           <w:rPr>
@@ -1718,7 +1718,7 @@
             <w:noProof/>
             <w:webHidden/>
           </w:rPr>
-          <w:t>9</w:t>
+          <w:t>10</w:t>
         </w:r>
         <w:r>
           <w:rPr>
@@ -1745,7 +1745,7 @@
           <w14:ligatures w14:val="standardContextual"/>
         </w:rPr>
       </w:pPr>
-      <w:hyperlink w:anchor="_Toc238725554" w:history="1">
+      <w:hyperlink w:anchor="_Toc239348240" w:history="1">
         <w:r>
           <w:rPr>
             <w:rStyle w:val="Hyperlink"/>
@@ -1772,7 +1772,7 @@
             <w:noProof/>
             <w:webHidden/>
           </w:rPr>
-          <w:instrText xml:space="preserve"> PAGEREF _Toc238725554 \h </w:instrText>
+          <w:instrText xml:space="preserve"> PAGEREF _Toc239348240 \h </w:instrText>
         </w:r>
         <w:r>
           <w:rPr>
@@ -1819,7 +1819,7 @@
           <w14:ligatures w14:val="standardContextual"/>
         </w:rPr>
       </w:pPr>
-      <w:hyperlink w:anchor="_Toc238725555" w:history="1">
+      <w:hyperlink w:anchor="_Toc239348241" w:history="1">
         <w:r>
           <w:rPr>
             <w:rStyle w:val="Hyperlink"/>
@@ -1846,7 +1846,7 @@
             <w:noProof/>
             <w:webHidden/>
           </w:rPr>
-          <w:instrText xml:space="preserve"> PAGEREF _Toc238725555 \h </w:instrText>
+          <w:instrText xml:space="preserve"> PAGEREF _Toc239348241 \h </w:instrText>
         </w:r>
         <w:r>
           <w:rPr>
@@ -1866,7 +1866,7 @@
             <w:noProof/>
             <w:webHidden/>
           </w:rPr>
-          <w:t>10</w:t>
+          <w:t>11</w:t>
         </w:r>
         <w:r>
           <w:rPr>
@@ -1893,7 +1893,7 @@
           <w14:ligatures w14:val="standardContextual"/>
         </w:rPr>
       </w:pPr>
-      <w:hyperlink w:anchor="_Toc238725556" w:history="1">
+      <w:hyperlink w:anchor="_Toc239348242" w:history="1">
         <w:r>
           <w:rPr>
             <w:rStyle w:val="Hyperlink"/>
@@ -1920,7 +1920,7 @@
             <w:noProof/>
             <w:webHidden/>
           </w:rPr>
-          <w:instrText xml:space="preserve"> PAGEREF _Toc238725556 \h </w:instrText>
+          <w:instrText xml:space="preserve"> PAGEREF _Toc239348242 \h </w:instrText>
         </w:r>
         <w:r>
           <w:rPr>
@@ -1940,7 +1940,7 @@
             <w:noProof/>
             <w:webHidden/>
           </w:rPr>
-          <w:t>12</w:t>
+          <w:t>13</w:t>
         </w:r>
         <w:r>
           <w:rPr>
@@ -1967,7 +1967,7 @@
           <w14:ligatures w14:val="standardContextual"/>
         </w:rPr>
       </w:pPr>
-      <w:hyperlink w:anchor="_Toc238725557" w:history="1">
+      <w:hyperlink w:anchor="_Toc239348243" w:history="1">
         <w:r>
           <w:rPr>
             <w:rStyle w:val="Hyperlink"/>
@@ -1994,7 +1994,7 @@
             <w:noProof/>
             <w:webHidden/>
           </w:rPr>
-          <w:instrText xml:space="preserve"> PAGEREF _Toc238725557 \h </w:instrText>
+          <w:instrText xml:space="preserve"> PAGEREF _Toc239348243 \h </w:instrText>
         </w:r>
         <w:r>
           <w:rPr>
@@ -2014,7 +2014,7 @@
             <w:noProof/>
             <w:webHidden/>
           </w:rPr>
-          <w:t>14</w:t>
+          <w:t>15</w:t>
         </w:r>
         <w:r>
           <w:rPr>
@@ -2041,7 +2041,7 @@
           <w14:ligatures w14:val="standardContextual"/>
         </w:rPr>
       </w:pPr>
-      <w:hyperlink w:anchor="_Toc238725558" w:history="1">
+      <w:hyperlink w:anchor="_Toc239348244" w:history="1">
         <w:r>
           <w:rPr>
             <w:rStyle w:val="Hyperlink"/>
@@ -2068,7 +2068,7 @@
             <w:noProof/>
             <w:webHidden/>
           </w:rPr>
-          <w:instrText xml:space="preserve"> PAGEREF _Toc238725558 \h </w:instrText>
+          <w:instrText xml:space="preserve"> PAGEREF _Toc239348244 \h </w:instrText>
         </w:r>
         <w:r>
           <w:rPr>
@@ -2088,7 +2088,7 @@
             <w:noProof/>
             <w:webHidden/>
           </w:rPr>
-          <w:t>14</w:t>
+          <w:t>15</w:t>
         </w:r>
         <w:r>
           <w:rPr>
@@ -2115,7 +2115,7 @@
           <w14:ligatures w14:val="standardContextual"/>
         </w:rPr>
       </w:pPr>
-      <w:hyperlink w:anchor="_Toc238725559" w:history="1">
+      <w:hyperlink w:anchor="_Toc239348245" w:history="1">
         <w:r>
           <w:rPr>
             <w:rStyle w:val="Hyperlink"/>
@@ -2142,7 +2142,7 @@
             <w:noProof/>
             <w:webHidden/>
           </w:rPr>
-          <w:instrText xml:space="preserve"> PAGEREF _Toc238725559 \h </w:instrText>
+          <w:instrText xml:space="preserve"> PAGEREF _Toc239348245 \h </w:instrText>
         </w:r>
         <w:r>
           <w:rPr>
@@ -2162,7 +2162,7 @@
             <w:noProof/>
             <w:webHidden/>
           </w:rPr>
-          <w:t>14</w:t>
+          <w:t>15</w:t>
         </w:r>
         <w:r>
           <w:rPr>
@@ -2189,7 +2189,7 @@
           <w14:ligatures w14:val="standardContextual"/>
         </w:rPr>
       </w:pPr>
-      <w:hyperlink w:anchor="_Toc238725560" w:history="1">
+      <w:hyperlink w:anchor="_Toc239348246" w:history="1">
         <w:r>
           <w:rPr>
             <w:rStyle w:val="Hyperlink"/>
@@ -2216,7 +2216,7 @@
             <w:noProof/>
             <w:webHidden/>
           </w:rPr>
-          <w:instrText xml:space="preserve"> PAGEREF _Toc238725560 \h </w:instrText>
+          <w:instrText xml:space="preserve"> PAGEREF _Toc239348246 \h </w:instrText>
         </w:r>
         <w:r>
           <w:rPr>
@@ -2236,7 +2236,7 @@
             <w:noProof/>
             <w:webHidden/>
           </w:rPr>
-          <w:t>14</w:t>
+          <w:t>15</w:t>
         </w:r>
         <w:r>
           <w:rPr>
@@ -2263,7 +2263,7 @@
           <w14:ligatures w14:val="standardContextual"/>
         </w:rPr>
       </w:pPr>
-      <w:hyperlink w:anchor="_Toc238725561" w:history="1">
+      <w:hyperlink w:anchor="_Toc239348247" w:history="1">
         <w:r>
           <w:rPr>
             <w:rStyle w:val="Hyperlink"/>
@@ -2290,7 +2290,7 @@
             <w:noProof/>
             <w:webHidden/>
           </w:rPr>
-          <w:instrText xml:space="preserve"> PAGEREF _Toc238725561 \h </w:instrText>
+          <w:instrText xml:space="preserve"> PAGEREF _Toc239348247 \h </w:instrText>
         </w:r>
         <w:r>
           <w:rPr>
@@ -2310,7 +2310,7 @@
             <w:noProof/>
             <w:webHidden/>
           </w:rPr>
-          <w:t>14</w:t>
+          <w:t>15</w:t>
         </w:r>
         <w:r>
           <w:rPr>
@@ -2337,7 +2337,7 @@
           <w14:ligatures w14:val="standardContextual"/>
         </w:rPr>
       </w:pPr>
-      <w:hyperlink w:anchor="_Toc238725562" w:history="1">
+      <w:hyperlink w:anchor="_Toc239348248" w:history="1">
         <w:r>
           <w:rPr>
             <w:rStyle w:val="Hyperlink"/>
@@ -2364,7 +2364,7 @@
             <w:noProof/>
             <w:webHidden/>
           </w:rPr>
-          <w:instrText xml:space="preserve"> PAGEREF _Toc238725562 \h </w:instrText>
+          <w:instrText xml:space="preserve"> PAGEREF _Toc239348248 \h </w:instrText>
         </w:r>
         <w:r>
           <w:rPr>
@@ -2384,7 +2384,7 @@
             <w:noProof/>
             <w:webHidden/>
           </w:rPr>
-          <w:t>15</w:t>
+          <w:t>16</w:t>
         </w:r>
         <w:r>
           <w:rPr>
@@ -2411,7 +2411,7 @@
           <w14:ligatures w14:val="standardContextual"/>
         </w:rPr>
       </w:pPr>
-      <w:hyperlink w:anchor="_Toc238725563" w:history="1">
+      <w:hyperlink w:anchor="_Toc239348249" w:history="1">
         <w:r>
           <w:rPr>
             <w:rStyle w:val="Hyperlink"/>
@@ -2438,7 +2438,7 @@
             <w:noProof/>
             <w:webHidden/>
           </w:rPr>
-          <w:instrText xml:space="preserve"> PAGEREF _Toc238725563 \h </w:instrText>
+          <w:instrText xml:space="preserve"> PAGEREF _Toc239348249 \h </w:instrText>
         </w:r>
         <w:r>
           <w:rPr>
@@ -2458,7 +2458,7 @@
             <w:noProof/>
             <w:webHidden/>
           </w:rPr>
-          <w:t>15</w:t>
+          <w:t>16</w:t>
         </w:r>
         <w:r>
           <w:rPr>
@@ -2485,7 +2485,7 @@
           <w14:ligatures w14:val="standardContextual"/>
         </w:rPr>
       </w:pPr>
-      <w:hyperlink w:anchor="_Toc238725564" w:history="1">
+      <w:hyperlink w:anchor="_Toc239348250" w:history="1">
         <w:r>
           <w:rPr>
             <w:rStyle w:val="Hyperlink"/>
@@ -2512,7 +2512,7 @@
             <w:noProof/>
             <w:webHidden/>
           </w:rPr>
-          <w:instrText xml:space="preserve"> PAGEREF _Toc238725564 \h </w:instrText>
+          <w:instrText xml:space="preserve"> PAGEREF _Toc239348250 \h </w:instrText>
         </w:r>
         <w:r>
           <w:rPr>
@@ -2532,7 +2532,7 @@
             <w:noProof/>
             <w:webHidden/>
           </w:rPr>
-          <w:t>15</w:t>
+          <w:t>16</w:t>
         </w:r>
         <w:r>
           <w:rPr>
@@ -2559,7 +2559,7 @@
           <w14:ligatures w14:val="standardContextual"/>
         </w:rPr>
       </w:pPr>
-      <w:hyperlink w:anchor="_Toc238725565" w:history="1">
+      <w:hyperlink w:anchor="_Toc239348251" w:history="1">
         <w:r>
           <w:rPr>
             <w:rStyle w:val="Hyperlink"/>
@@ -2586,7 +2586,7 @@
             <w:noProof/>
             <w:webHidden/>
           </w:rPr>
-          <w:instrText xml:space="preserve"> PAGEREF _Toc238725565 \h </w:instrText>
+          <w:instrText xml:space="preserve"> PAGEREF _Toc239348251 \h </w:instrText>
         </w:r>
         <w:r>
           <w:rPr>
@@ -2606,7 +2606,7 @@
             <w:noProof/>
             <w:webHidden/>
           </w:rPr>
-          <w:t>15</w:t>
+          <w:t>16</w:t>
         </w:r>
         <w:r>
           <w:rPr>
@@ -2633,7 +2633,7 @@
           <w14:ligatures w14:val="standardContextual"/>
         </w:rPr>
       </w:pPr>
-      <w:hyperlink w:anchor="_Toc238725566" w:history="1">
+      <w:hyperlink w:anchor="_Toc239348252" w:history="1">
         <w:r>
           <w:rPr>
             <w:rStyle w:val="Hyperlink"/>
@@ -2660,7 +2660,7 @@
             <w:noProof/>
             <w:webHidden/>
           </w:rPr>
-          <w:instrText xml:space="preserve"> PAGEREF _Toc238725566 \h </w:instrText>
+          <w:instrText xml:space="preserve"> PAGEREF _Toc239348252 \h </w:instrText>
         </w:r>
         <w:r>
           <w:rPr>
@@ -2680,7 +2680,7 @@
             <w:noProof/>
             <w:webHidden/>
           </w:rPr>
-          <w:t>17</w:t>
+          <w:t>18</w:t>
         </w:r>
         <w:r>
           <w:rPr>
@@ -2707,7 +2707,7 @@
           <w14:ligatures w14:val="standardContextual"/>
         </w:rPr>
       </w:pPr>
-      <w:hyperlink w:anchor="_Toc238725567" w:history="1">
+      <w:hyperlink w:anchor="_Toc239348253" w:history="1">
         <w:r>
           <w:rPr>
             <w:rStyle w:val="Hyperlink"/>
@@ -2734,7 +2734,7 @@
             <w:noProof/>
             <w:webHidden/>
           </w:rPr>
-          <w:instrText xml:space="preserve"> PAGEREF _Toc238725567 \h </w:instrText>
+          <w:instrText xml:space="preserve"> PAGEREF _Toc239348253 \h </w:instrText>
         </w:r>
         <w:r>
           <w:rPr>
@@ -2754,7 +2754,7 @@
             <w:noProof/>
             <w:webHidden/>
           </w:rPr>
-          <w:t>18</w:t>
+          <w:t>20</w:t>
         </w:r>
         <w:r>
           <w:rPr>
@@ -2781,7 +2781,7 @@
           <w14:ligatures w14:val="standardContextual"/>
         </w:rPr>
       </w:pPr>
-      <w:hyperlink w:anchor="_Toc238725568" w:history="1">
+      <w:hyperlink w:anchor="_Toc239348254" w:history="1">
         <w:r>
           <w:rPr>
             <w:rStyle w:val="Hyperlink"/>
@@ -2808,7 +2808,7 @@
             <w:noProof/>
             <w:webHidden/>
           </w:rPr>
-          <w:instrText xml:space="preserve"> PAGEREF _Toc238725568 \h </w:instrText>
+          <w:instrText xml:space="preserve"> PAGEREF _Toc239348254 \h </w:instrText>
         </w:r>
         <w:r>
           <w:rPr>
@@ -2828,7 +2828,7 @@
             <w:noProof/>
             <w:webHidden/>
           </w:rPr>
-          <w:t>18</w:t>
+          <w:t>20</w:t>
         </w:r>
         <w:r>
           <w:rPr>
@@ -2855,7 +2855,7 @@
           <w14:ligatures w14:val="standardContextual"/>
         </w:rPr>
       </w:pPr>
-      <w:hyperlink w:anchor="_Toc238725569" w:history="1">
+      <w:hyperlink w:anchor="_Toc239348255" w:history="1">
         <w:r>
           <w:rPr>
             <w:rStyle w:val="Hyperlink"/>
@@ -2882,7 +2882,7 @@
             <w:noProof/>
             <w:webHidden/>
           </w:rPr>
-          <w:instrText xml:space="preserve"> PAGEREF _Toc238725569 \h </w:instrText>
+          <w:instrText xml:space="preserve"> PAGEREF _Toc239348255 \h </w:instrText>
         </w:r>
         <w:r>
           <w:rPr>
@@ -2902,7 +2902,7 @@
             <w:noProof/>
             <w:webHidden/>
           </w:rPr>
-          <w:t>18</w:t>
+          <w:t>20</w:t>
         </w:r>
         <w:r>
           <w:rPr>
@@ -2929,7 +2929,7 @@
           <w14:ligatures w14:val="standardContextual"/>
         </w:rPr>
       </w:pPr>
-      <w:hyperlink w:anchor="_Toc238725570" w:history="1">
+      <w:hyperlink w:anchor="_Toc239348256" w:history="1">
         <w:r>
           <w:rPr>
             <w:rStyle w:val="Hyperlink"/>
@@ -2956,7 +2956,7 @@
             <w:noProof/>
             <w:webHidden/>
           </w:rPr>
-          <w:instrText xml:space="preserve"> PAGEREF _Toc238725570 \h </w:instrText>
+          <w:instrText xml:space="preserve"> PAGEREF _Toc239348256 \h </w:instrText>
         </w:r>
         <w:r>
           <w:rPr>
@@ -2976,7 +2976,7 @@
             <w:noProof/>
             <w:webHidden/>
           </w:rPr>
-          <w:t>19</w:t>
+          <w:t>20</w:t>
         </w:r>
         <w:r>
           <w:rPr>
@@ -3003,7 +3003,7 @@
           <w14:ligatures w14:val="standardContextual"/>
         </w:rPr>
       </w:pPr>
-      <w:hyperlink w:anchor="_Toc238725571" w:history="1">
+      <w:hyperlink w:anchor="_Toc239348257" w:history="1">
         <w:r>
           <w:rPr>
             <w:rStyle w:val="Hyperlink"/>
@@ -3030,7 +3030,7 @@
             <w:noProof/>
             <w:webHidden/>
           </w:rPr>
-          <w:instrText xml:space="preserve"> PAGEREF _Toc238725571 \h </w:instrText>
+          <w:instrText xml:space="preserve"> PAGEREF _Toc239348257 \h </w:instrText>
         </w:r>
         <w:r>
           <w:rPr>
@@ -3050,7 +3050,7 @@
             <w:noProof/>
             <w:webHidden/>
           </w:rPr>
-          <w:t>21</w:t>
+          <w:t>22</w:t>
         </w:r>
         <w:r>
           <w:rPr>
@@ -3077,7 +3077,7 @@
           <w14:ligatures w14:val="standardContextual"/>
         </w:rPr>
       </w:pPr>
-      <w:hyperlink w:anchor="_Toc238725572" w:history="1">
+      <w:hyperlink w:anchor="_Toc239348258" w:history="1">
         <w:r>
           <w:rPr>
             <w:rStyle w:val="Hyperlink"/>
@@ -3104,7 +3104,7 @@
             <w:noProof/>
             <w:webHidden/>
           </w:rPr>
-          <w:instrText xml:space="preserve"> PAGEREF _Toc238725572 \h </w:instrText>
+          <w:instrText xml:space="preserve"> PAGEREF _Toc239348258 \h </w:instrText>
         </w:r>
         <w:r>
           <w:rPr>
@@ -3124,7 +3124,7 @@
             <w:noProof/>
             <w:webHidden/>
           </w:rPr>
-          <w:t>21</w:t>
+          <w:t>22</w:t>
         </w:r>
         <w:r>
           <w:rPr>
@@ -3151,7 +3151,7 @@
           <w14:ligatures w14:val="standardContextual"/>
         </w:rPr>
       </w:pPr>
-      <w:hyperlink w:anchor="_Toc238725573" w:history="1">
+      <w:hyperlink w:anchor="_Toc239348259" w:history="1">
         <w:r>
           <w:rPr>
             <w:rStyle w:val="Hyperlink"/>
@@ -3178,7 +3178,7 @@
             <w:noProof/>
             <w:webHidden/>
           </w:rPr>
-          <w:instrText xml:space="preserve"> PAGEREF _Toc238725573 \h </w:instrText>
+          <w:instrText xml:space="preserve"> PAGEREF _Toc239348259 \h </w:instrText>
         </w:r>
         <w:r>
           <w:rPr>
@@ -3198,7 +3198,7 @@
             <w:noProof/>
             <w:webHidden/>
           </w:rPr>
-          <w:t>22</w:t>
+          <w:t>23</w:t>
         </w:r>
         <w:r>
           <w:rPr>
@@ -3225,7 +3225,7 @@
           <w14:ligatures w14:val="standardContextual"/>
         </w:rPr>
       </w:pPr>
-      <w:hyperlink w:anchor="_Toc238725574" w:history="1">
+      <w:hyperlink w:anchor="_Toc239348260" w:history="1">
         <w:r>
           <w:rPr>
             <w:rStyle w:val="Hyperlink"/>
@@ -3252,7 +3252,7 @@
             <w:noProof/>
             <w:webHidden/>
           </w:rPr>
-          <w:instrText xml:space="preserve"> PAGEREF _Toc238725574 \h </w:instrText>
+          <w:instrText xml:space="preserve"> PAGEREF _Toc239348260 \h </w:instrText>
         </w:r>
         <w:r>
           <w:rPr>
@@ -3272,7 +3272,7 @@
             <w:noProof/>
             <w:webHidden/>
           </w:rPr>
-          <w:t>22</w:t>
+          <w:t>23</w:t>
         </w:r>
         <w:r>
           <w:rPr>
@@ -3299,7 +3299,7 @@
           <w14:ligatures w14:val="standardContextual"/>
         </w:rPr>
       </w:pPr>
-      <w:hyperlink w:anchor="_Toc238725575" w:history="1">
+      <w:hyperlink w:anchor="_Toc239348261" w:history="1">
         <w:r>
           <w:rPr>
             <w:rStyle w:val="Hyperlink"/>
@@ -3326,7 +3326,7 @@
             <w:noProof/>
             <w:webHidden/>
           </w:rPr>
-          <w:instrText xml:space="preserve"> PAGEREF _Toc238725575 \h </w:instrText>
+          <w:instrText xml:space="preserve"> PAGEREF _Toc239348261 \h </w:instrText>
         </w:r>
         <w:r>
           <w:rPr>
@@ -3346,7 +3346,7 @@
             <w:noProof/>
             <w:webHidden/>
           </w:rPr>
-          <w:t>22</w:t>
+          <w:t>23</w:t>
         </w:r>
         <w:r>
           <w:rPr>
@@ -3373,7 +3373,7 @@
           <w14:ligatures w14:val="standardContextual"/>
         </w:rPr>
       </w:pPr>
-      <w:hyperlink w:anchor="_Toc238725576" w:history="1">
+      <w:hyperlink w:anchor="_Toc239348262" w:history="1">
         <w:r>
           <w:rPr>
             <w:rStyle w:val="Hyperlink"/>
@@ -3400,7 +3400,7 @@
             <w:noProof/>
             <w:webHidden/>
           </w:rPr>
-          <w:instrText xml:space="preserve"> PAGEREF _Toc238725576 \h </w:instrText>
+          <w:instrText xml:space="preserve"> PAGEREF _Toc239348262 \h </w:instrText>
         </w:r>
         <w:r>
           <w:rPr>
@@ -3420,7 +3420,7 @@
             <w:noProof/>
             <w:webHidden/>
           </w:rPr>
-          <w:t>22</w:t>
+          <w:t>23</w:t>
         </w:r>
         <w:r>
           <w:rPr>
@@ -3447,7 +3447,7 @@
           <w14:ligatures w14:val="standardContextual"/>
         </w:rPr>
       </w:pPr>
-      <w:hyperlink w:anchor="_Toc238725577" w:history="1">
+      <w:hyperlink w:anchor="_Toc239348263" w:history="1">
         <w:r>
           <w:rPr>
             <w:rStyle w:val="Hyperlink"/>
@@ -3474,7 +3474,7 @@
             <w:noProof/>
             <w:webHidden/>
           </w:rPr>
-          <w:instrText xml:space="preserve"> PAGEREF _Toc238725577 \h </w:instrText>
+          <w:instrText xml:space="preserve"> PAGEREF _Toc239348263 \h </w:instrText>
         </w:r>
         <w:r>
           <w:rPr>
@@ -3494,7 +3494,7 @@
             <w:noProof/>
             <w:webHidden/>
           </w:rPr>
-          <w:t>23</w:t>
+          <w:t>24</w:t>
         </w:r>
         <w:r>
           <w:rPr>
@@ -3521,13 +3521,13 @@
           <w14:ligatures w14:val="standardContextual"/>
         </w:rPr>
       </w:pPr>
-      <w:hyperlink w:anchor="_Toc238725578" w:history="1">
+      <w:hyperlink w:anchor="_Toc239348264" w:history="1">
         <w:r>
           <w:rPr>
             <w:rStyle w:val="Hyperlink"/>
             <w:noProof/>
           </w:rPr>
-          <w:t>7.5    Captura de datos por fotografía</w:t>
+          <w:t>7.5    Evaluación del recomendador</w:t>
         </w:r>
         <w:r>
           <w:rPr>
@@ -3548,7 +3548,7 @@
             <w:noProof/>
             <w:webHidden/>
           </w:rPr>
-          <w:instrText xml:space="preserve"> PAGEREF _Toc238725578 \h </w:instrText>
+          <w:instrText xml:space="preserve"> PAGEREF _Toc239348264 \h </w:instrText>
         </w:r>
         <w:r>
           <w:rPr>
@@ -3568,7 +3568,7 @@
             <w:noProof/>
             <w:webHidden/>
           </w:rPr>
-          <w:t>23</w:t>
+          <w:t>24</w:t>
         </w:r>
         <w:r>
           <w:rPr>
@@ -3595,13 +3595,13 @@
           <w14:ligatures w14:val="standardContextual"/>
         </w:rPr>
       </w:pPr>
-      <w:hyperlink w:anchor="_Toc238725579" w:history="1">
+      <w:hyperlink w:anchor="_Toc239348265" w:history="1">
         <w:r>
           <w:rPr>
             <w:rStyle w:val="Hyperlink"/>
             <w:noProof/>
           </w:rPr>
-          <w:t>7.6    Despliegue</w:t>
+          <w:t>7.6    Captura de datos por fotografía</w:t>
         </w:r>
         <w:r>
           <w:rPr>
@@ -3622,7 +3622,7 @@
             <w:noProof/>
             <w:webHidden/>
           </w:rPr>
-          <w:instrText xml:space="preserve"> PAGEREF _Toc238725579 \h </w:instrText>
+          <w:instrText xml:space="preserve"> PAGEREF _Toc239348265 \h </w:instrText>
         </w:r>
         <w:r>
           <w:rPr>
@@ -3642,7 +3642,7 @@
             <w:noProof/>
             <w:webHidden/>
           </w:rPr>
-          <w:t>23</w:t>
+          <w:t>25</w:t>
         </w:r>
         <w:r>
           <w:rPr>
@@ -3655,7 +3655,7 @@
     </w:p>
     <w:p>
       <w:pPr>
-        <w:pStyle w:val="TOC1"/>
+        <w:pStyle w:val="TOC2"/>
         <w:tabs>
           <w:tab w:val="right" w:leader="dot" w:pos="9016"/>
         </w:tabs>
@@ -3669,13 +3669,13 @@
           <w14:ligatures w14:val="standardContextual"/>
         </w:rPr>
       </w:pPr>
-      <w:hyperlink w:anchor="_Toc238725580" w:history="1">
+      <w:hyperlink w:anchor="_Toc239348266" w:history="1">
         <w:r>
           <w:rPr>
             <w:rStyle w:val="Hyperlink"/>
             <w:noProof/>
           </w:rPr>
-          <w:t>8    Conclusiones y trabajo futuro</w:t>
+          <w:t>7.7    Despliegue</w:t>
         </w:r>
         <w:r>
           <w:rPr>
@@ -3696,7 +3696,7 @@
             <w:noProof/>
             <w:webHidden/>
           </w:rPr>
-          <w:instrText xml:space="preserve"> PAGEREF _Toc238725580 \h </w:instrText>
+          <w:instrText xml:space="preserve"> PAGEREF _Toc239348266 \h </w:instrText>
         </w:r>
         <w:r>
           <w:rPr>
@@ -3716,7 +3716,7 @@
             <w:noProof/>
             <w:webHidden/>
           </w:rPr>
-          <w:t>23</w:t>
+          <w:t>25</w:t>
         </w:r>
         <w:r>
           <w:rPr>
@@ -3729,7 +3729,7 @@
     </w:p>
     <w:p>
       <w:pPr>
-        <w:pStyle w:val="TOC2"/>
+        <w:pStyle w:val="TOC1"/>
         <w:tabs>
           <w:tab w:val="right" w:leader="dot" w:pos="9016"/>
         </w:tabs>
@@ -3743,13 +3743,13 @@
           <w14:ligatures w14:val="standardContextual"/>
         </w:rPr>
       </w:pPr>
-      <w:hyperlink w:anchor="_Toc238725581" w:history="1">
+      <w:hyperlink w:anchor="_Toc239348267" w:history="1">
         <w:r>
           <w:rPr>
             <w:rStyle w:val="Hyperlink"/>
             <w:noProof/>
           </w:rPr>
-          <w:t>8.1    Conclusiones</w:t>
+          <w:t>8    Conclusiones y trabajo futuro</w:t>
         </w:r>
         <w:r>
           <w:rPr>
@@ -3770,7 +3770,7 @@
             <w:noProof/>
             <w:webHidden/>
           </w:rPr>
-          <w:instrText xml:space="preserve"> PAGEREF _Toc238725581 \h </w:instrText>
+          <w:instrText xml:space="preserve"> PAGEREF _Toc239348267 \h </w:instrText>
         </w:r>
         <w:r>
           <w:rPr>
@@ -3790,7 +3790,7 @@
             <w:noProof/>
             <w:webHidden/>
           </w:rPr>
-          <w:t>23</w:t>
+          <w:t>25</w:t>
         </w:r>
         <w:r>
           <w:rPr>
@@ -3817,13 +3817,13 @@
           <w14:ligatures w14:val="standardContextual"/>
         </w:rPr>
       </w:pPr>
-      <w:hyperlink w:anchor="_Toc238725582" w:history="1">
+      <w:hyperlink w:anchor="_Toc239348268" w:history="1">
         <w:r>
           <w:rPr>
             <w:rStyle w:val="Hyperlink"/>
             <w:noProof/>
           </w:rPr>
-          <w:t>8.2    Limitaciones</w:t>
+          <w:t>8.1    Conclusiones</w:t>
         </w:r>
         <w:r>
           <w:rPr>
@@ -3844,7 +3844,7 @@
             <w:noProof/>
             <w:webHidden/>
           </w:rPr>
-          <w:instrText xml:space="preserve"> PAGEREF _Toc238725582 \h </w:instrText>
+          <w:instrText xml:space="preserve"> PAGEREF _Toc239348268 \h </w:instrText>
         </w:r>
         <w:r>
           <w:rPr>
@@ -3864,7 +3864,7 @@
             <w:noProof/>
             <w:webHidden/>
           </w:rPr>
-          <w:t>24</w:t>
+          <w:t>25</w:t>
         </w:r>
         <w:r>
           <w:rPr>
@@ -3891,13 +3891,13 @@
           <w14:ligatures w14:val="standardContextual"/>
         </w:rPr>
       </w:pPr>
-      <w:hyperlink w:anchor="_Toc238725583" w:history="1">
+      <w:hyperlink w:anchor="_Toc239348269" w:history="1">
         <w:r>
           <w:rPr>
             <w:rStyle w:val="Hyperlink"/>
             <w:noProof/>
           </w:rPr>
-          <w:t>8.3    Líneas futuras</w:t>
+          <w:t>8.2    Limitaciones</w:t>
         </w:r>
         <w:r>
           <w:rPr>
@@ -3918,7 +3918,7 @@
             <w:noProof/>
             <w:webHidden/>
           </w:rPr>
-          <w:instrText xml:space="preserve"> PAGEREF _Toc238725583 \h </w:instrText>
+          <w:instrText xml:space="preserve"> PAGEREF _Toc239348269 \h </w:instrText>
         </w:r>
         <w:r>
           <w:rPr>
@@ -3938,7 +3938,7 @@
             <w:noProof/>
             <w:webHidden/>
           </w:rPr>
-          <w:t>24</w:t>
+          <w:t>25</w:t>
         </w:r>
         <w:r>
           <w:rPr>
@@ -3951,7 +3951,7 @@
     </w:p>
     <w:p>
       <w:pPr>
-        <w:pStyle w:val="TOC1"/>
+        <w:pStyle w:val="TOC2"/>
         <w:tabs>
           <w:tab w:val="right" w:leader="dot" w:pos="9016"/>
         </w:tabs>
@@ -3965,13 +3965,13 @@
           <w14:ligatures w14:val="standardContextual"/>
         </w:rPr>
       </w:pPr>
-      <w:hyperlink w:anchor="_Toc238725584" w:history="1">
+      <w:hyperlink w:anchor="_Toc239348270" w:history="1">
         <w:r>
           <w:rPr>
             <w:rStyle w:val="Hyperlink"/>
             <w:noProof/>
           </w:rPr>
-          <w:t>9    Bibliografía</w:t>
+          <w:t>8.3    Líneas futuras</w:t>
         </w:r>
         <w:r>
           <w:rPr>
@@ -3992,7 +3992,7 @@
             <w:noProof/>
             <w:webHidden/>
           </w:rPr>
-          <w:instrText xml:space="preserve"> PAGEREF _Toc238725584 \h </w:instrText>
+          <w:instrText xml:space="preserve"> PAGEREF _Toc239348270 \h </w:instrText>
         </w:r>
         <w:r>
           <w:rPr>
@@ -4012,7 +4012,7 @@
             <w:noProof/>
             <w:webHidden/>
           </w:rPr>
-          <w:t>25</w:t>
+          <w:t>26</w:t>
         </w:r>
         <w:r>
           <w:rPr>
@@ -4039,13 +4039,13 @@
           <w14:ligatures w14:val="standardContextual"/>
         </w:rPr>
       </w:pPr>
-      <w:hyperlink w:anchor="_Toc238725585" w:history="1">
+      <w:hyperlink w:anchor="_Toc239348271" w:history="1">
         <w:r>
           <w:rPr>
             <w:rStyle w:val="Hyperlink"/>
             <w:noProof/>
           </w:rPr>
-          <w:t>10    Anexos</w:t>
+          <w:t>9    Bibliografía</w:t>
         </w:r>
         <w:r>
           <w:rPr>
@@ -4066,7 +4066,7 @@
             <w:noProof/>
             <w:webHidden/>
           </w:rPr>
-          <w:instrText xml:space="preserve"> PAGEREF _Toc238725585 \h </w:instrText>
+          <w:instrText xml:space="preserve"> PAGEREF _Toc239348271 \h </w:instrText>
         </w:r>
         <w:r>
           <w:rPr>
@@ -4113,13 +4113,13 @@
           <w14:ligatures w14:val="standardContextual"/>
         </w:rPr>
       </w:pPr>
-      <w:hyperlink w:anchor="_Toc238725586" w:history="1">
+      <w:hyperlink w:anchor="_Toc239348272" w:history="1">
         <w:r>
           <w:rPr>
             <w:rStyle w:val="Hyperlink"/>
             <w:noProof/>
           </w:rPr>
-          <w:t>10.1    Anexo A — Consentimiento informado</w:t>
+          <w:t>9.1    Fuentes de datos</w:t>
         </w:r>
         <w:r>
           <w:rPr>
@@ -4140,7 +4140,7 @@
             <w:noProof/>
             <w:webHidden/>
           </w:rPr>
-          <w:instrText xml:space="preserve"> PAGEREF _Toc238725586 \h </w:instrText>
+          <w:instrText xml:space="preserve"> PAGEREF _Toc239348272 \h </w:instrText>
         </w:r>
         <w:r>
           <w:rPr>
@@ -4187,13 +4187,13 @@
           <w14:ligatures w14:val="standardContextual"/>
         </w:rPr>
       </w:pPr>
-      <w:hyperlink w:anchor="_Toc238725587" w:history="1">
+      <w:hyperlink w:anchor="_Toc239348273" w:history="1">
         <w:r>
           <w:rPr>
             <w:rStyle w:val="Hyperlink"/>
             <w:noProof/>
           </w:rPr>
-          <w:t>10.2    Anexo B — Plantilla de registro de carreras</w:t>
+          <w:t>9.2    Herramientas y tecnologías</w:t>
         </w:r>
         <w:r>
           <w:rPr>
@@ -4214,7 +4214,7 @@
             <w:noProof/>
             <w:webHidden/>
           </w:rPr>
-          <w:instrText xml:space="preserve"> PAGEREF _Toc238725587 \h </w:instrText>
+          <w:instrText xml:space="preserve"> PAGEREF _Toc239348273 \h </w:instrText>
         </w:r>
         <w:r>
           <w:rPr>
@@ -4234,7 +4234,7 @@
             <w:noProof/>
             <w:webHidden/>
           </w:rPr>
-          <w:t>26</w:t>
+          <w:t>27</w:t>
         </w:r>
         <w:r>
           <w:rPr>
@@ -4261,13 +4261,13 @@
           <w14:ligatures w14:val="standardContextual"/>
         </w:rPr>
       </w:pPr>
-      <w:hyperlink w:anchor="_Toc238725588" w:history="1">
+      <w:hyperlink w:anchor="_Toc239348274" w:history="1">
         <w:r>
           <w:rPr>
             <w:rStyle w:val="Hyperlink"/>
             <w:noProof/>
           </w:rPr>
-          <w:t>10.3    Anexo C — Capturas de la aplicación</w:t>
+          <w:t>9.3    Referencias académicas</w:t>
         </w:r>
         <w:r>
           <w:rPr>
@@ -4288,7 +4288,7 @@
             <w:noProof/>
             <w:webHidden/>
           </w:rPr>
-          <w:instrText xml:space="preserve"> PAGEREF _Toc238725588 \h </w:instrText>
+          <w:instrText xml:space="preserve"> PAGEREF _Toc239348274 \h </w:instrText>
         </w:r>
         <w:r>
           <w:rPr>
@@ -4308,7 +4308,7 @@
             <w:noProof/>
             <w:webHidden/>
           </w:rPr>
-          <w:t>27</w:t>
+          <w:t>28</w:t>
         </w:r>
         <w:r>
           <w:rPr>
@@ -4321,7 +4321,7 @@
     </w:p>
     <w:p>
       <w:pPr>
-        <w:pStyle w:val="TOC2"/>
+        <w:pStyle w:val="TOC1"/>
         <w:tabs>
           <w:tab w:val="right" w:leader="dot" w:pos="9016"/>
         </w:tabs>
@@ -4335,13 +4335,13 @@
           <w14:ligatures w14:val="standardContextual"/>
         </w:rPr>
       </w:pPr>
-      <w:hyperlink w:anchor="_Toc238725589" w:history="1">
+      <w:hyperlink w:anchor="_Toc239348275" w:history="1">
         <w:r>
           <w:rPr>
             <w:rStyle w:val="Hyperlink"/>
             <w:noProof/>
           </w:rPr>
-          <w:t>10.4    Anexo D — Estructura del repositorio</w:t>
+          <w:t>10    Anexos</w:t>
         </w:r>
         <w:r>
           <w:rPr>
@@ -4362,7 +4362,7 @@
             <w:noProof/>
             <w:webHidden/>
           </w:rPr>
-          <w:instrText xml:space="preserve"> PAGEREF _Toc238725589 \h </w:instrText>
+          <w:instrText xml:space="preserve"> PAGEREF _Toc239348275 \h </w:instrText>
         </w:r>
         <w:r>
           <w:rPr>
@@ -4382,7 +4382,7 @@
             <w:noProof/>
             <w:webHidden/>
           </w:rPr>
-          <w:t>27</w:t>
+          <w:t>29</w:t>
         </w:r>
         <w:r>
           <w:rPr>
@@ -4394,1041 +4394,8 @@
       </w:hyperlink>
     </w:p>
     <w:p>
-      <w:r>
-        <w:fldChar w:fldCharType="end"/>
-      </w:r>
-    </w:p>
-    <w:p>
-      <w:r>
-        <w:br w:type="page"/>
-      </w:r>
-    </w:p>
-    <w:p>
-      <w:pPr>
-        <w:pStyle w:val="Heading1"/>
-      </w:pPr>
-      <w:bookmarkStart w:id="3" w:name="_Toc238725536"/>
-      <w:r>
-        <w:lastRenderedPageBreak/>
-        <w:t>Índice de figuras</w:t>
-      </w:r>
-      <w:bookmarkEnd w:id="3"/>
-    </w:p>
-    <w:p>
-      <w:pPr>
-        <w:pStyle w:val="TableofFigures"/>
-        <w:tabs>
-          <w:tab w:val="right" w:leader="dot" w:pos="9016"/>
-        </w:tabs>
-        <w:rPr>
-          <w:noProof/>
-        </w:rPr>
-      </w:pPr>
-      <w:r>
-        <w:fldChar w:fldCharType="begin"/>
-      </w:r>
-      <w:r>
-        <w:instrText xml:space="preserve"> TOC \h \z \c "Figura" </w:instrText>
-      </w:r>
-      <w:r>
-        <w:fldChar w:fldCharType="separate"/>
-      </w:r>
-      <w:hyperlink w:anchor="_Toc238725590" w:history="1">
-        <w:r>
-          <w:rPr>
-            <w:rStyle w:val="Hyperlink"/>
-            <w:b/>
-            <w:noProof/>
-          </w:rPr>
-          <w:t xml:space="preserve">Figura </w:t>
-        </w:r>
-        <w:r>
-          <w:rPr>
-            <w:rStyle w:val="Hyperlink"/>
-            <w:noProof/>
-          </w:rPr>
-          <w:t>1. Distribución de la demanda por zona-hora, recortada al percentil 99. El 61,5 % de las celdas de la rejilla registra cero recogidas.</w:t>
-        </w:r>
-        <w:r>
-          <w:rPr>
-            <w:noProof/>
-            <w:webHidden/>
-          </w:rPr>
-          <w:tab/>
-        </w:r>
-        <w:r>
-          <w:rPr>
-            <w:noProof/>
-            <w:webHidden/>
-          </w:rPr>
-          <w:fldChar w:fldCharType="begin"/>
-        </w:r>
-        <w:r>
-          <w:rPr>
-            <w:noProof/>
-            <w:webHidden/>
-          </w:rPr>
-          <w:instrText xml:space="preserve"> PAGEREF _Toc238725590 \h </w:instrText>
-        </w:r>
-        <w:r>
-          <w:rPr>
-            <w:noProof/>
-            <w:webHidden/>
-          </w:rPr>
-        </w:r>
-        <w:r>
-          <w:rPr>
-            <w:noProof/>
-            <w:webHidden/>
-          </w:rPr>
-          <w:fldChar w:fldCharType="separate"/>
-        </w:r>
-        <w:r>
-          <w:rPr>
-            <w:noProof/>
-            <w:webHidden/>
-          </w:rPr>
-          <w:t>9</w:t>
-        </w:r>
-        <w:r>
-          <w:rPr>
-            <w:noProof/>
-            <w:webHidden/>
-          </w:rPr>
-          <w:fldChar w:fldCharType="end"/>
-        </w:r>
-      </w:hyperlink>
-    </w:p>
-    <w:p>
-      <w:pPr>
-        <w:pStyle w:val="TableofFigures"/>
-        <w:tabs>
-          <w:tab w:val="right" w:leader="dot" w:pos="9016"/>
-        </w:tabs>
-        <w:rPr>
-          <w:noProof/>
-        </w:rPr>
-      </w:pPr>
-      <w:hyperlink w:anchor="_Toc238725591" w:history="1">
-        <w:r>
-          <w:rPr>
-            <w:rStyle w:val="Hyperlink"/>
-            <w:b/>
-            <w:noProof/>
-          </w:rPr>
-          <w:t xml:space="preserve">Figura </w:t>
-        </w:r>
-        <w:r>
-          <w:rPr>
-            <w:rStyle w:val="Hyperlink"/>
-            <w:noProof/>
-          </w:rPr>
-          <w:t>1. Demanda media por hora del día. El valle nocturno y el pico vespertino son la señal temporal dominante.</w:t>
-        </w:r>
-        <w:r>
-          <w:rPr>
-            <w:noProof/>
-            <w:webHidden/>
-          </w:rPr>
-          <w:tab/>
-        </w:r>
-        <w:r>
-          <w:rPr>
-            <w:noProof/>
-            <w:webHidden/>
-          </w:rPr>
-          <w:fldChar w:fldCharType="begin"/>
-        </w:r>
-        <w:r>
-          <w:rPr>
-            <w:noProof/>
-            <w:webHidden/>
-          </w:rPr>
-          <w:instrText xml:space="preserve"> PAGEREF _Toc238725591 \h </w:instrText>
-        </w:r>
-        <w:r>
-          <w:rPr>
-            <w:noProof/>
-            <w:webHidden/>
-          </w:rPr>
-        </w:r>
-        <w:r>
-          <w:rPr>
-            <w:noProof/>
-            <w:webHidden/>
-          </w:rPr>
-          <w:fldChar w:fldCharType="separate"/>
-        </w:r>
-        <w:r>
-          <w:rPr>
-            <w:noProof/>
-            <w:webHidden/>
-          </w:rPr>
-          <w:t>10</w:t>
-        </w:r>
-        <w:r>
-          <w:rPr>
-            <w:noProof/>
-            <w:webHidden/>
-          </w:rPr>
-          <w:fldChar w:fldCharType="end"/>
-        </w:r>
-      </w:hyperlink>
-    </w:p>
-    <w:p>
-      <w:pPr>
-        <w:pStyle w:val="TableofFigures"/>
-        <w:tabs>
-          <w:tab w:val="right" w:leader="dot" w:pos="9016"/>
-        </w:tabs>
-        <w:rPr>
-          <w:noProof/>
-        </w:rPr>
-      </w:pPr>
-      <w:hyperlink w:anchor="_Toc238725592" w:history="1">
-        <w:r>
-          <w:rPr>
-            <w:rStyle w:val="Hyperlink"/>
-            <w:b/>
-            <w:noProof/>
-          </w:rPr>
-          <w:t xml:space="preserve">Figura </w:t>
-        </w:r>
-        <w:r>
-          <w:rPr>
-            <w:rStyle w:val="Hyperlink"/>
-            <w:noProof/>
-          </w:rPr>
-          <w:t>1. Demanda media por día de la semana.</w:t>
-        </w:r>
-        <w:r>
-          <w:rPr>
-            <w:noProof/>
-            <w:webHidden/>
-          </w:rPr>
-          <w:tab/>
-        </w:r>
-        <w:r>
-          <w:rPr>
-            <w:noProof/>
-            <w:webHidden/>
-          </w:rPr>
-          <w:fldChar w:fldCharType="begin"/>
-        </w:r>
-        <w:r>
-          <w:rPr>
-            <w:noProof/>
-            <w:webHidden/>
-          </w:rPr>
-          <w:instrText xml:space="preserve"> PAGEREF _Toc238725592 \h </w:instrText>
-        </w:r>
-        <w:r>
-          <w:rPr>
-            <w:noProof/>
-            <w:webHidden/>
-          </w:rPr>
-        </w:r>
-        <w:r>
-          <w:rPr>
-            <w:noProof/>
-            <w:webHidden/>
-          </w:rPr>
-          <w:fldChar w:fldCharType="separate"/>
-        </w:r>
-        <w:r>
-          <w:rPr>
-            <w:noProof/>
-            <w:webHidden/>
-          </w:rPr>
-          <w:t>11</w:t>
-        </w:r>
-        <w:r>
-          <w:rPr>
-            <w:noProof/>
-            <w:webHidden/>
-          </w:rPr>
-          <w:fldChar w:fldCharType="end"/>
-        </w:r>
-      </w:hyperlink>
-    </w:p>
-    <w:p>
-      <w:pPr>
-        <w:pStyle w:val="TableofFigures"/>
-        <w:tabs>
-          <w:tab w:val="right" w:leader="dot" w:pos="9016"/>
-        </w:tabs>
-        <w:rPr>
-          <w:noProof/>
-        </w:rPr>
-      </w:pPr>
-      <w:hyperlink w:anchor="_Toc238725593" w:history="1">
-        <w:r>
-          <w:rPr>
-            <w:rStyle w:val="Hyperlink"/>
-            <w:b/>
-            <w:noProof/>
-          </w:rPr>
-          <w:t xml:space="preserve">Figura </w:t>
-        </w:r>
-        <w:r>
-          <w:rPr>
-            <w:rStyle w:val="Hyperlink"/>
-            <w:noProof/>
-          </w:rPr>
-          <w:t>1. Curva horaria en días laborables frente a fines de semana. El fin de semana no desplaza la curva: le cambia la forma.</w:t>
-        </w:r>
-        <w:r>
-          <w:rPr>
-            <w:noProof/>
-            <w:webHidden/>
-          </w:rPr>
-          <w:tab/>
-        </w:r>
-        <w:r>
-          <w:rPr>
-            <w:noProof/>
-            <w:webHidden/>
-          </w:rPr>
-          <w:fldChar w:fldCharType="begin"/>
-        </w:r>
-        <w:r>
-          <w:rPr>
-            <w:noProof/>
-            <w:webHidden/>
-          </w:rPr>
-          <w:instrText xml:space="preserve"> PAGEREF _Toc238725593 \h </w:instrText>
-        </w:r>
-        <w:r>
-          <w:rPr>
-            <w:noProof/>
-            <w:webHidden/>
-          </w:rPr>
-        </w:r>
-        <w:r>
-          <w:rPr>
-            <w:noProof/>
-            <w:webHidden/>
-          </w:rPr>
-          <w:fldChar w:fldCharType="separate"/>
-        </w:r>
-        <w:r>
-          <w:rPr>
-            <w:noProof/>
-            <w:webHidden/>
-          </w:rPr>
-          <w:t>11</w:t>
-        </w:r>
-        <w:r>
-          <w:rPr>
-            <w:noProof/>
-            <w:webHidden/>
-          </w:rPr>
-          <w:fldChar w:fldCharType="end"/>
-        </w:r>
-      </w:hyperlink>
-    </w:p>
-    <w:p>
-      <w:pPr>
-        <w:pStyle w:val="TableofFigures"/>
-        <w:tabs>
-          <w:tab w:val="right" w:leader="dot" w:pos="9016"/>
-        </w:tabs>
-        <w:rPr>
-          <w:noProof/>
-        </w:rPr>
-      </w:pPr>
-      <w:hyperlink w:anchor="_Toc238725594" w:history="1">
-        <w:r>
-          <w:rPr>
-            <w:rStyle w:val="Hyperlink"/>
-            <w:b/>
-            <w:noProof/>
-          </w:rPr>
-          <w:t xml:space="preserve">Figura </w:t>
-        </w:r>
-        <w:r>
-          <w:rPr>
-            <w:rStyle w:val="Hyperlink"/>
-            <w:noProof/>
-          </w:rPr>
-          <w:t>1. Demanda media cruzando hora del día y día de la semana.</w:t>
-        </w:r>
-        <w:r>
-          <w:rPr>
-            <w:noProof/>
-            <w:webHidden/>
-          </w:rPr>
-          <w:tab/>
-        </w:r>
-        <w:r>
-          <w:rPr>
-            <w:noProof/>
-            <w:webHidden/>
-          </w:rPr>
-          <w:fldChar w:fldCharType="begin"/>
-        </w:r>
-        <w:r>
-          <w:rPr>
-            <w:noProof/>
-            <w:webHidden/>
-          </w:rPr>
-          <w:instrText xml:space="preserve"> PAGEREF _Toc238725594 \h </w:instrText>
-        </w:r>
-        <w:r>
-          <w:rPr>
-            <w:noProof/>
-            <w:webHidden/>
-          </w:rPr>
-        </w:r>
-        <w:r>
-          <w:rPr>
-            <w:noProof/>
-            <w:webHidden/>
-          </w:rPr>
-          <w:fldChar w:fldCharType="separate"/>
-        </w:r>
-        <w:r>
-          <w:rPr>
-            <w:noProof/>
-            <w:webHidden/>
-          </w:rPr>
-          <w:t>12</w:t>
-        </w:r>
-        <w:r>
-          <w:rPr>
-            <w:noProof/>
-            <w:webHidden/>
-          </w:rPr>
-          <w:fldChar w:fldCharType="end"/>
-        </w:r>
-      </w:hyperlink>
-    </w:p>
-    <w:p>
-      <w:pPr>
-        <w:pStyle w:val="TableofFigures"/>
-        <w:tabs>
-          <w:tab w:val="right" w:leader="dot" w:pos="9016"/>
-        </w:tabs>
-        <w:rPr>
-          <w:noProof/>
-        </w:rPr>
-      </w:pPr>
-      <w:hyperlink w:anchor="_Toc238725595" w:history="1">
-        <w:r>
-          <w:rPr>
-            <w:rStyle w:val="Hyperlink"/>
-            <w:b/>
-            <w:noProof/>
-          </w:rPr>
-          <w:t xml:space="preserve">Figura </w:t>
-        </w:r>
-        <w:r>
-          <w:rPr>
-            <w:rStyle w:val="Hyperlink"/>
-            <w:noProof/>
-          </w:rPr>
-          <w:t>1. Quince zonas con mayor demanda acumulada en 2023.</w:t>
-        </w:r>
-        <w:r>
-          <w:rPr>
-            <w:noProof/>
-            <w:webHidden/>
-          </w:rPr>
-          <w:tab/>
-        </w:r>
-        <w:r>
-          <w:rPr>
-            <w:noProof/>
-            <w:webHidden/>
-          </w:rPr>
-          <w:fldChar w:fldCharType="begin"/>
-        </w:r>
-        <w:r>
-          <w:rPr>
-            <w:noProof/>
-            <w:webHidden/>
-          </w:rPr>
-          <w:instrText xml:space="preserve"> PAGEREF _Toc238725595 \h </w:instrText>
-        </w:r>
-        <w:r>
-          <w:rPr>
-            <w:noProof/>
-            <w:webHidden/>
-          </w:rPr>
-        </w:r>
-        <w:r>
-          <w:rPr>
-            <w:noProof/>
-            <w:webHidden/>
-          </w:rPr>
-          <w:fldChar w:fldCharType="separate"/>
-        </w:r>
-        <w:r>
-          <w:rPr>
-            <w:noProof/>
-            <w:webHidden/>
-          </w:rPr>
-          <w:t>13</w:t>
-        </w:r>
-        <w:r>
-          <w:rPr>
-            <w:noProof/>
-            <w:webHidden/>
-          </w:rPr>
-          <w:fldChar w:fldCharType="end"/>
-        </w:r>
-      </w:hyperlink>
-    </w:p>
-    <w:p>
-      <w:pPr>
-        <w:pStyle w:val="TableofFigures"/>
-        <w:tabs>
-          <w:tab w:val="right" w:leader="dot" w:pos="9016"/>
-        </w:tabs>
-        <w:rPr>
-          <w:noProof/>
-        </w:rPr>
-      </w:pPr>
-      <w:hyperlink w:anchor="_Toc238725596" w:history="1">
-        <w:r>
-          <w:rPr>
-            <w:rStyle w:val="Hyperlink"/>
-            <w:b/>
-            <w:noProof/>
-          </w:rPr>
-          <w:t xml:space="preserve">Figura </w:t>
-        </w:r>
-        <w:r>
-          <w:rPr>
-            <w:rStyle w:val="Hyperlink"/>
-            <w:noProof/>
-          </w:rPr>
-          <w:t>1. Demanda media por zona (quince principales) y hora del día. Cada zona tiene su propia hora punta.</w:t>
-        </w:r>
-        <w:r>
-          <w:rPr>
-            <w:noProof/>
-            <w:webHidden/>
-          </w:rPr>
-          <w:tab/>
-        </w:r>
-        <w:r>
-          <w:rPr>
-            <w:noProof/>
-            <w:webHidden/>
-          </w:rPr>
-          <w:fldChar w:fldCharType="begin"/>
-        </w:r>
-        <w:r>
-          <w:rPr>
-            <w:noProof/>
-            <w:webHidden/>
-          </w:rPr>
-          <w:instrText xml:space="preserve"> PAGEREF _Toc238725596 \h </w:instrText>
-        </w:r>
-        <w:r>
-          <w:rPr>
-            <w:noProof/>
-            <w:webHidden/>
-          </w:rPr>
-        </w:r>
-        <w:r>
-          <w:rPr>
-            <w:noProof/>
-            <w:webHidden/>
-          </w:rPr>
-          <w:fldChar w:fldCharType="separate"/>
-        </w:r>
-        <w:r>
-          <w:rPr>
-            <w:noProof/>
-            <w:webHidden/>
-          </w:rPr>
-          <w:t>13</w:t>
-        </w:r>
-        <w:r>
-          <w:rPr>
-            <w:noProof/>
-            <w:webHidden/>
-          </w:rPr>
-          <w:fldChar w:fldCharType="end"/>
-        </w:r>
-      </w:hyperlink>
-    </w:p>
-    <w:p>
-      <w:pPr>
-        <w:pStyle w:val="TableofFigures"/>
-        <w:tabs>
-          <w:tab w:val="right" w:leader="dot" w:pos="9016"/>
-        </w:tabs>
-        <w:rPr>
-          <w:noProof/>
-        </w:rPr>
-      </w:pPr>
-      <w:hyperlink w:anchor="_Toc238725597" w:history="1">
-        <w:r>
-          <w:rPr>
-            <w:rStyle w:val="Hyperlink"/>
-            <w:b/>
-            <w:noProof/>
-          </w:rPr>
-          <w:t xml:space="preserve">Figura </w:t>
-        </w:r>
-        <w:r>
-          <w:rPr>
-            <w:rStyle w:val="Hyperlink"/>
-            <w:noProof/>
-          </w:rPr>
-          <w:t>1. Demanda diaria total agregada de Nueva York durante 2023.</w:t>
-        </w:r>
-        <w:r>
-          <w:rPr>
-            <w:noProof/>
-            <w:webHidden/>
-          </w:rPr>
-          <w:tab/>
-        </w:r>
-        <w:r>
-          <w:rPr>
-            <w:noProof/>
-            <w:webHidden/>
-          </w:rPr>
-          <w:fldChar w:fldCharType="begin"/>
-        </w:r>
-        <w:r>
-          <w:rPr>
-            <w:noProof/>
-            <w:webHidden/>
-          </w:rPr>
-          <w:instrText xml:space="preserve"> PAGEREF _Toc238725597 \h </w:instrText>
-        </w:r>
-        <w:r>
-          <w:rPr>
-            <w:noProof/>
-            <w:webHidden/>
-          </w:rPr>
-        </w:r>
-        <w:r>
-          <w:rPr>
-            <w:noProof/>
-            <w:webHidden/>
-          </w:rPr>
-          <w:fldChar w:fldCharType="separate"/>
-        </w:r>
-        <w:r>
-          <w:rPr>
-            <w:noProof/>
-            <w:webHidden/>
-          </w:rPr>
-          <w:t>14</w:t>
-        </w:r>
-        <w:r>
-          <w:rPr>
-            <w:noProof/>
-            <w:webHidden/>
-          </w:rPr>
-          <w:fldChar w:fldCharType="end"/>
-        </w:r>
-      </w:hyperlink>
-    </w:p>
-    <w:p>
-      <w:pPr>
-        <w:pStyle w:val="TableofFigures"/>
-        <w:tabs>
-          <w:tab w:val="right" w:leader="dot" w:pos="9016"/>
-        </w:tabs>
-        <w:rPr>
-          <w:noProof/>
-        </w:rPr>
-      </w:pPr>
-      <w:hyperlink w:anchor="_Toc238725598" w:history="1">
-        <w:r>
-          <w:rPr>
-            <w:rStyle w:val="Hyperlink"/>
-            <w:b/>
-            <w:noProof/>
-          </w:rPr>
-          <w:t xml:space="preserve">Figura </w:t>
-        </w:r>
-        <w:r>
-          <w:rPr>
-            <w:rStyle w:val="Hyperlink"/>
-            <w:noProof/>
-          </w:rPr>
-          <w:t>1. Importancia de variables de LightGBM, medida como número de divisiones del árbol en que interviene cada una.</w:t>
-        </w:r>
-        <w:r>
-          <w:rPr>
-            <w:noProof/>
-            <w:webHidden/>
-          </w:rPr>
-          <w:tab/>
-        </w:r>
-        <w:r>
-          <w:rPr>
-            <w:noProof/>
-            <w:webHidden/>
-          </w:rPr>
-          <w:fldChar w:fldCharType="begin"/>
-        </w:r>
-        <w:r>
-          <w:rPr>
-            <w:noProof/>
-            <w:webHidden/>
-          </w:rPr>
-          <w:instrText xml:space="preserve"> PAGEREF _Toc238725598 \h </w:instrText>
-        </w:r>
-        <w:r>
-          <w:rPr>
-            <w:noProof/>
-            <w:webHidden/>
-          </w:rPr>
-        </w:r>
-        <w:r>
-          <w:rPr>
-            <w:noProof/>
-            <w:webHidden/>
-          </w:rPr>
-          <w:fldChar w:fldCharType="separate"/>
-        </w:r>
-        <w:r>
-          <w:rPr>
-            <w:noProof/>
-            <w:webHidden/>
-          </w:rPr>
-          <w:t>18</w:t>
-        </w:r>
-        <w:r>
-          <w:rPr>
-            <w:noProof/>
-            <w:webHidden/>
-          </w:rPr>
-          <w:fldChar w:fldCharType="end"/>
-        </w:r>
-      </w:hyperlink>
-    </w:p>
-    <w:p>
-      <w:pPr>
-        <w:pStyle w:val="TableofFigures"/>
-        <w:tabs>
-          <w:tab w:val="right" w:leader="dot" w:pos="9016"/>
-        </w:tabs>
-        <w:rPr>
-          <w:noProof/>
-        </w:rPr>
-      </w:pPr>
-      <w:hyperlink w:anchor="_Toc238725599" w:history="1">
-        <w:r>
-          <w:rPr>
-            <w:rStyle w:val="Hyperlink"/>
-            <w:b/>
-            <w:noProof/>
-          </w:rPr>
-          <w:t xml:space="preserve">Figura </w:t>
-        </w:r>
-        <w:r>
-          <w:rPr>
-            <w:rStyle w:val="Hyperlink"/>
-            <w:noProof/>
-          </w:rPr>
-          <w:t>1. Movilidad media de Terrassa por distrito y hora del día (fuente: MITMA).</w:t>
-        </w:r>
-        <w:r>
-          <w:rPr>
-            <w:noProof/>
-            <w:webHidden/>
-          </w:rPr>
-          <w:tab/>
-        </w:r>
-        <w:r>
-          <w:rPr>
-            <w:noProof/>
-            <w:webHidden/>
-          </w:rPr>
-          <w:fldChar w:fldCharType="begin"/>
-        </w:r>
-        <w:r>
-          <w:rPr>
-            <w:noProof/>
-            <w:webHidden/>
-          </w:rPr>
-          <w:instrText xml:space="preserve"> PAGEREF _Toc238725599 \h </w:instrText>
-        </w:r>
-        <w:r>
-          <w:rPr>
-            <w:noProof/>
-            <w:webHidden/>
-          </w:rPr>
-        </w:r>
-        <w:r>
-          <w:rPr>
-            <w:noProof/>
-            <w:webHidden/>
-          </w:rPr>
-          <w:fldChar w:fldCharType="separate"/>
-        </w:r>
-        <w:r>
-          <w:rPr>
-            <w:noProof/>
-            <w:webHidden/>
-          </w:rPr>
-          <w:t>19</w:t>
-        </w:r>
-        <w:r>
-          <w:rPr>
-            <w:noProof/>
-            <w:webHidden/>
-          </w:rPr>
-          <w:fldChar w:fldCharType="end"/>
-        </w:r>
-      </w:hyperlink>
-    </w:p>
-    <w:p>
-      <w:pPr>
-        <w:pStyle w:val="TableofFigures"/>
-        <w:tabs>
-          <w:tab w:val="right" w:leader="dot" w:pos="9016"/>
-        </w:tabs>
-        <w:rPr>
-          <w:noProof/>
-        </w:rPr>
-      </w:pPr>
-      <w:hyperlink w:anchor="_Toc238725600" w:history="1">
-        <w:r>
-          <w:rPr>
-            <w:rStyle w:val="Hyperlink"/>
-            <w:b/>
-            <w:noProof/>
-          </w:rPr>
-          <w:t xml:space="preserve">Figura </w:t>
-        </w:r>
-        <w:r>
-          <w:rPr>
-            <w:rStyle w:val="Hyperlink"/>
-            <w:noProof/>
-          </w:rPr>
-          <w:t>1. Perfiles horario y semanal agregados de la movilidad de Terrassa.</w:t>
-        </w:r>
-        <w:r>
-          <w:rPr>
-            <w:noProof/>
-            <w:webHidden/>
-          </w:rPr>
-          <w:tab/>
-        </w:r>
-        <w:r>
-          <w:rPr>
-            <w:noProof/>
-            <w:webHidden/>
-          </w:rPr>
-          <w:fldChar w:fldCharType="begin"/>
-        </w:r>
-        <w:r>
-          <w:rPr>
-            <w:noProof/>
-            <w:webHidden/>
-          </w:rPr>
-          <w:instrText xml:space="preserve"> PAGEREF _Toc238725600 \h </w:instrText>
-        </w:r>
-        <w:r>
-          <w:rPr>
-            <w:noProof/>
-            <w:webHidden/>
-          </w:rPr>
-        </w:r>
-        <w:r>
-          <w:rPr>
-            <w:noProof/>
-            <w:webHidden/>
-          </w:rPr>
-          <w:fldChar w:fldCharType="separate"/>
-        </w:r>
-        <w:r>
-          <w:rPr>
-            <w:noProof/>
-            <w:webHidden/>
-          </w:rPr>
-          <w:t>19</w:t>
-        </w:r>
-        <w:r>
-          <w:rPr>
-            <w:noProof/>
-            <w:webHidden/>
-          </w:rPr>
-          <w:fldChar w:fldCharType="end"/>
-        </w:r>
-      </w:hyperlink>
-    </w:p>
-    <w:p>
-      <w:pPr>
-        <w:pStyle w:val="TableofFigures"/>
-        <w:tabs>
-          <w:tab w:val="right" w:leader="dot" w:pos="9016"/>
-        </w:tabs>
-        <w:rPr>
-          <w:noProof/>
-        </w:rPr>
-      </w:pPr>
-      <w:hyperlink w:anchor="_Toc238725601" w:history="1">
-        <w:r>
-          <w:rPr>
-            <w:rStyle w:val="Hyperlink"/>
-            <w:b/>
-            <w:noProof/>
-          </w:rPr>
-          <w:t xml:space="preserve">Figura </w:t>
-        </w:r>
-        <w:r>
-          <w:rPr>
-            <w:rStyle w:val="Hyperlink"/>
-            <w:noProof/>
-          </w:rPr>
-          <w:t>1. Forma horaria normalizada de ambos contextos. La correlación de 0,88 sostiene la hipótesis de transferencia del patrón temporal.</w:t>
-        </w:r>
-        <w:r>
-          <w:rPr>
-            <w:noProof/>
-            <w:webHidden/>
-          </w:rPr>
-          <w:tab/>
-        </w:r>
-        <w:r>
-          <w:rPr>
-            <w:noProof/>
-            <w:webHidden/>
-          </w:rPr>
-          <w:fldChar w:fldCharType="begin"/>
-        </w:r>
-        <w:r>
-          <w:rPr>
-            <w:noProof/>
-            <w:webHidden/>
-          </w:rPr>
-          <w:instrText xml:space="preserve"> PAGEREF _Toc238725601 \h </w:instrText>
-        </w:r>
-        <w:r>
-          <w:rPr>
-            <w:noProof/>
-            <w:webHidden/>
-          </w:rPr>
-        </w:r>
-        <w:r>
-          <w:rPr>
-            <w:noProof/>
-            <w:webHidden/>
-          </w:rPr>
-          <w:fldChar w:fldCharType="separate"/>
-        </w:r>
-        <w:r>
-          <w:rPr>
-            <w:noProof/>
-            <w:webHidden/>
-          </w:rPr>
-          <w:t>20</w:t>
-        </w:r>
-        <w:r>
-          <w:rPr>
-            <w:noProof/>
-            <w:webHidden/>
-          </w:rPr>
-          <w:fldChar w:fldCharType="end"/>
-        </w:r>
-      </w:hyperlink>
-    </w:p>
-    <w:p>
-      <w:pPr>
-        <w:pStyle w:val="TableofFigures"/>
-        <w:tabs>
-          <w:tab w:val="right" w:leader="dot" w:pos="9016"/>
-        </w:tabs>
-        <w:rPr>
-          <w:noProof/>
-        </w:rPr>
-      </w:pPr>
-      <w:hyperlink w:anchor="_Toc238725602" w:history="1">
-        <w:r>
-          <w:rPr>
-            <w:rStyle w:val="Hyperlink"/>
-            <w:b/>
-            <w:noProof/>
-          </w:rPr>
-          <w:t xml:space="preserve">Figura </w:t>
-        </w:r>
-        <w:r>
-          <w:rPr>
-            <w:rStyle w:val="Hyperlink"/>
-            <w:noProof/>
-          </w:rPr>
-          <w:t>1. Forma semanal normalizada de ambos contextos.</w:t>
-        </w:r>
-        <w:r>
-          <w:rPr>
-            <w:noProof/>
-            <w:webHidden/>
-          </w:rPr>
-          <w:tab/>
-        </w:r>
-        <w:r>
-          <w:rPr>
-            <w:noProof/>
-            <w:webHidden/>
-          </w:rPr>
-          <w:fldChar w:fldCharType="begin"/>
-        </w:r>
-        <w:r>
-          <w:rPr>
-            <w:noProof/>
-            <w:webHidden/>
-          </w:rPr>
-          <w:instrText xml:space="preserve"> PAGEREF _Toc238725602 \h </w:instrText>
-        </w:r>
-        <w:r>
-          <w:rPr>
-            <w:noProof/>
-            <w:webHidden/>
-          </w:rPr>
-        </w:r>
-        <w:r>
-          <w:rPr>
-            <w:noProof/>
-            <w:webHidden/>
-          </w:rPr>
-          <w:fldChar w:fldCharType="separate"/>
-        </w:r>
-        <w:r>
-          <w:rPr>
-            <w:noProof/>
-            <w:webHidden/>
-          </w:rPr>
-          <w:t>21</w:t>
-        </w:r>
-        <w:r>
-          <w:rPr>
-            <w:noProof/>
-            <w:webHidden/>
-          </w:rPr>
-          <w:fldChar w:fldCharType="end"/>
-        </w:r>
-      </w:hyperlink>
-    </w:p>
-    <w:p>
-      <w:r>
-        <w:fldChar w:fldCharType="end"/>
-      </w:r>
-    </w:p>
-    <w:p>
-      <w:pPr>
-        <w:pStyle w:val="Heading1"/>
-      </w:pPr>
-      <w:bookmarkStart w:id="4" w:name="_Toc238725537"/>
-      <w:r>
-        <w:t>Índice de tablas</w:t>
-      </w:r>
-      <w:bookmarkEnd w:id="4"/>
-    </w:p>
-    <w:p>
-      <w:pPr>
-        <w:pStyle w:val="TableofFigures"/>
+      <w:pPr>
+        <w:pStyle w:val="TOC2"/>
         <w:tabs>
           <w:tab w:val="right" w:leader="dot" w:pos="9016"/>
         </w:tabs>
@@ -5442,30 +4409,13 @@
           <w14:ligatures w14:val="standardContextual"/>
         </w:rPr>
       </w:pPr>
-      <w:r>
-        <w:fldChar w:fldCharType="begin"/>
-      </w:r>
-      <w:r>
-        <w:instrText xml:space="preserve"> TOC \h \z \c "Tabla" </w:instrText>
-      </w:r>
-      <w:r>
-        <w:fldChar w:fldCharType="separate"/>
-      </w:r>
-      <w:hyperlink w:anchor="_Toc238725603" w:history="1">
+      <w:hyperlink w:anchor="_Toc239348276" w:history="1">
         <w:r>
           <w:rPr>
             <w:rStyle w:val="Hyperlink"/>
-            <w:b/>
-            <w:noProof/>
-          </w:rPr>
-          <w:t xml:space="preserve">Tabla </w:t>
-        </w:r>
-        <w:r>
-          <w:rPr>
-            <w:rStyle w:val="Hyperlink"/>
-            <w:noProof/>
-          </w:rPr>
-          <w:t>1. Resultados sobre todas las zonas (conjunto de prueba, noviembre–diciembre).</w:t>
+            <w:noProof/>
+          </w:rPr>
+          <w:t>10.1    Anexo A — Consentimiento informado</w:t>
         </w:r>
         <w:r>
           <w:rPr>
@@ -5486,7 +4436,7 @@
             <w:noProof/>
             <w:webHidden/>
           </w:rPr>
-          <w:instrText xml:space="preserve"> PAGEREF _Toc238725603 \h </w:instrText>
+          <w:instrText xml:space="preserve"> PAGEREF _Toc239348276 \h </w:instrText>
         </w:r>
         <w:r>
           <w:rPr>
@@ -5506,7 +4456,7 @@
             <w:noProof/>
             <w:webHidden/>
           </w:rPr>
-          <w:t>16</w:t>
+          <w:t>29</w:t>
         </w:r>
         <w:r>
           <w:rPr>
@@ -5519,7 +4469,7 @@
     </w:p>
     <w:p>
       <w:pPr>
-        <w:pStyle w:val="TableofFigures"/>
+        <w:pStyle w:val="TOC2"/>
         <w:tabs>
           <w:tab w:val="right" w:leader="dot" w:pos="9016"/>
         </w:tabs>
@@ -5533,21 +4483,13 @@
           <w14:ligatures w14:val="standardContextual"/>
         </w:rPr>
       </w:pPr>
-      <w:hyperlink w:anchor="_Toc238725604" w:history="1">
+      <w:hyperlink w:anchor="_Toc239348277" w:history="1">
         <w:r>
           <w:rPr>
             <w:rStyle w:val="Hyperlink"/>
-            <w:b/>
-            <w:noProof/>
-          </w:rPr>
-          <w:t xml:space="preserve">Tabla </w:t>
-        </w:r>
-        <w:r>
-          <w:rPr>
-            <w:rStyle w:val="Hyperlink"/>
-            <w:noProof/>
-          </w:rPr>
-          <w:t>1. Comparación equitativa sobre la muestra de las 30 zonas de mayor demanda.</w:t>
+            <w:noProof/>
+          </w:rPr>
+          <w:t>10.2    Anexo B — Plantilla de registro de carreras</w:t>
         </w:r>
         <w:r>
           <w:rPr>
@@ -5568,7 +4510,7 @@
             <w:noProof/>
             <w:webHidden/>
           </w:rPr>
-          <w:instrText xml:space="preserve"> PAGEREF _Toc238725604 \h </w:instrText>
+          <w:instrText xml:space="preserve"> PAGEREF _Toc239348277 \h </w:instrText>
         </w:r>
         <w:r>
           <w:rPr>
@@ -5588,7 +4530,7 @@
             <w:noProof/>
             <w:webHidden/>
           </w:rPr>
-          <w:t>16</w:t>
+          <w:t>29</w:t>
         </w:r>
         <w:r>
           <w:rPr>
@@ -5601,7 +4543,7 @@
     </w:p>
     <w:p>
       <w:pPr>
-        <w:pStyle w:val="TableofFigures"/>
+        <w:pStyle w:val="TOC2"/>
         <w:tabs>
           <w:tab w:val="right" w:leader="dot" w:pos="9016"/>
         </w:tabs>
@@ -5615,21 +4557,13 @@
           <w14:ligatures w14:val="standardContextual"/>
         </w:rPr>
       </w:pPr>
-      <w:hyperlink w:anchor="_Toc238725605" w:history="1">
+      <w:hyperlink w:anchor="_Toc239348278" w:history="1">
         <w:r>
           <w:rPr>
             <w:rStyle w:val="Hyperlink"/>
-            <w:b/>
-            <w:noProof/>
-          </w:rPr>
-          <w:t xml:space="preserve">Tabla </w:t>
-        </w:r>
-        <w:r>
-          <w:rPr>
-            <w:rStyle w:val="Hyperlink"/>
-            <w:noProof/>
-          </w:rPr>
-          <w:t>1. Hiperparámetros del modelo LightGBM de producción.</w:t>
+            <w:noProof/>
+          </w:rPr>
+          <w:t>10.3    Anexo C — Capturas de la aplicación</w:t>
         </w:r>
         <w:r>
           <w:rPr>
@@ -5650,7 +4584,7 @@
             <w:noProof/>
             <w:webHidden/>
           </w:rPr>
-          <w:instrText xml:space="preserve"> PAGEREF _Toc238725605 \h </w:instrText>
+          <w:instrText xml:space="preserve"> PAGEREF _Toc239348278 \h </w:instrText>
         </w:r>
         <w:r>
           <w:rPr>
@@ -5670,7 +4604,7 @@
             <w:noProof/>
             <w:webHidden/>
           </w:rPr>
-          <w:t>17</w:t>
+          <w:t>30</w:t>
         </w:r>
         <w:r>
           <w:rPr>
@@ -5683,7 +4617,7 @@
     </w:p>
     <w:p>
       <w:pPr>
-        <w:pStyle w:val="TableofFigures"/>
+        <w:pStyle w:val="TOC2"/>
         <w:tabs>
           <w:tab w:val="right" w:leader="dot" w:pos="9016"/>
         </w:tabs>
@@ -5697,21 +4631,119 @@
           <w14:ligatures w14:val="standardContextual"/>
         </w:rPr>
       </w:pPr>
-      <w:hyperlink w:anchor="_Toc238725606" w:history="1">
+      <w:hyperlink w:anchor="_Toc239348279" w:history="1">
+        <w:r>
+          <w:rPr>
+            <w:rStyle w:val="Hyperlink"/>
+            <w:noProof/>
+          </w:rPr>
+          <w:t>10.4    Anexo D — Estructura del repositorio</w:t>
+        </w:r>
+        <w:r>
+          <w:rPr>
+            <w:noProof/>
+            <w:webHidden/>
+          </w:rPr>
+          <w:tab/>
+        </w:r>
+        <w:r>
+          <w:rPr>
+            <w:noProof/>
+            <w:webHidden/>
+          </w:rPr>
+          <w:fldChar w:fldCharType="begin"/>
+        </w:r>
+        <w:r>
+          <w:rPr>
+            <w:noProof/>
+            <w:webHidden/>
+          </w:rPr>
+          <w:instrText xml:space="preserve"> PAGEREF _Toc239348279 \h </w:instrText>
+        </w:r>
+        <w:r>
+          <w:rPr>
+            <w:noProof/>
+            <w:webHidden/>
+          </w:rPr>
+        </w:r>
+        <w:r>
+          <w:rPr>
+            <w:noProof/>
+            <w:webHidden/>
+          </w:rPr>
+          <w:fldChar w:fldCharType="separate"/>
+        </w:r>
+        <w:r>
+          <w:rPr>
+            <w:noProof/>
+            <w:webHidden/>
+          </w:rPr>
+          <w:t>32</w:t>
+        </w:r>
+        <w:r>
+          <w:rPr>
+            <w:noProof/>
+            <w:webHidden/>
+          </w:rPr>
+          <w:fldChar w:fldCharType="end"/>
+        </w:r>
+      </w:hyperlink>
+    </w:p>
+    <w:p>
+      <w:r>
+        <w:fldChar w:fldCharType="end"/>
+      </w:r>
+    </w:p>
+    <w:p>
+      <w:r>
+        <w:br w:type="page"/>
+      </w:r>
+    </w:p>
+    <w:p>
+      <w:pPr>
+        <w:pStyle w:val="Heading1"/>
+      </w:pPr>
+      <w:bookmarkStart w:id="3" w:name="_Toc239348222"/>
+      <w:r>
+        <w:lastRenderedPageBreak/>
+        <w:t>Índice de figuras</w:t>
+      </w:r>
+      <w:bookmarkEnd w:id="3"/>
+    </w:p>
+    <w:p>
+      <w:pPr>
+        <w:pStyle w:val="TableofFigures"/>
+        <w:tabs>
+          <w:tab w:val="right" w:leader="dot" w:pos="9016"/>
+        </w:tabs>
+        <w:rPr>
+          <w:noProof/>
+        </w:rPr>
+      </w:pPr>
+      <w:r>
+        <w:fldChar w:fldCharType="begin"/>
+      </w:r>
+      <w:r>
+        <w:instrText xml:space="preserve"> TOC \h \z \c "Figura" </w:instrText>
+      </w:r>
+      <w:r>
+        <w:fldChar w:fldCharType="separate"/>
+      </w:r>
+      <w:hyperlink w:anchor="_Toc239348280" w:history="1">
         <w:r>
           <w:rPr>
             <w:rStyle w:val="Hyperlink"/>
             <w:b/>
             <w:noProof/>
           </w:rPr>
-          <w:t xml:space="preserve">Tabla </w:t>
+          <w:t xml:space="preserve">Figura </w:t>
         </w:r>
         <w:r>
           <w:rPr>
             <w:rStyle w:val="Hyperlink"/>
             <w:noProof/>
           </w:rPr>
-          <w:t>1. Campos de la plantilla de registro de carreras.</w:t>
+          <w:t>1. Distribución de la demanda por zona-hora, recortada al percentil 99. El 61,5 % de las celdas de la rejilla registra cero recogidas.</w:t>
         </w:r>
         <w:r>
           <w:rPr>
@@ -5732,7 +4764,7 @@
             <w:noProof/>
             <w:webHidden/>
           </w:rPr>
-          <w:instrText xml:space="preserve"> PAGEREF _Toc238725606 \h </w:instrText>
+          <w:instrText xml:space="preserve"> PAGEREF _Toc239348280 \h </w:instrText>
         </w:r>
         <w:r>
           <w:rPr>
@@ -5752,7 +4784,7 @@
             <w:noProof/>
             <w:webHidden/>
           </w:rPr>
-          <w:t>27</w:t>
+          <w:t>10</w:t>
         </w:r>
         <w:r>
           <w:rPr>
@@ -5762,6 +4794,1161 @@
           <w:fldChar w:fldCharType="end"/>
         </w:r>
       </w:hyperlink>
+    </w:p>
+    <w:p>
+      <w:pPr>
+        <w:pStyle w:val="TableofFigures"/>
+        <w:tabs>
+          <w:tab w:val="right" w:leader="dot" w:pos="9016"/>
+        </w:tabs>
+        <w:rPr>
+          <w:noProof/>
+        </w:rPr>
+      </w:pPr>
+      <w:hyperlink w:anchor="_Toc239348281" w:history="1">
+        <w:r>
+          <w:rPr>
+            <w:rStyle w:val="Hyperlink"/>
+            <w:b/>
+            <w:noProof/>
+          </w:rPr>
+          <w:t xml:space="preserve">Figura </w:t>
+        </w:r>
+        <w:r>
+          <w:rPr>
+            <w:rStyle w:val="Hyperlink"/>
+            <w:noProof/>
+          </w:rPr>
+          <w:t>1. Demanda media por hora del día. El valle nocturno y el pico vespertino son la señal temporal dominante.</w:t>
+        </w:r>
+        <w:r>
+          <w:rPr>
+            <w:noProof/>
+            <w:webHidden/>
+          </w:rPr>
+          <w:tab/>
+        </w:r>
+        <w:r>
+          <w:rPr>
+            <w:noProof/>
+            <w:webHidden/>
+          </w:rPr>
+          <w:fldChar w:fldCharType="begin"/>
+        </w:r>
+        <w:r>
+          <w:rPr>
+            <w:noProof/>
+            <w:webHidden/>
+          </w:rPr>
+          <w:instrText xml:space="preserve"> PAGEREF _Toc239348281 \h </w:instrText>
+        </w:r>
+        <w:r>
+          <w:rPr>
+            <w:noProof/>
+            <w:webHidden/>
+          </w:rPr>
+        </w:r>
+        <w:r>
+          <w:rPr>
+            <w:noProof/>
+            <w:webHidden/>
+          </w:rPr>
+          <w:fldChar w:fldCharType="separate"/>
+        </w:r>
+        <w:r>
+          <w:rPr>
+            <w:noProof/>
+            <w:webHidden/>
+          </w:rPr>
+          <w:t>11</w:t>
+        </w:r>
+        <w:r>
+          <w:rPr>
+            <w:noProof/>
+            <w:webHidden/>
+          </w:rPr>
+          <w:fldChar w:fldCharType="end"/>
+        </w:r>
+      </w:hyperlink>
+    </w:p>
+    <w:p>
+      <w:pPr>
+        <w:pStyle w:val="TableofFigures"/>
+        <w:tabs>
+          <w:tab w:val="right" w:leader="dot" w:pos="9016"/>
+        </w:tabs>
+        <w:rPr>
+          <w:noProof/>
+        </w:rPr>
+      </w:pPr>
+      <w:hyperlink w:anchor="_Toc239348282" w:history="1">
+        <w:r>
+          <w:rPr>
+            <w:rStyle w:val="Hyperlink"/>
+            <w:b/>
+            <w:noProof/>
+          </w:rPr>
+          <w:t xml:space="preserve">Figura </w:t>
+        </w:r>
+        <w:r>
+          <w:rPr>
+            <w:rStyle w:val="Hyperlink"/>
+            <w:noProof/>
+          </w:rPr>
+          <w:t>1. Demanda media por día de la semana.</w:t>
+        </w:r>
+        <w:r>
+          <w:rPr>
+            <w:noProof/>
+            <w:webHidden/>
+          </w:rPr>
+          <w:tab/>
+        </w:r>
+        <w:r>
+          <w:rPr>
+            <w:noProof/>
+            <w:webHidden/>
+          </w:rPr>
+          <w:fldChar w:fldCharType="begin"/>
+        </w:r>
+        <w:r>
+          <w:rPr>
+            <w:noProof/>
+            <w:webHidden/>
+          </w:rPr>
+          <w:instrText xml:space="preserve"> PAGEREF _Toc239348282 \h </w:instrText>
+        </w:r>
+        <w:r>
+          <w:rPr>
+            <w:noProof/>
+            <w:webHidden/>
+          </w:rPr>
+        </w:r>
+        <w:r>
+          <w:rPr>
+            <w:noProof/>
+            <w:webHidden/>
+          </w:rPr>
+          <w:fldChar w:fldCharType="separate"/>
+        </w:r>
+        <w:r>
+          <w:rPr>
+            <w:noProof/>
+            <w:webHidden/>
+          </w:rPr>
+          <w:t>11</w:t>
+        </w:r>
+        <w:r>
+          <w:rPr>
+            <w:noProof/>
+            <w:webHidden/>
+          </w:rPr>
+          <w:fldChar w:fldCharType="end"/>
+        </w:r>
+      </w:hyperlink>
+    </w:p>
+    <w:p>
+      <w:pPr>
+        <w:pStyle w:val="TableofFigures"/>
+        <w:tabs>
+          <w:tab w:val="right" w:leader="dot" w:pos="9016"/>
+        </w:tabs>
+        <w:rPr>
+          <w:noProof/>
+        </w:rPr>
+      </w:pPr>
+      <w:hyperlink w:anchor="_Toc239348283" w:history="1">
+        <w:r>
+          <w:rPr>
+            <w:rStyle w:val="Hyperlink"/>
+            <w:b/>
+            <w:noProof/>
+          </w:rPr>
+          <w:t xml:space="preserve">Figura </w:t>
+        </w:r>
+        <w:r>
+          <w:rPr>
+            <w:rStyle w:val="Hyperlink"/>
+            <w:noProof/>
+          </w:rPr>
+          <w:t>1. Curva horaria en días laborables frente a fines de semana. El fin de semana no desplaza la curva: le cambia la forma.</w:t>
+        </w:r>
+        <w:r>
+          <w:rPr>
+            <w:noProof/>
+            <w:webHidden/>
+          </w:rPr>
+          <w:tab/>
+        </w:r>
+        <w:r>
+          <w:rPr>
+            <w:noProof/>
+            <w:webHidden/>
+          </w:rPr>
+          <w:fldChar w:fldCharType="begin"/>
+        </w:r>
+        <w:r>
+          <w:rPr>
+            <w:noProof/>
+            <w:webHidden/>
+          </w:rPr>
+          <w:instrText xml:space="preserve"> PAGEREF _Toc239348283 \h </w:instrText>
+        </w:r>
+        <w:r>
+          <w:rPr>
+            <w:noProof/>
+            <w:webHidden/>
+          </w:rPr>
+        </w:r>
+        <w:r>
+          <w:rPr>
+            <w:noProof/>
+            <w:webHidden/>
+          </w:rPr>
+          <w:fldChar w:fldCharType="separate"/>
+        </w:r>
+        <w:r>
+          <w:rPr>
+            <w:noProof/>
+            <w:webHidden/>
+          </w:rPr>
+          <w:t>12</w:t>
+        </w:r>
+        <w:r>
+          <w:rPr>
+            <w:noProof/>
+            <w:webHidden/>
+          </w:rPr>
+          <w:fldChar w:fldCharType="end"/>
+        </w:r>
+      </w:hyperlink>
+    </w:p>
+    <w:p>
+      <w:pPr>
+        <w:pStyle w:val="TableofFigures"/>
+        <w:tabs>
+          <w:tab w:val="right" w:leader="dot" w:pos="9016"/>
+        </w:tabs>
+        <w:rPr>
+          <w:noProof/>
+        </w:rPr>
+      </w:pPr>
+      <w:hyperlink w:anchor="_Toc239348284" w:history="1">
+        <w:r>
+          <w:rPr>
+            <w:rStyle w:val="Hyperlink"/>
+            <w:b/>
+            <w:noProof/>
+          </w:rPr>
+          <w:t xml:space="preserve">Figura </w:t>
+        </w:r>
+        <w:r>
+          <w:rPr>
+            <w:rStyle w:val="Hyperlink"/>
+            <w:noProof/>
+          </w:rPr>
+          <w:t>1. Demanda media cruzando hora del día y día de la semana.</w:t>
+        </w:r>
+        <w:r>
+          <w:rPr>
+            <w:noProof/>
+            <w:webHidden/>
+          </w:rPr>
+          <w:tab/>
+        </w:r>
+        <w:r>
+          <w:rPr>
+            <w:noProof/>
+            <w:webHidden/>
+          </w:rPr>
+          <w:fldChar w:fldCharType="begin"/>
+        </w:r>
+        <w:r>
+          <w:rPr>
+            <w:noProof/>
+            <w:webHidden/>
+          </w:rPr>
+          <w:instrText xml:space="preserve"> PAGEREF _Toc239348284 \h </w:instrText>
+        </w:r>
+        <w:r>
+          <w:rPr>
+            <w:noProof/>
+            <w:webHidden/>
+          </w:rPr>
+        </w:r>
+        <w:r>
+          <w:rPr>
+            <w:noProof/>
+            <w:webHidden/>
+          </w:rPr>
+          <w:fldChar w:fldCharType="separate"/>
+        </w:r>
+        <w:r>
+          <w:rPr>
+            <w:noProof/>
+            <w:webHidden/>
+          </w:rPr>
+          <w:t>13</w:t>
+        </w:r>
+        <w:r>
+          <w:rPr>
+            <w:noProof/>
+            <w:webHidden/>
+          </w:rPr>
+          <w:fldChar w:fldCharType="end"/>
+        </w:r>
+      </w:hyperlink>
+    </w:p>
+    <w:p>
+      <w:pPr>
+        <w:pStyle w:val="TableofFigures"/>
+        <w:tabs>
+          <w:tab w:val="right" w:leader="dot" w:pos="9016"/>
+        </w:tabs>
+        <w:rPr>
+          <w:noProof/>
+        </w:rPr>
+      </w:pPr>
+      <w:hyperlink w:anchor="_Toc239348285" w:history="1">
+        <w:r>
+          <w:rPr>
+            <w:rStyle w:val="Hyperlink"/>
+            <w:b/>
+            <w:noProof/>
+          </w:rPr>
+          <w:t xml:space="preserve">Figura </w:t>
+        </w:r>
+        <w:r>
+          <w:rPr>
+            <w:rStyle w:val="Hyperlink"/>
+            <w:noProof/>
+          </w:rPr>
+          <w:t>1. Quince zonas con mayor demanda acumulada en 2023.</w:t>
+        </w:r>
+        <w:r>
+          <w:rPr>
+            <w:noProof/>
+            <w:webHidden/>
+          </w:rPr>
+          <w:tab/>
+        </w:r>
+        <w:r>
+          <w:rPr>
+            <w:noProof/>
+            <w:webHidden/>
+          </w:rPr>
+          <w:fldChar w:fldCharType="begin"/>
+        </w:r>
+        <w:r>
+          <w:rPr>
+            <w:noProof/>
+            <w:webHidden/>
+          </w:rPr>
+          <w:instrText xml:space="preserve"> PAGEREF _Toc239348285 \h </w:instrText>
+        </w:r>
+        <w:r>
+          <w:rPr>
+            <w:noProof/>
+            <w:webHidden/>
+          </w:rPr>
+        </w:r>
+        <w:r>
+          <w:rPr>
+            <w:noProof/>
+            <w:webHidden/>
+          </w:rPr>
+          <w:fldChar w:fldCharType="separate"/>
+        </w:r>
+        <w:r>
+          <w:rPr>
+            <w:noProof/>
+            <w:webHidden/>
+          </w:rPr>
+          <w:t>14</w:t>
+        </w:r>
+        <w:r>
+          <w:rPr>
+            <w:noProof/>
+            <w:webHidden/>
+          </w:rPr>
+          <w:fldChar w:fldCharType="end"/>
+        </w:r>
+      </w:hyperlink>
+    </w:p>
+    <w:p>
+      <w:pPr>
+        <w:pStyle w:val="TableofFigures"/>
+        <w:tabs>
+          <w:tab w:val="right" w:leader="dot" w:pos="9016"/>
+        </w:tabs>
+        <w:rPr>
+          <w:noProof/>
+        </w:rPr>
+      </w:pPr>
+      <w:hyperlink w:anchor="_Toc239348286" w:history="1">
+        <w:r>
+          <w:rPr>
+            <w:rStyle w:val="Hyperlink"/>
+            <w:b/>
+            <w:noProof/>
+          </w:rPr>
+          <w:t xml:space="preserve">Figura </w:t>
+        </w:r>
+        <w:r>
+          <w:rPr>
+            <w:rStyle w:val="Hyperlink"/>
+            <w:noProof/>
+          </w:rPr>
+          <w:t>1. Demanda media por zona (quince principales) y hora del día. Cada zona tiene su propia hora punta.</w:t>
+        </w:r>
+        <w:r>
+          <w:rPr>
+            <w:noProof/>
+            <w:webHidden/>
+          </w:rPr>
+          <w:tab/>
+        </w:r>
+        <w:r>
+          <w:rPr>
+            <w:noProof/>
+            <w:webHidden/>
+          </w:rPr>
+          <w:fldChar w:fldCharType="begin"/>
+        </w:r>
+        <w:r>
+          <w:rPr>
+            <w:noProof/>
+            <w:webHidden/>
+          </w:rPr>
+          <w:instrText xml:space="preserve"> PAGEREF _Toc239348286 \h </w:instrText>
+        </w:r>
+        <w:r>
+          <w:rPr>
+            <w:noProof/>
+            <w:webHidden/>
+          </w:rPr>
+        </w:r>
+        <w:r>
+          <w:rPr>
+            <w:noProof/>
+            <w:webHidden/>
+          </w:rPr>
+          <w:fldChar w:fldCharType="separate"/>
+        </w:r>
+        <w:r>
+          <w:rPr>
+            <w:noProof/>
+            <w:webHidden/>
+          </w:rPr>
+          <w:t>14</w:t>
+        </w:r>
+        <w:r>
+          <w:rPr>
+            <w:noProof/>
+            <w:webHidden/>
+          </w:rPr>
+          <w:fldChar w:fldCharType="end"/>
+        </w:r>
+      </w:hyperlink>
+    </w:p>
+    <w:p>
+      <w:pPr>
+        <w:pStyle w:val="TableofFigures"/>
+        <w:tabs>
+          <w:tab w:val="right" w:leader="dot" w:pos="9016"/>
+        </w:tabs>
+        <w:rPr>
+          <w:noProof/>
+        </w:rPr>
+      </w:pPr>
+      <w:hyperlink w:anchor="_Toc239348287" w:history="1">
+        <w:r>
+          <w:rPr>
+            <w:rStyle w:val="Hyperlink"/>
+            <w:b/>
+            <w:noProof/>
+          </w:rPr>
+          <w:t xml:space="preserve">Figura </w:t>
+        </w:r>
+        <w:r>
+          <w:rPr>
+            <w:rStyle w:val="Hyperlink"/>
+            <w:noProof/>
+          </w:rPr>
+          <w:t>1. Demanda diaria total agregada de Nueva York durante 2023.</w:t>
+        </w:r>
+        <w:r>
+          <w:rPr>
+            <w:noProof/>
+            <w:webHidden/>
+          </w:rPr>
+          <w:tab/>
+        </w:r>
+        <w:r>
+          <w:rPr>
+            <w:noProof/>
+            <w:webHidden/>
+          </w:rPr>
+          <w:fldChar w:fldCharType="begin"/>
+        </w:r>
+        <w:r>
+          <w:rPr>
+            <w:noProof/>
+            <w:webHidden/>
+          </w:rPr>
+          <w:instrText xml:space="preserve"> PAGEREF _Toc239348287 \h </w:instrText>
+        </w:r>
+        <w:r>
+          <w:rPr>
+            <w:noProof/>
+            <w:webHidden/>
+          </w:rPr>
+        </w:r>
+        <w:r>
+          <w:rPr>
+            <w:noProof/>
+            <w:webHidden/>
+          </w:rPr>
+          <w:fldChar w:fldCharType="separate"/>
+        </w:r>
+        <w:r>
+          <w:rPr>
+            <w:noProof/>
+            <w:webHidden/>
+          </w:rPr>
+          <w:t>15</w:t>
+        </w:r>
+        <w:r>
+          <w:rPr>
+            <w:noProof/>
+            <w:webHidden/>
+          </w:rPr>
+          <w:fldChar w:fldCharType="end"/>
+        </w:r>
+      </w:hyperlink>
+    </w:p>
+    <w:p>
+      <w:pPr>
+        <w:pStyle w:val="TableofFigures"/>
+        <w:tabs>
+          <w:tab w:val="right" w:leader="dot" w:pos="9016"/>
+        </w:tabs>
+        <w:rPr>
+          <w:noProof/>
+        </w:rPr>
+      </w:pPr>
+      <w:hyperlink w:anchor="_Toc239348288" w:history="1">
+        <w:r>
+          <w:rPr>
+            <w:rStyle w:val="Hyperlink"/>
+            <w:b/>
+            <w:noProof/>
+          </w:rPr>
+          <w:t xml:space="preserve">Figura </w:t>
+        </w:r>
+        <w:r>
+          <w:rPr>
+            <w:rStyle w:val="Hyperlink"/>
+            <w:noProof/>
+          </w:rPr>
+          <w:t>1. Importancia de variables de LightGBM, medida como número de divisiones del árbol en que interviene cada una.</w:t>
+        </w:r>
+        <w:r>
+          <w:rPr>
+            <w:noProof/>
+            <w:webHidden/>
+          </w:rPr>
+          <w:tab/>
+        </w:r>
+        <w:r>
+          <w:rPr>
+            <w:noProof/>
+            <w:webHidden/>
+          </w:rPr>
+          <w:fldChar w:fldCharType="begin"/>
+        </w:r>
+        <w:r>
+          <w:rPr>
+            <w:noProof/>
+            <w:webHidden/>
+          </w:rPr>
+          <w:instrText xml:space="preserve"> PAGEREF _Toc239348288 \h </w:instrText>
+        </w:r>
+        <w:r>
+          <w:rPr>
+            <w:noProof/>
+            <w:webHidden/>
+          </w:rPr>
+        </w:r>
+        <w:r>
+          <w:rPr>
+            <w:noProof/>
+            <w:webHidden/>
+          </w:rPr>
+          <w:fldChar w:fldCharType="separate"/>
+        </w:r>
+        <w:r>
+          <w:rPr>
+            <w:noProof/>
+            <w:webHidden/>
+          </w:rPr>
+          <w:t>19</w:t>
+        </w:r>
+        <w:r>
+          <w:rPr>
+            <w:noProof/>
+            <w:webHidden/>
+          </w:rPr>
+          <w:fldChar w:fldCharType="end"/>
+        </w:r>
+      </w:hyperlink>
+    </w:p>
+    <w:p>
+      <w:pPr>
+        <w:pStyle w:val="TableofFigures"/>
+        <w:tabs>
+          <w:tab w:val="right" w:leader="dot" w:pos="9016"/>
+        </w:tabs>
+        <w:rPr>
+          <w:noProof/>
+        </w:rPr>
+      </w:pPr>
+      <w:hyperlink w:anchor="_Toc239348289" w:history="1">
+        <w:r>
+          <w:rPr>
+            <w:rStyle w:val="Hyperlink"/>
+            <w:b/>
+            <w:noProof/>
+          </w:rPr>
+          <w:t xml:space="preserve">Figura </w:t>
+        </w:r>
+        <w:r>
+          <w:rPr>
+            <w:rStyle w:val="Hyperlink"/>
+            <w:noProof/>
+          </w:rPr>
+          <w:t>1. Movilidad media de Terrassa por distrito y hora del día (fuente: MITMA).</w:t>
+        </w:r>
+        <w:r>
+          <w:rPr>
+            <w:noProof/>
+            <w:webHidden/>
+          </w:rPr>
+          <w:tab/>
+        </w:r>
+        <w:r>
+          <w:rPr>
+            <w:noProof/>
+            <w:webHidden/>
+          </w:rPr>
+          <w:fldChar w:fldCharType="begin"/>
+        </w:r>
+        <w:r>
+          <w:rPr>
+            <w:noProof/>
+            <w:webHidden/>
+          </w:rPr>
+          <w:instrText xml:space="preserve"> PAGEREF _Toc239348289 \h </w:instrText>
+        </w:r>
+        <w:r>
+          <w:rPr>
+            <w:noProof/>
+            <w:webHidden/>
+          </w:rPr>
+        </w:r>
+        <w:r>
+          <w:rPr>
+            <w:noProof/>
+            <w:webHidden/>
+          </w:rPr>
+          <w:fldChar w:fldCharType="separate"/>
+        </w:r>
+        <w:r>
+          <w:rPr>
+            <w:noProof/>
+            <w:webHidden/>
+          </w:rPr>
+          <w:t>20</w:t>
+        </w:r>
+        <w:r>
+          <w:rPr>
+            <w:noProof/>
+            <w:webHidden/>
+          </w:rPr>
+          <w:fldChar w:fldCharType="end"/>
+        </w:r>
+      </w:hyperlink>
+    </w:p>
+    <w:p>
+      <w:pPr>
+        <w:pStyle w:val="TableofFigures"/>
+        <w:tabs>
+          <w:tab w:val="right" w:leader="dot" w:pos="9016"/>
+        </w:tabs>
+        <w:rPr>
+          <w:noProof/>
+        </w:rPr>
+      </w:pPr>
+      <w:hyperlink w:anchor="_Toc239348290" w:history="1">
+        <w:r>
+          <w:rPr>
+            <w:rStyle w:val="Hyperlink"/>
+            <w:b/>
+            <w:noProof/>
+          </w:rPr>
+          <w:t xml:space="preserve">Figura </w:t>
+        </w:r>
+        <w:r>
+          <w:rPr>
+            <w:rStyle w:val="Hyperlink"/>
+            <w:noProof/>
+          </w:rPr>
+          <w:t>1. Perfiles horario y semanal agregados de la movilidad de Terrassa.</w:t>
+        </w:r>
+        <w:r>
+          <w:rPr>
+            <w:noProof/>
+            <w:webHidden/>
+          </w:rPr>
+          <w:tab/>
+        </w:r>
+        <w:r>
+          <w:rPr>
+            <w:noProof/>
+            <w:webHidden/>
+          </w:rPr>
+          <w:fldChar w:fldCharType="begin"/>
+        </w:r>
+        <w:r>
+          <w:rPr>
+            <w:noProof/>
+            <w:webHidden/>
+          </w:rPr>
+          <w:instrText xml:space="preserve"> PAGEREF _Toc239348290 \h </w:instrText>
+        </w:r>
+        <w:r>
+          <w:rPr>
+            <w:noProof/>
+            <w:webHidden/>
+          </w:rPr>
+        </w:r>
+        <w:r>
+          <w:rPr>
+            <w:noProof/>
+            <w:webHidden/>
+          </w:rPr>
+          <w:fldChar w:fldCharType="separate"/>
+        </w:r>
+        <w:r>
+          <w:rPr>
+            <w:noProof/>
+            <w:webHidden/>
+          </w:rPr>
+          <w:t>20</w:t>
+        </w:r>
+        <w:r>
+          <w:rPr>
+            <w:noProof/>
+            <w:webHidden/>
+          </w:rPr>
+          <w:fldChar w:fldCharType="end"/>
+        </w:r>
+      </w:hyperlink>
+    </w:p>
+    <w:p>
+      <w:pPr>
+        <w:pStyle w:val="TableofFigures"/>
+        <w:tabs>
+          <w:tab w:val="right" w:leader="dot" w:pos="9016"/>
+        </w:tabs>
+        <w:rPr>
+          <w:noProof/>
+        </w:rPr>
+      </w:pPr>
+      <w:hyperlink w:anchor="_Toc239348291" w:history="1">
+        <w:r>
+          <w:rPr>
+            <w:rStyle w:val="Hyperlink"/>
+            <w:b/>
+            <w:noProof/>
+          </w:rPr>
+          <w:t xml:space="preserve">Figura </w:t>
+        </w:r>
+        <w:r>
+          <w:rPr>
+            <w:rStyle w:val="Hyperlink"/>
+            <w:noProof/>
+          </w:rPr>
+          <w:t>1. Forma horaria normalizada de ambos contextos. La correlación de 0,88 sostiene la hipótesis de transferencia del patrón temporal.</w:t>
+        </w:r>
+        <w:r>
+          <w:rPr>
+            <w:noProof/>
+            <w:webHidden/>
+          </w:rPr>
+          <w:tab/>
+        </w:r>
+        <w:r>
+          <w:rPr>
+            <w:noProof/>
+            <w:webHidden/>
+          </w:rPr>
+          <w:fldChar w:fldCharType="begin"/>
+        </w:r>
+        <w:r>
+          <w:rPr>
+            <w:noProof/>
+            <w:webHidden/>
+          </w:rPr>
+          <w:instrText xml:space="preserve"> PAGEREF _Toc239348291 \h </w:instrText>
+        </w:r>
+        <w:r>
+          <w:rPr>
+            <w:noProof/>
+            <w:webHidden/>
+          </w:rPr>
+        </w:r>
+        <w:r>
+          <w:rPr>
+            <w:noProof/>
+            <w:webHidden/>
+          </w:rPr>
+          <w:fldChar w:fldCharType="separate"/>
+        </w:r>
+        <w:r>
+          <w:rPr>
+            <w:noProof/>
+            <w:webHidden/>
+          </w:rPr>
+          <w:t>21</w:t>
+        </w:r>
+        <w:r>
+          <w:rPr>
+            <w:noProof/>
+            <w:webHidden/>
+          </w:rPr>
+          <w:fldChar w:fldCharType="end"/>
+        </w:r>
+      </w:hyperlink>
+    </w:p>
+    <w:p>
+      <w:pPr>
+        <w:pStyle w:val="TableofFigures"/>
+        <w:tabs>
+          <w:tab w:val="right" w:leader="dot" w:pos="9016"/>
+        </w:tabs>
+        <w:rPr>
+          <w:noProof/>
+        </w:rPr>
+      </w:pPr>
+      <w:hyperlink w:anchor="_Toc239348292" w:history="1">
+        <w:r>
+          <w:rPr>
+            <w:rStyle w:val="Hyperlink"/>
+            <w:b/>
+            <w:noProof/>
+          </w:rPr>
+          <w:t xml:space="preserve">Figura </w:t>
+        </w:r>
+        <w:r>
+          <w:rPr>
+            <w:rStyle w:val="Hyperlink"/>
+            <w:noProof/>
+          </w:rPr>
+          <w:t>1. Forma semanal normalizada de ambos contextos.</w:t>
+        </w:r>
+        <w:r>
+          <w:rPr>
+            <w:noProof/>
+            <w:webHidden/>
+          </w:rPr>
+          <w:tab/>
+        </w:r>
+        <w:r>
+          <w:rPr>
+            <w:noProof/>
+            <w:webHidden/>
+          </w:rPr>
+          <w:fldChar w:fldCharType="begin"/>
+        </w:r>
+        <w:r>
+          <w:rPr>
+            <w:noProof/>
+            <w:webHidden/>
+          </w:rPr>
+          <w:instrText xml:space="preserve"> PAGEREF _Toc239348292 \h </w:instrText>
+        </w:r>
+        <w:r>
+          <w:rPr>
+            <w:noProof/>
+            <w:webHidden/>
+          </w:rPr>
+        </w:r>
+        <w:r>
+          <w:rPr>
+            <w:noProof/>
+            <w:webHidden/>
+          </w:rPr>
+          <w:fldChar w:fldCharType="separate"/>
+        </w:r>
+        <w:r>
+          <w:rPr>
+            <w:noProof/>
+            <w:webHidden/>
+          </w:rPr>
+          <w:t>22</w:t>
+        </w:r>
+        <w:r>
+          <w:rPr>
+            <w:noProof/>
+            <w:webHidden/>
+          </w:rPr>
+          <w:fldChar w:fldCharType="end"/>
+        </w:r>
+      </w:hyperlink>
+    </w:p>
+    <w:p>
+      <w:pPr>
+        <w:pStyle w:val="TableofFigures"/>
+        <w:tabs>
+          <w:tab w:val="right" w:leader="dot" w:pos="9016"/>
+        </w:tabs>
+        <w:rPr>
+          <w:noProof/>
+        </w:rPr>
+      </w:pPr>
+      <w:hyperlink w:anchor="_Toc239348293" w:history="1">
+        <w:r>
+          <w:rPr>
+            <w:rStyle w:val="Hyperlink"/>
+            <w:b/>
+            <w:noProof/>
+          </w:rPr>
+          <w:t xml:space="preserve">Figura </w:t>
+        </w:r>
+        <w:r>
+          <w:rPr>
+            <w:rStyle w:val="Hyperlink"/>
+            <w:noProof/>
+          </w:rPr>
+          <w:t>1. Modo Conductor: recomendación destacada, mapa de las catorce paradas por nivel de demanda y ranking. La parada recomendada aparece resaltada también en la lista.</w:t>
+        </w:r>
+        <w:r>
+          <w:rPr>
+            <w:noProof/>
+            <w:webHidden/>
+          </w:rPr>
+          <w:tab/>
+        </w:r>
+        <w:r>
+          <w:rPr>
+            <w:noProof/>
+            <w:webHidden/>
+          </w:rPr>
+          <w:fldChar w:fldCharType="begin"/>
+        </w:r>
+        <w:r>
+          <w:rPr>
+            <w:noProof/>
+            <w:webHidden/>
+          </w:rPr>
+          <w:instrText xml:space="preserve"> PAGEREF _Toc239348293 \h </w:instrText>
+        </w:r>
+        <w:r>
+          <w:rPr>
+            <w:noProof/>
+            <w:webHidden/>
+          </w:rPr>
+        </w:r>
+        <w:r>
+          <w:rPr>
+            <w:noProof/>
+            <w:webHidden/>
+          </w:rPr>
+          <w:fldChar w:fldCharType="separate"/>
+        </w:r>
+        <w:r>
+          <w:rPr>
+            <w:noProof/>
+            <w:webHidden/>
+          </w:rPr>
+          <w:t>30</w:t>
+        </w:r>
+        <w:r>
+          <w:rPr>
+            <w:noProof/>
+            <w:webHidden/>
+          </w:rPr>
+          <w:fldChar w:fldCharType="end"/>
+        </w:r>
+      </w:hyperlink>
+    </w:p>
+    <w:p>
+      <w:pPr>
+        <w:pStyle w:val="TableofFigures"/>
+        <w:tabs>
+          <w:tab w:val="right" w:leader="dot" w:pos="9016"/>
+        </w:tabs>
+        <w:rPr>
+          <w:noProof/>
+        </w:rPr>
+      </w:pPr>
+      <w:hyperlink w:anchor="_Toc239348294" w:history="1">
+        <w:r>
+          <w:rPr>
+            <w:rStyle w:val="Hyperlink"/>
+            <w:b/>
+            <w:noProof/>
+          </w:rPr>
+          <w:t xml:space="preserve">Figura </w:t>
+        </w:r>
+        <w:r>
+          <w:rPr>
+            <w:rStyle w:val="Hyperlink"/>
+            <w:noProof/>
+          </w:rPr>
+          <w:t>1. Modo Registrar: captura del ticket y revisión de los campos extraídos antes de guardarlos en el registro.</w:t>
+        </w:r>
+        <w:r>
+          <w:rPr>
+            <w:noProof/>
+            <w:webHidden/>
+          </w:rPr>
+          <w:tab/>
+        </w:r>
+        <w:r>
+          <w:rPr>
+            <w:noProof/>
+            <w:webHidden/>
+          </w:rPr>
+          <w:fldChar w:fldCharType="begin"/>
+        </w:r>
+        <w:r>
+          <w:rPr>
+            <w:noProof/>
+            <w:webHidden/>
+          </w:rPr>
+          <w:instrText xml:space="preserve"> PAGEREF _Toc239348294 \h </w:instrText>
+        </w:r>
+        <w:r>
+          <w:rPr>
+            <w:noProof/>
+            <w:webHidden/>
+          </w:rPr>
+        </w:r>
+        <w:r>
+          <w:rPr>
+            <w:noProof/>
+            <w:webHidden/>
+          </w:rPr>
+          <w:fldChar w:fldCharType="separate"/>
+        </w:r>
+        <w:r>
+          <w:rPr>
+            <w:noProof/>
+            <w:webHidden/>
+          </w:rPr>
+          <w:t>31</w:t>
+        </w:r>
+        <w:r>
+          <w:rPr>
+            <w:noProof/>
+            <w:webHidden/>
+          </w:rPr>
+          <w:fldChar w:fldCharType="end"/>
+        </w:r>
+      </w:hyperlink>
+    </w:p>
+    <w:p>
+      <w:pPr>
+        <w:pStyle w:val="TableofFigures"/>
+        <w:tabs>
+          <w:tab w:val="right" w:leader="dot" w:pos="9016"/>
+        </w:tabs>
+        <w:rPr>
+          <w:noProof/>
+        </w:rPr>
+      </w:pPr>
+      <w:hyperlink w:anchor="_Toc239348295" w:history="1">
+        <w:r>
+          <w:rPr>
+            <w:rStyle w:val="Hyperlink"/>
+            <w:b/>
+            <w:noProof/>
+          </w:rPr>
+          <w:t xml:space="preserve">Figura </w:t>
+        </w:r>
+        <w:r>
+          <w:rPr>
+            <w:rStyle w:val="Hyperlink"/>
+            <w:noProof/>
+          </w:rPr>
+          <w:t>1. Modo Análisis: rentabilidad real de la conductora, patrón de demanda por hora y comparación de la transferencia entre Nueva York y Terrassa.</w:t>
+        </w:r>
+        <w:r>
+          <w:rPr>
+            <w:noProof/>
+            <w:webHidden/>
+          </w:rPr>
+          <w:tab/>
+        </w:r>
+        <w:r>
+          <w:rPr>
+            <w:noProof/>
+            <w:webHidden/>
+          </w:rPr>
+          <w:fldChar w:fldCharType="begin"/>
+        </w:r>
+        <w:r>
+          <w:rPr>
+            <w:noProof/>
+            <w:webHidden/>
+          </w:rPr>
+          <w:instrText xml:space="preserve"> PAGEREF _Toc239348295 \h </w:instrText>
+        </w:r>
+        <w:r>
+          <w:rPr>
+            <w:noProof/>
+            <w:webHidden/>
+          </w:rPr>
+        </w:r>
+        <w:r>
+          <w:rPr>
+            <w:noProof/>
+            <w:webHidden/>
+          </w:rPr>
+          <w:fldChar w:fldCharType="separate"/>
+        </w:r>
+        <w:r>
+          <w:rPr>
+            <w:noProof/>
+            <w:webHidden/>
+          </w:rPr>
+          <w:t>32</w:t>
+        </w:r>
+        <w:r>
+          <w:rPr>
+            <w:noProof/>
+            <w:webHidden/>
+          </w:rPr>
+          <w:fldChar w:fldCharType="end"/>
+        </w:r>
+      </w:hyperlink>
+    </w:p>
+    <w:p>
+      <w:r>
+        <w:fldChar w:fldCharType="end"/>
+      </w:r>
+    </w:p>
+    <w:p>
+      <w:pPr>
+        <w:pStyle w:val="Heading1"/>
+      </w:pPr>
+      <w:bookmarkStart w:id="4" w:name="_Toc239348223"/>
+      <w:r>
+        <w:t>Índice de tablas</w:t>
+      </w:r>
+      <w:bookmarkEnd w:id="4"/>
     </w:p>
     <w:p>
       <w:pPr>
@@ -5779,7 +5966,16 @@
           <w14:ligatures w14:val="standardContextual"/>
         </w:rPr>
       </w:pPr>
-      <w:hyperlink w:anchor="_Toc238725607" w:history="1">
+      <w:r>
+        <w:fldChar w:fldCharType="begin"/>
+      </w:r>
+      <w:r>
+        <w:instrText xml:space="preserve"> TOC \h \z \c "Tabla" </w:instrText>
+      </w:r>
+      <w:r>
+        <w:fldChar w:fldCharType="separate"/>
+      </w:r>
+      <w:hyperlink w:anchor="_Toc239348296" w:history="1">
         <w:r>
           <w:rPr>
             <w:rStyle w:val="Hyperlink"/>
@@ -5793,6 +5989,416 @@
             <w:rStyle w:val="Hyperlink"/>
             <w:noProof/>
           </w:rPr>
+          <w:t>1. Resultados sobre todas las zonas (conjunto de prueba, noviembre–diciembre).</w:t>
+        </w:r>
+        <w:r>
+          <w:rPr>
+            <w:noProof/>
+            <w:webHidden/>
+          </w:rPr>
+          <w:tab/>
+        </w:r>
+        <w:r>
+          <w:rPr>
+            <w:noProof/>
+            <w:webHidden/>
+          </w:rPr>
+          <w:fldChar w:fldCharType="begin"/>
+        </w:r>
+        <w:r>
+          <w:rPr>
+            <w:noProof/>
+            <w:webHidden/>
+          </w:rPr>
+          <w:instrText xml:space="preserve"> PAGEREF _Toc239348296 \h </w:instrText>
+        </w:r>
+        <w:r>
+          <w:rPr>
+            <w:noProof/>
+            <w:webHidden/>
+          </w:rPr>
+        </w:r>
+        <w:r>
+          <w:rPr>
+            <w:noProof/>
+            <w:webHidden/>
+          </w:rPr>
+          <w:fldChar w:fldCharType="separate"/>
+        </w:r>
+        <w:r>
+          <w:rPr>
+            <w:noProof/>
+            <w:webHidden/>
+          </w:rPr>
+          <w:t>17</w:t>
+        </w:r>
+        <w:r>
+          <w:rPr>
+            <w:noProof/>
+            <w:webHidden/>
+          </w:rPr>
+          <w:fldChar w:fldCharType="end"/>
+        </w:r>
+      </w:hyperlink>
+    </w:p>
+    <w:p>
+      <w:pPr>
+        <w:pStyle w:val="TableofFigures"/>
+        <w:tabs>
+          <w:tab w:val="right" w:leader="dot" w:pos="9016"/>
+        </w:tabs>
+        <w:rPr>
+          <w:rFonts w:asciiTheme="minorHAnsi" w:eastAsiaTheme="minorEastAsia" w:hAnsiTheme="minorHAnsi" w:cstheme="minorBidi"/>
+          <w:noProof/>
+          <w:color w:val="auto"/>
+          <w:kern w:val="2"/>
+          <w:sz w:val="24"/>
+          <w:szCs w:val="24"/>
+          <w14:ligatures w14:val="standardContextual"/>
+        </w:rPr>
+      </w:pPr>
+      <w:hyperlink w:anchor="_Toc239348297" w:history="1">
+        <w:r>
+          <w:rPr>
+            <w:rStyle w:val="Hyperlink"/>
+            <w:b/>
+            <w:noProof/>
+          </w:rPr>
+          <w:t xml:space="preserve">Tabla </w:t>
+        </w:r>
+        <w:r>
+          <w:rPr>
+            <w:rStyle w:val="Hyperlink"/>
+            <w:noProof/>
+          </w:rPr>
+          <w:t>1. Comparación equitativa sobre la muestra de las 30 zonas de mayor demanda.</w:t>
+        </w:r>
+        <w:r>
+          <w:rPr>
+            <w:noProof/>
+            <w:webHidden/>
+          </w:rPr>
+          <w:tab/>
+        </w:r>
+        <w:r>
+          <w:rPr>
+            <w:noProof/>
+            <w:webHidden/>
+          </w:rPr>
+          <w:fldChar w:fldCharType="begin"/>
+        </w:r>
+        <w:r>
+          <w:rPr>
+            <w:noProof/>
+            <w:webHidden/>
+          </w:rPr>
+          <w:instrText xml:space="preserve"> PAGEREF _Toc239348297 \h </w:instrText>
+        </w:r>
+        <w:r>
+          <w:rPr>
+            <w:noProof/>
+            <w:webHidden/>
+          </w:rPr>
+        </w:r>
+        <w:r>
+          <w:rPr>
+            <w:noProof/>
+            <w:webHidden/>
+          </w:rPr>
+          <w:fldChar w:fldCharType="separate"/>
+        </w:r>
+        <w:r>
+          <w:rPr>
+            <w:noProof/>
+            <w:webHidden/>
+          </w:rPr>
+          <w:t>17</w:t>
+        </w:r>
+        <w:r>
+          <w:rPr>
+            <w:noProof/>
+            <w:webHidden/>
+          </w:rPr>
+          <w:fldChar w:fldCharType="end"/>
+        </w:r>
+      </w:hyperlink>
+    </w:p>
+    <w:p>
+      <w:pPr>
+        <w:pStyle w:val="TableofFigures"/>
+        <w:tabs>
+          <w:tab w:val="right" w:leader="dot" w:pos="9016"/>
+        </w:tabs>
+        <w:rPr>
+          <w:rFonts w:asciiTheme="minorHAnsi" w:eastAsiaTheme="minorEastAsia" w:hAnsiTheme="minorHAnsi" w:cstheme="minorBidi"/>
+          <w:noProof/>
+          <w:color w:val="auto"/>
+          <w:kern w:val="2"/>
+          <w:sz w:val="24"/>
+          <w:szCs w:val="24"/>
+          <w14:ligatures w14:val="standardContextual"/>
+        </w:rPr>
+      </w:pPr>
+      <w:hyperlink w:anchor="_Toc239348298" w:history="1">
+        <w:r>
+          <w:rPr>
+            <w:rStyle w:val="Hyperlink"/>
+            <w:b/>
+            <w:noProof/>
+          </w:rPr>
+          <w:t xml:space="preserve">Tabla </w:t>
+        </w:r>
+        <w:r>
+          <w:rPr>
+            <w:rStyle w:val="Hyperlink"/>
+            <w:noProof/>
+          </w:rPr>
+          <w:t>1. Hiperparámetros del modelo LightGBM de producción.</w:t>
+        </w:r>
+        <w:r>
+          <w:rPr>
+            <w:noProof/>
+            <w:webHidden/>
+          </w:rPr>
+          <w:tab/>
+        </w:r>
+        <w:r>
+          <w:rPr>
+            <w:noProof/>
+            <w:webHidden/>
+          </w:rPr>
+          <w:fldChar w:fldCharType="begin"/>
+        </w:r>
+        <w:r>
+          <w:rPr>
+            <w:noProof/>
+            <w:webHidden/>
+          </w:rPr>
+          <w:instrText xml:space="preserve"> PAGEREF _Toc239348298 \h </w:instrText>
+        </w:r>
+        <w:r>
+          <w:rPr>
+            <w:noProof/>
+            <w:webHidden/>
+          </w:rPr>
+        </w:r>
+        <w:r>
+          <w:rPr>
+            <w:noProof/>
+            <w:webHidden/>
+          </w:rPr>
+          <w:fldChar w:fldCharType="separate"/>
+        </w:r>
+        <w:r>
+          <w:rPr>
+            <w:noProof/>
+            <w:webHidden/>
+          </w:rPr>
+          <w:t>18</w:t>
+        </w:r>
+        <w:r>
+          <w:rPr>
+            <w:noProof/>
+            <w:webHidden/>
+          </w:rPr>
+          <w:fldChar w:fldCharType="end"/>
+        </w:r>
+      </w:hyperlink>
+    </w:p>
+    <w:p>
+      <w:pPr>
+        <w:pStyle w:val="TableofFigures"/>
+        <w:tabs>
+          <w:tab w:val="right" w:leader="dot" w:pos="9016"/>
+        </w:tabs>
+        <w:rPr>
+          <w:rFonts w:asciiTheme="minorHAnsi" w:eastAsiaTheme="minorEastAsia" w:hAnsiTheme="minorHAnsi" w:cstheme="minorBidi"/>
+          <w:noProof/>
+          <w:color w:val="auto"/>
+          <w:kern w:val="2"/>
+          <w:sz w:val="24"/>
+          <w:szCs w:val="24"/>
+          <w14:ligatures w14:val="standardContextual"/>
+        </w:rPr>
+      </w:pPr>
+      <w:hyperlink w:anchor="_Toc239348299" w:history="1">
+        <w:r>
+          <w:rPr>
+            <w:rStyle w:val="Hyperlink"/>
+            <w:b/>
+            <w:noProof/>
+          </w:rPr>
+          <w:t xml:space="preserve">Tabla </w:t>
+        </w:r>
+        <w:r>
+          <w:rPr>
+            <w:rStyle w:val="Hyperlink"/>
+            <w:noProof/>
+          </w:rPr>
+          <w:t>1. Comparación sobre la muestra de las 20 zonas de mayor demanda, escala a la que es viable entrenar la red recurrente.</w:t>
+        </w:r>
+        <w:r>
+          <w:rPr>
+            <w:noProof/>
+            <w:webHidden/>
+          </w:rPr>
+          <w:tab/>
+        </w:r>
+        <w:r>
+          <w:rPr>
+            <w:noProof/>
+            <w:webHidden/>
+          </w:rPr>
+          <w:fldChar w:fldCharType="begin"/>
+        </w:r>
+        <w:r>
+          <w:rPr>
+            <w:noProof/>
+            <w:webHidden/>
+          </w:rPr>
+          <w:instrText xml:space="preserve"> PAGEREF _Toc239348299 \h </w:instrText>
+        </w:r>
+        <w:r>
+          <w:rPr>
+            <w:noProof/>
+            <w:webHidden/>
+          </w:rPr>
+        </w:r>
+        <w:r>
+          <w:rPr>
+            <w:noProof/>
+            <w:webHidden/>
+          </w:rPr>
+          <w:fldChar w:fldCharType="separate"/>
+        </w:r>
+        <w:r>
+          <w:rPr>
+            <w:noProof/>
+            <w:webHidden/>
+          </w:rPr>
+          <w:t>18</w:t>
+        </w:r>
+        <w:r>
+          <w:rPr>
+            <w:noProof/>
+            <w:webHidden/>
+          </w:rPr>
+          <w:fldChar w:fldCharType="end"/>
+        </w:r>
+      </w:hyperlink>
+    </w:p>
+    <w:p>
+      <w:pPr>
+        <w:pStyle w:val="TableofFigures"/>
+        <w:tabs>
+          <w:tab w:val="right" w:leader="dot" w:pos="9016"/>
+        </w:tabs>
+        <w:rPr>
+          <w:rFonts w:asciiTheme="minorHAnsi" w:eastAsiaTheme="minorEastAsia" w:hAnsiTheme="minorHAnsi" w:cstheme="minorBidi"/>
+          <w:noProof/>
+          <w:color w:val="auto"/>
+          <w:kern w:val="2"/>
+          <w:sz w:val="24"/>
+          <w:szCs w:val="24"/>
+          <w14:ligatures w14:val="standardContextual"/>
+        </w:rPr>
+      </w:pPr>
+      <w:hyperlink w:anchor="_Toc239348300" w:history="1">
+        <w:r>
+          <w:rPr>
+            <w:rStyle w:val="Hyperlink"/>
+            <w:b/>
+            <w:noProof/>
+          </w:rPr>
+          <w:t xml:space="preserve">Tabla </w:t>
+        </w:r>
+        <w:r>
+          <w:rPr>
+            <w:rStyle w:val="Hyperlink"/>
+            <w:noProof/>
+          </w:rPr>
+          <w:t>1. Campos de la plantilla de registro de carreras.</w:t>
+        </w:r>
+        <w:r>
+          <w:rPr>
+            <w:noProof/>
+            <w:webHidden/>
+          </w:rPr>
+          <w:tab/>
+        </w:r>
+        <w:r>
+          <w:rPr>
+            <w:noProof/>
+            <w:webHidden/>
+          </w:rPr>
+          <w:fldChar w:fldCharType="begin"/>
+        </w:r>
+        <w:r>
+          <w:rPr>
+            <w:noProof/>
+            <w:webHidden/>
+          </w:rPr>
+          <w:instrText xml:space="preserve"> PAGEREF _Toc239348300 \h </w:instrText>
+        </w:r>
+        <w:r>
+          <w:rPr>
+            <w:noProof/>
+            <w:webHidden/>
+          </w:rPr>
+        </w:r>
+        <w:r>
+          <w:rPr>
+            <w:noProof/>
+            <w:webHidden/>
+          </w:rPr>
+          <w:fldChar w:fldCharType="separate"/>
+        </w:r>
+        <w:r>
+          <w:rPr>
+            <w:noProof/>
+            <w:webHidden/>
+          </w:rPr>
+          <w:t>30</w:t>
+        </w:r>
+        <w:r>
+          <w:rPr>
+            <w:noProof/>
+            <w:webHidden/>
+          </w:rPr>
+          <w:fldChar w:fldCharType="end"/>
+        </w:r>
+      </w:hyperlink>
+    </w:p>
+    <w:p>
+      <w:pPr>
+        <w:pStyle w:val="TableofFigures"/>
+        <w:tabs>
+          <w:tab w:val="right" w:leader="dot" w:pos="9016"/>
+        </w:tabs>
+        <w:rPr>
+          <w:rFonts w:asciiTheme="minorHAnsi" w:eastAsiaTheme="minorEastAsia" w:hAnsiTheme="minorHAnsi" w:cstheme="minorBidi"/>
+          <w:noProof/>
+          <w:color w:val="auto"/>
+          <w:kern w:val="2"/>
+          <w:sz w:val="24"/>
+          <w:szCs w:val="24"/>
+          <w14:ligatures w14:val="standardContextual"/>
+        </w:rPr>
+      </w:pPr>
+      <w:hyperlink w:anchor="_Toc239348301" w:history="1">
+        <w:r>
+          <w:rPr>
+            <w:rStyle w:val="Hyperlink"/>
+            <w:b/>
+            <w:noProof/>
+          </w:rPr>
+          <w:t xml:space="preserve">Tabla </w:t>
+        </w:r>
+        <w:r>
+          <w:rPr>
+            <w:rStyle w:val="Hyperlink"/>
+            <w:noProof/>
+          </w:rPr>
           <w:t>1. Organización del repositorio del proyecto.</w:t>
         </w:r>
         <w:r>
@@ -5814,7 +6420,7 @@
             <w:noProof/>
             <w:webHidden/>
           </w:rPr>
-          <w:instrText xml:space="preserve"> PAGEREF _Toc238725607 \h </w:instrText>
+          <w:instrText xml:space="preserve"> PAGEREF _Toc239348301 \h </w:instrText>
         </w:r>
         <w:r>
           <w:rPr>
@@ -5834,7 +6440,7 @@
             <w:noProof/>
             <w:webHidden/>
           </w:rPr>
-          <w:t>28</w:t>
+          <w:t>33</w:t>
         </w:r>
         <w:r>
           <w:rPr>
@@ -5859,7 +6465,7 @@
       <w:pPr>
         <w:pStyle w:val="Heading1"/>
       </w:pPr>
-      <w:bookmarkStart w:id="5" w:name="_Toc238725538"/>
+      <w:bookmarkStart w:id="5" w:name="_Toc239348224"/>
       <w:r>
         <w:lastRenderedPageBreak/>
         <w:t>1    Introducción</w:t>
@@ -5870,7 +6476,7 @@
       <w:pPr>
         <w:pStyle w:val="Heading2"/>
       </w:pPr>
-      <w:bookmarkStart w:id="6" w:name="_Toc238725539"/>
+      <w:bookmarkStart w:id="6" w:name="_Toc239348225"/>
       <w:r>
         <w:t>1.1    Motivación</w:t>
       </w:r>
@@ -5893,7 +6499,7 @@
       <w:pPr>
         <w:pStyle w:val="Heading2"/>
       </w:pPr>
-      <w:bookmarkStart w:id="7" w:name="_Toc238725540"/>
+      <w:bookmarkStart w:id="7" w:name="_Toc239348226"/>
       <w:r>
         <w:t>1.2    Objetivos</w:t>
       </w:r>
@@ -5902,6 +6508,10 @@
     <w:p>
       <w:pPr>
         <w:pStyle w:val="ListParagraph"/>
+        <w:numPr>
+          <w:ilvl w:val="0"/>
+          <w:numId w:val="2"/>
+        </w:numPr>
       </w:pPr>
       <w:r>
         <w:t>Construir un modelo de predicción de demanda de taxi a nivel espacio-temporal (zona y franja horaria) y comparar de forma rigurosa distintas familias de modelos con métricas cuantitativas.</w:t>
@@ -5910,6 +6520,10 @@
     <w:p>
       <w:pPr>
         <w:pStyle w:val="ListParagraph"/>
+        <w:numPr>
+          <w:ilvl w:val="0"/>
+          <w:numId w:val="2"/>
+        </w:numPr>
       </w:pPr>
       <w:r>
         <w:t>Resolver la ausencia de datos locales mediante la transferencia de patrones desde un conjunto de datos abundante (Nueva York) al contexto de Terrassa, validando dicha transferencia con fuentes locales.</w:t>
@@ -5918,6 +6532,10 @@
     <w:p>
       <w:pPr>
         <w:pStyle w:val="ListParagraph"/>
+        <w:numPr>
+          <w:ilvl w:val="0"/>
+          <w:numId w:val="2"/>
+        </w:numPr>
       </w:pPr>
       <w:r>
         <w:t>Desarrollar un producto funcional y desplegado, usable por un conductor real, que recomiende dónde posicionarse y registre la actividad de forma sencilla.</w:t>
@@ -5926,6 +6544,10 @@
     <w:p>
       <w:pPr>
         <w:pStyle w:val="ListParagraph"/>
+        <w:numPr>
+          <w:ilvl w:val="0"/>
+          <w:numId w:val="2"/>
+        </w:numPr>
       </w:pPr>
       <w:r>
         <w:t>Establecer un mecanismo de captura de datos reales que permita validar y, en el futuro, calibrar localmente el sistema.</w:t>
@@ -5935,7 +6557,7 @@
       <w:pPr>
         <w:pStyle w:val="Heading2"/>
       </w:pPr>
-      <w:bookmarkStart w:id="8" w:name="_Toc238725541"/>
+      <w:bookmarkStart w:id="8" w:name="_Toc239348227"/>
       <w:r>
         <w:t>1.3    Alcance y estructura del documento</w:t>
       </w:r>
@@ -5958,7 +6580,7 @@
       <w:pPr>
         <w:pStyle w:val="Heading1"/>
       </w:pPr>
-      <w:bookmarkStart w:id="9" w:name="_Toc238725542"/>
+      <w:bookmarkStart w:id="9" w:name="_Toc239348228"/>
       <w:r>
         <w:lastRenderedPageBreak/>
         <w:t>2    Contexto y estado del arte</w:t>
@@ -5969,7 +6591,7 @@
       <w:pPr>
         <w:pStyle w:val="Heading2"/>
       </w:pPr>
-      <w:bookmarkStart w:id="10" w:name="_Toc238725543"/>
+      <w:bookmarkStart w:id="10" w:name="_Toc239348229"/>
       <w:r>
         <w:t>2.1    Predicción de demanda espacio-temporal</w:t>
       </w:r>
@@ -5982,14 +6604,22 @@
     </w:p>
     <w:p>
       <w:r>
-        <w:t>El estado del arte abarca desde modelos clásicos de series temporales hasta enfoques de aprendizaje profundo. [Ampliar con referencias bibliográficas concretas del estado del arte]</w:t>
+        <w:t>El estado del arte abarca desde modelos clásicos de series temporales hasta enfoques de aprendizaje profundo. En el extremo profundo, Zhang, Zheng y Qi (2017) proponen con ST-ResNet una red residual convolucional que predice los flujos de entrada y salida de personas por región urbana, y que se ha convertido en una referencia del área; sobre el propio conjunto de Nueva York existen numerosos trabajos posteriores de predicción de demanda de taxi y de vehículos de alquiler con conductor.</w:t>
+      </w:r>
+    </w:p>
+    <w:p>
+      <w:r>
+        <w:t>Sin embargo, la superioridad del aprendizaje profundo en este tipo de problemas dista de estar asentada. Elsayed et al. (2021) comparan ocho modelos profundos del estado del arte con un árbol de decisión potenciado por gradiente sobre nueve conjuntos de datos, y concluyen que este último los supera a todos cuando la entrada se transforma mediante ventanas temporales. En la misma línea, Grinsztajn, Oyallon y Varoquaux (2022) muestran que los modelos basados en árboles siguen siendo el estado del arte sobre d</w:t>
+      </w:r>
+      <w:r>
+        <w:t>atos tabulares de tamaño medio, y atribuyen la diferencia a dos sesgos inductivos: los árboles aprenden mejor funciones objetivo irregulares y se ven menos perjudicados por las variables poco informativas. Ambos resultados son directamente pertinentes aquí, porque el problema que se aborda, una vez construidas las variables de retardo, es tabular y de tamaño medio.</w:t>
       </w:r>
     </w:p>
     <w:p>
       <w:pPr>
         <w:pStyle w:val="Heading2"/>
       </w:pPr>
-      <w:bookmarkStart w:id="11" w:name="_Toc238725544"/>
+      <w:bookmarkStart w:id="11" w:name="_Toc239348230"/>
       <w:r>
         <w:t>2.2    El conjunto de datos de Nueva York y la ausencia de datos locales</w:t>
       </w:r>
@@ -6007,7 +6637,7 @@
       <w:pPr>
         <w:pStyle w:val="Heading2"/>
       </w:pPr>
-      <w:bookmarkStart w:id="12" w:name="_Toc238725545"/>
+      <w:bookmarkStart w:id="12" w:name="_Toc239348231"/>
       <w:r>
         <w:t>2.3    Transferencia de modelos entre contextos</w:t>
       </w:r>
@@ -6019,10 +6649,19 @@
       </w:r>
     </w:p>
     <w:p>
+      <w:r>
+        <w:lastRenderedPageBreak/>
+        <w:t>El problema tiene nombre propio en la literatura: la transferencia entre ciudades (cross-city transfer learning) se ha consolidado como respuesta a la escasez de datos en la ciudad de destino, extrayendo conocimiento de ciudades con datos abundantes para predecir en las que carecen de ellos. Es exactamente la situación de este trabajo, con la diferencia de que aquí la transferencia no se plantea sobre los pesos de una red neuronal sino sobre la forma agregada del patrón temporal: un enfoque más modesto, per</w:t>
+      </w:r>
+      <w:r>
+        <w:t>o verificable con las fuentes disponibles.</w:t>
+      </w:r>
+    </w:p>
+    <w:p>
       <w:pPr>
         <w:pStyle w:val="Heading1"/>
       </w:pPr>
-      <w:bookmarkStart w:id="13" w:name="_Toc238725546"/>
+      <w:bookmarkStart w:id="13" w:name="_Toc239348232"/>
       <w:r>
         <w:t>3    Datos</w:t>
       </w:r>
@@ -6032,7 +6671,7 @@
       <w:pPr>
         <w:pStyle w:val="Heading2"/>
       </w:pPr>
-      <w:bookmarkStart w:id="14" w:name="_Toc238725547"/>
+      <w:bookmarkStart w:id="14" w:name="_Toc239348233"/>
       <w:r>
         <w:t>3.1    Datos de taxi de Nueva York (NYC TLC)</w:t>
       </w:r>
@@ -6055,116 +6694,121 @@
       <w:pPr>
         <w:pStyle w:val="Heading2"/>
       </w:pPr>
-      <w:bookmarkStart w:id="15" w:name="_Toc238725548"/>
+      <w:bookmarkStart w:id="15" w:name="_Toc239348234"/>
+      <w:r>
+        <w:t>3.2    Movilidad local: estudio de movilidad del MITMA</w:t>
+      </w:r>
+      <w:bookmarkEnd w:id="15"/>
+    </w:p>
+    <w:p>
+      <w:r>
+        <w:t>Como aproximación a la demanda local se emplea el Estudio de la movilidad con Big Data del Ministerio de Transportes y Movilidad Sostenible, que ofrece matrices origen-destino por hora y distrito censal a partir de datos anonimizados de telefonía móvil, en cumplimiento de la normativa de protección de datos. Se extrae una muestra representativa (una semana por trimestre de 2023) para los siete distritos de Terrassa. Conviene subrayar que esta fuente mide movilidad general, no demanda de taxi: actúa como pro</w:t>
+      </w:r>
+      <w:r>
+        <w:t>xy, una limitación que se documenta de forma explícita.</w:t>
+      </w:r>
+    </w:p>
+    <w:p>
+      <w:pPr>
+        <w:pStyle w:val="Heading2"/>
+      </w:pPr>
+      <w:bookmarkStart w:id="16" w:name="_Toc239348235"/>
+      <w:r>
+        <w:t>3.3    Variables externas</w:t>
+      </w:r>
+      <w:bookmarkEnd w:id="16"/>
+    </w:p>
+    <w:p>
+      <w:r>
+        <w:t>El calendario de festivos se incorpora como variable del modelo, por su influencia conocida sobre la demanda de movilidad, y también condiciona la recomendación de la aplicación, que trata un festivo con el patrón de un domingo.</w:t>
+      </w:r>
+    </w:p>
+    <w:p>
+      <w:r>
+        <w:t>Las condiciones meteorológicas se obtienen en tiempo real de la API de Open-Meteo, pero conviene precisar su papel: se muestran al conductor como información de contexto —un aviso cuando está lloviendo, situación en la que suele haber más servicios— y no entran como variable en el modelo. Incorporarlas exigiría el histórico meteorológico horario de Nueva York alineado con la rejilla de demanda, que queda como línea futura.</w:t>
+      </w:r>
+    </w:p>
+    <w:p>
+      <w:pPr>
+        <w:pStyle w:val="Heading2"/>
+      </w:pPr>
+      <w:bookmarkStart w:id="17" w:name="_Toc239348236"/>
       <w:r>
         <w:lastRenderedPageBreak/>
-        <w:t>3.2    Movilidad local: estudio de movilidad del MITMA</w:t>
-      </w:r>
-      <w:bookmarkEnd w:id="15"/>
-    </w:p>
-    <w:p>
-      <w:r>
-        <w:t>Como aproximación a la demanda local se emplea el Estudio de la movilidad con Big Data del Ministerio de Transportes y Movilidad Sostenible, que ofrece matrices origen-destino por hora y distrito censal a partir de datos anonimizados de telefonía móvil, en cumplimiento de la normativa de protección de datos. Se extrae una muestra representativa (una semana por trimestre de 2023) para los siete distritos de Terrassa. Conviene subrayar que esta fuente mide movilidad general, no demanda de taxi: actúa como pro</w:t>
-      </w:r>
-      <w:r>
-        <w:t>xy, una limitación que se documenta de forma explícita.</w:t>
+        <w:t>3.4    Datos reales del taxista</w:t>
+      </w:r>
+      <w:bookmarkEnd w:id="17"/>
+    </w:p>
+    <w:p>
+      <w:r>
+        <w:t>La validación final y el caso de uso se apoyan en los datos reales de carreras de una taxista de Terrassa (cooperativa Tele-Taxi Egara). Cada ticket aporta fecha, horas de inicio y fin, direcciones de origen y destino, distancia, importe y tipo de servicio. Estos datos se capturan mediante el reconocimiento automático de la fotografía del ticket, descrito en el capítulo 7.</w:t>
       </w:r>
     </w:p>
     <w:p>
       <w:pPr>
         <w:pStyle w:val="Heading2"/>
       </w:pPr>
-      <w:bookmarkStart w:id="16" w:name="_Toc238725549"/>
-      <w:r>
-        <w:t>3.3    Variables externas</w:t>
-      </w:r>
-      <w:bookmarkEnd w:id="16"/>
-    </w:p>
-    <w:p>
-      <w:r>
-        <w:t>Se incorporan variables meteorológicas de la API de Open-Meteo y el calendario de festivos, por su influencia conocida sobre la demanda de movilidad.</w:t>
+      <w:bookmarkStart w:id="18" w:name="_Toc239348237"/>
+      <w:r>
+        <w:t>3.5    Protección de datos y consideraciones éticas</w:t>
+      </w:r>
+      <w:bookmarkEnd w:id="18"/>
+    </w:p>
+    <w:p>
+      <w:r>
+        <w:t>El tratamiento de datos personales de este trabajo se limita a los registros de carreras aportados voluntariamente por una única conductora, y se realiza conforme al Reglamento (UE) 2016/679 (RGPD) y a la Ley Orgánica 3/2018.</w:t>
+      </w:r>
+    </w:p>
+    <w:p>
+      <w:r>
+        <w:t>La base legal es el consentimiento explícito e informado de la interesada, recogido por escrito antes del inicio de la recogida (anexo A). La finalidad es exclusivamente académica: el desarrollo y la evaluación de este Trabajo de Fin de Máster. El consentimiento es revocable en cualquier momento, sin necesidad de justificación y con supresión de los datos ya recogidos.</w:t>
+      </w:r>
+    </w:p>
+    <w:p>
+      <w:r>
+        <w:t>En cuanto a la minimización, el registro no recoge ningún dato identificativo de los clientes: ni nombre, ni teléfono, ni matrícula, ni forma de pago nominativa. Sí recoge, en cambio, direcciones de origen y destino de los servicios, que constituyen un dato personal indirecto en la medida en que podrían contribuir a identificar a un tercero. Por ese motivo las direcciones no se publican, no se incluyen en los anexos y no salen del entorno de trabajo del autor; los análisis que aparecen en la memoria se real</w:t>
+      </w:r>
+      <w:r>
+        <w:t>izan siempre sobre agregados.</w:t>
+      </w:r>
+    </w:p>
+    <w:p>
+      <w:r>
+        <w:t>El punto que requiere mayor cautela es el reconocimiento automático de tickets descrito en el apartado 7.4. La fotografía del ticket se envía a la API de Gemini (Google), que actúa por tanto como encargado del tratamiento y que implica una transferencia internacional de datos. La conductora fue informada expresamente de esta circunstancia antes de aceptar el uso de la herramienta. Los datos extraídos se almacenan en una hoja de cálculo de acceso restringido, y las credenciales de acceso se mantienen fuera d</w:t>
+      </w:r>
+      <w:r>
+        <w:t>el control de versiones del proyecto. Una versión de producción del sistema debería sustituir este componente por un reconocimiento óptico ejecutado en local, lo que eliminaría por completo la transferencia a un tercero; se recoge como línea futura.</w:t>
+      </w:r>
+    </w:p>
+    <w:p>
+      <w:r>
+        <w:t>Finalmente, el conjunto de datos de Nueva York es de publicación abierta y ya se distribuye agregado y sin identificadores personales, y las matrices del MITMA se publican anonimizadas y agregadas por el propio Ministerio, de modo que ninguna de las dos fuentes plantea un tratamiento adicional.</w:t>
+      </w:r>
+    </w:p>
+    <w:p>
+      <w:pPr>
+        <w:pStyle w:val="Heading1"/>
+      </w:pPr>
+      <w:bookmarkStart w:id="19" w:name="_Toc239348238"/>
+      <w:r>
+        <w:t>4    Análisis exploratorio de la demanda</w:t>
+      </w:r>
+      <w:bookmarkEnd w:id="19"/>
+    </w:p>
+    <w:p>
+      <w:r>
+        <w:t xml:space="preserve">Antes de modelar conviene entender la estructura de los datos, porque son sus propiedades —y no una preferencia a priori— las que justifican las decisiones metodológicas del capítulo 5: qué variables construir, qué métrica usar y qué función objetivo resulta </w:t>
+      </w:r>
+      <w:r>
+        <w:lastRenderedPageBreak/>
+        <w:t>apropiada. Este capítulo recorre la rejilla de demanda de Nueva York descrita en el apartado 3.1.</w:t>
       </w:r>
     </w:p>
     <w:p>
       <w:pPr>
         <w:pStyle w:val="Heading2"/>
       </w:pPr>
-      <w:bookmarkStart w:id="17" w:name="_Toc238725550"/>
-      <w:r>
-        <w:t>3.4    Datos reales del taxista</w:t>
-      </w:r>
-      <w:bookmarkEnd w:id="17"/>
-    </w:p>
-    <w:p>
-      <w:r>
-        <w:t>La validación final y el caso de uso se apoyan en los datos reales de carreras de una taxista de Terrassa (cooperativa Tele-Taxi Egara). Cada ticket aporta fecha, horas de inicio y fin, direcciones de origen y destino, distancia, importe y tipo de servicio. Estos datos se capturan mediante el reconocimiento automático de la fotografía del ticket, descrito en el capítulo 7.</w:t>
-      </w:r>
-    </w:p>
-    <w:p>
-      <w:pPr>
-        <w:pStyle w:val="Heading2"/>
-      </w:pPr>
-      <w:bookmarkStart w:id="18" w:name="_Toc238725551"/>
-      <w:r>
-        <w:t>3.5    Protección de datos y consideraciones éticas</w:t>
-      </w:r>
-      <w:bookmarkEnd w:id="18"/>
-    </w:p>
-    <w:p>
-      <w:r>
-        <w:t>El tratamiento de datos personales de este trabajo se limita a los registros de carreras aportados voluntariamente por una única conductora, y se realiza conforme al Reglamento (UE) 2016/679 (RGPD) y a la Ley Orgánica 3/2018.</w:t>
-      </w:r>
-    </w:p>
-    <w:p>
-      <w:r>
-        <w:t>La base legal es el consentimiento explícito e informado de la interesada, recogido por escrito antes del inicio de la recogida (anexo A). La finalidad es exclusivamente académica: el desarrollo y la evaluación de este Trabajo de Fin de Máster. El consentimiento es revocable en cualquier momento, sin necesidad de justificación y con supresión de los datos ya recogidos.</w:t>
-      </w:r>
-    </w:p>
-    <w:p>
-      <w:r>
-        <w:t>En cuanto a la minimización, el registro no recoge ningún dato identificativo de los clientes: ni nombre, ni teléfono, ni matrícula, ni forma de pago nominativa. Sí recoge, en cambio, direcciones de origen y destino de los servicios, que constituyen un dato personal indirecto en la medida en que podrían contribuir a identificar a un tercero. Por ese motivo las direcciones no se publican, no se incluyen en los anexos y no salen del entorno de trabajo del autor; los análisis que aparecen en la memoria se real</w:t>
-      </w:r>
-      <w:r>
-        <w:t>izan siempre sobre agregados.</w:t>
-      </w:r>
-    </w:p>
-    <w:p>
-      <w:r>
-        <w:t>El punto que requiere mayor cautela es el reconocimiento automático de tickets descrito en el apartado 7.4. La fotografía del ticket se envía a la API de Gemini (Google), que actúa por tanto como encargado del tratamiento y que implica una transferencia internacional de datos. La conductora fue informada expresamente de esta circunstancia antes de aceptar el uso de la herramienta. Los datos extraídos se almacenan en una hoja de cálculo de acceso restringido, y las credenciales de acceso se mantienen fuera d</w:t>
-      </w:r>
-      <w:r>
-        <w:t xml:space="preserve">el control de versiones del </w:t>
-      </w:r>
-      <w:r>
-        <w:lastRenderedPageBreak/>
-        <w:t>proyecto. Una versión de producción del sistema debería sustituir este componente por un reconocimiento óptico ejecutado en local, lo que eliminaría por completo la transferencia a un tercero; se recoge como línea futura.</w:t>
-      </w:r>
-    </w:p>
-    <w:p>
-      <w:r>
-        <w:t>Finalmente, el conjunto de datos de Nueva York es de publicación abierta y ya se distribuye agregado y sin identificadores personales, y las matrices del MITMA se publican anonimizadas y agregadas por el propio Ministerio, de modo que ninguna de las dos fuentes plantea un tratamiento adicional.</w:t>
-      </w:r>
-    </w:p>
-    <w:p>
-      <w:pPr>
-        <w:pStyle w:val="Heading1"/>
-      </w:pPr>
-      <w:bookmarkStart w:id="19" w:name="_Toc238725552"/>
-      <w:r>
-        <w:t>4    Análisis exploratorio de la demanda</w:t>
-      </w:r>
-      <w:bookmarkEnd w:id="19"/>
-    </w:p>
-    <w:p>
-      <w:r>
-        <w:t>Antes de modelar conviene entender la estructura de los datos, porque son sus propiedades —y no una preferencia a priori— las que justifican las decisiones metodológicas del capítulo 5: qué variables construir, qué métrica usar y qué función objetivo resulta apropiada. Este capítulo recorre la rejilla de demanda de Nueva York descrita en el apartado 3.1.</w:t>
-      </w:r>
-    </w:p>
-    <w:p>
-      <w:pPr>
-        <w:pStyle w:val="Heading2"/>
-      </w:pPr>
-      <w:bookmarkStart w:id="20" w:name="_Toc238725553"/>
+      <w:bookmarkStart w:id="20" w:name="_Toc239348239"/>
       <w:r>
         <w:t>4.1    Dispersión: la demanda es mayoritariamente cero</w:t>
       </w:r>
@@ -6186,7 +6830,7 @@
           <w:noProof/>
         </w:rPr>
         <w:drawing>
-          <wp:inline distT="0" distB="0" distL="0" distR="0" wp14:anchorId="57B9C093" wp14:editId="0C1DB6E6">
+          <wp:inline distT="0" distB="0" distL="0" distR="0" wp14:anchorId="233BA0F9" wp14:editId="419B32FF">
             <wp:extent cx="5394960" cy="2972318"/>
             <wp:effectExtent l="0" t="0" r="0" b="0"/>
             <wp:docPr id="1" name="Picture 1"/>
@@ -6226,7 +6870,7 @@
       <w:pPr>
         <w:jc w:val="center"/>
       </w:pPr>
-      <w:bookmarkStart w:id="21" w:name="_Toc238725590"/>
+      <w:bookmarkStart w:id="21" w:name="_Toc239348280"/>
       <w:r>
         <w:rPr>
           <w:b/>
@@ -6277,18 +6921,17 @@
     </w:p>
     <w:p>
       <w:r>
-        <w:t xml:space="preserve">Esta observación tiene dos consecuencias directas sobre el modelado. La primera afecta a la métrica: el error porcentual absoluto medio (MAPE) exige dividir por el valor real, de modo que con una mayoría de ceros se vuelve indefinido o desproporcionado; se adopta en su lugar el WAPE, que pondera por el volumen total y es estable ante ceros. La segunda afecta a </w:t>
-      </w:r>
-      <w:r>
-        <w:lastRenderedPageBreak/>
-        <w:t>la función objetivo: se trata de un problema de conteo, no negativo y con exceso de ceros, para el que un objetivo de tipo Poisson resulta más adecuado que el error cuadrático habitual.</w:t>
+        <w:t>Esta observación tiene dos consecuencias directas sobre el modelado. La primera afecta a la métrica: el error porcentual absoluto medio (MAPE) exige dividir por el valor real, de modo que con una mayoría de ceros se vuelve indefinido o desproporcionado; se adopta en su lugar el WAPE, que pondera por el volumen total y es estable ante ceros. La segunda afecta a la función objetivo: se trata de un problema de conteo, no negativo y con exceso de ceros, para el que un objetivo de tipo Poisson resulta más adecua</w:t>
+      </w:r>
+      <w:r>
+        <w:t>do que el error cuadrático habitual.</w:t>
       </w:r>
     </w:p>
     <w:p>
       <w:pPr>
         <w:pStyle w:val="Heading2"/>
       </w:pPr>
-      <w:bookmarkStart w:id="22" w:name="_Toc238725554"/>
+      <w:bookmarkStart w:id="22" w:name="_Toc239348240"/>
       <w:r>
         <w:t>4.2    El ritmo diario</w:t>
       </w:r>
@@ -6309,8 +6952,9 @@
         <w:rPr>
           <w:noProof/>
         </w:rPr>
+        <w:lastRenderedPageBreak/>
         <w:drawing>
-          <wp:inline distT="0" distB="0" distL="0" distR="0" wp14:anchorId="6AFE53D1" wp14:editId="39E276F5">
+          <wp:inline distT="0" distB="0" distL="0" distR="0" wp14:anchorId="7A003680" wp14:editId="7537D2D8">
             <wp:extent cx="5394960" cy="3027149"/>
             <wp:effectExtent l="0" t="0" r="0" b="0"/>
             <wp:docPr id="2" name="Picture 2"/>
@@ -6350,7 +6994,7 @@
       <w:pPr>
         <w:jc w:val="center"/>
       </w:pPr>
-      <w:bookmarkStart w:id="23" w:name="_Toc238725591"/>
+      <w:bookmarkStart w:id="23" w:name="_Toc239348281"/>
       <w:r>
         <w:rPr>
           <w:b/>
@@ -6408,7 +7052,7 @@
       <w:pPr>
         <w:pStyle w:val="Heading2"/>
       </w:pPr>
-      <w:bookmarkStart w:id="24" w:name="_Toc238725555"/>
+      <w:bookmarkStart w:id="24" w:name="_Toc239348241"/>
       <w:r>
         <w:t>4.3    El ritmo semanal</w:t>
       </w:r>
@@ -6429,9 +7073,8 @@
         <w:rPr>
           <w:noProof/>
         </w:rPr>
-        <w:lastRenderedPageBreak/>
         <w:drawing>
-          <wp:inline distT="0" distB="0" distL="0" distR="0" wp14:anchorId="3FFA5C90" wp14:editId="02BDC5B3">
+          <wp:inline distT="0" distB="0" distL="0" distR="0" wp14:anchorId="79A09C88" wp14:editId="21A1F52F">
             <wp:extent cx="5394960" cy="2679157"/>
             <wp:effectExtent l="0" t="0" r="0" b="0"/>
             <wp:docPr id="3" name="Picture 3"/>
@@ -6471,7 +7114,7 @@
       <w:pPr>
         <w:jc w:val="center"/>
       </w:pPr>
-      <w:bookmarkStart w:id="25" w:name="_Toc238725592"/>
+      <w:bookmarkStart w:id="25" w:name="_Toc239348282"/>
       <w:r>
         <w:rPr>
           <w:b/>
@@ -6522,7 +7165,11 @@
     </w:p>
     <w:p>
       <w:r>
-        <w:t>Más informativo que el nivel medio es el cambio de forma. Al separar los días laborables de los fines de semana, las dos curvas horarias no se diferencian por una simple traslación vertical: el fin de semana desplaza actividad desde la hora punta de la mañana hacia la madrugada, lo que refleja un uso de ocio frente a un uso de desplazamiento al trabajo. Este cambio de forma —y no solo de escala— es lo que justifica incorporar un indicador de fin de semana como variable del modelo.</w:t>
+        <w:t xml:space="preserve">Más informativo que el nivel medio es el cambio de forma. Al separar los días laborables de los fines de semana, las dos curvas horarias no se diferencian por una simple traslación vertical: el fin de semana desplaza actividad desde la hora punta de la mañana hacia la </w:t>
+      </w:r>
+      <w:r>
+        <w:lastRenderedPageBreak/>
+        <w:t>madrugada, lo que refleja un uso de ocio frente a un uso de desplazamiento al trabajo. Este cambio de forma —y no solo de escala— es lo que justifica incorporar un indicador de fin de semana como variable del modelo.</w:t>
       </w:r>
     </w:p>
     <w:p>
@@ -6536,7 +7183,7 @@
           <w:noProof/>
         </w:rPr>
         <w:drawing>
-          <wp:inline distT="0" distB="0" distL="0" distR="0" wp14:anchorId="45561F25" wp14:editId="13F5B459">
+          <wp:inline distT="0" distB="0" distL="0" distR="0" wp14:anchorId="5D47D594" wp14:editId="27D96FE0">
             <wp:extent cx="5394960" cy="3023002"/>
             <wp:effectExtent l="0" t="0" r="0" b="0"/>
             <wp:docPr id="4" name="Picture 4"/>
@@ -6576,7 +7223,7 @@
       <w:pPr>
         <w:jc w:val="center"/>
       </w:pPr>
-      <w:bookmarkStart w:id="26" w:name="_Toc238725593"/>
+      <w:bookmarkStart w:id="26" w:name="_Toc239348283"/>
       <w:r>
         <w:rPr>
           <w:b/>
@@ -6642,7 +7289,7 @@
         </w:rPr>
         <w:lastRenderedPageBreak/>
         <w:drawing>
-          <wp:inline distT="0" distB="0" distL="0" distR="0" wp14:anchorId="54148602" wp14:editId="3265E61A">
+          <wp:inline distT="0" distB="0" distL="0" distR="0" wp14:anchorId="5BA5A76F" wp14:editId="7D153CF7">
             <wp:extent cx="5394960" cy="5927615"/>
             <wp:effectExtent l="0" t="0" r="0" b="0"/>
             <wp:docPr id="5" name="Picture 5"/>
@@ -6682,7 +7329,7 @@
       <w:pPr>
         <w:jc w:val="center"/>
       </w:pPr>
-      <w:bookmarkStart w:id="27" w:name="_Toc238725594"/>
+      <w:bookmarkStart w:id="27" w:name="_Toc239348284"/>
       <w:r>
         <w:rPr>
           <w:b/>
@@ -6735,7 +7382,7 @@
       <w:pPr>
         <w:pStyle w:val="Heading2"/>
       </w:pPr>
-      <w:bookmarkStart w:id="28" w:name="_Toc238725556"/>
+      <w:bookmarkStart w:id="28" w:name="_Toc239348242"/>
       <w:r>
         <w:t>4.4    La dimensión espacial</w:t>
       </w:r>
@@ -6758,7 +7405,7 @@
         </w:rPr>
         <w:lastRenderedPageBreak/>
         <w:drawing>
-          <wp:inline distT="0" distB="0" distL="0" distR="0" wp14:anchorId="0A393217" wp14:editId="4F434A23">
+          <wp:inline distT="0" distB="0" distL="0" distR="0" wp14:anchorId="32D0C24C" wp14:editId="0DBAAD1D">
             <wp:extent cx="5394960" cy="2933053"/>
             <wp:effectExtent l="0" t="0" r="0" b="0"/>
             <wp:docPr id="6" name="Picture 6"/>
@@ -6798,7 +7445,7 @@
       <w:pPr>
         <w:jc w:val="center"/>
       </w:pPr>
-      <w:bookmarkStart w:id="29" w:name="_Toc238725595"/>
+      <w:bookmarkStart w:id="29" w:name="_Toc239348285"/>
       <w:r>
         <w:rPr>
           <w:b/>
@@ -6866,7 +7513,7 @@
           <w:noProof/>
         </w:rPr>
         <w:drawing>
-          <wp:inline distT="0" distB="0" distL="0" distR="0" wp14:anchorId="637FF9E1" wp14:editId="3FA20C6C">
+          <wp:inline distT="0" distB="0" distL="0" distR="0" wp14:anchorId="4D8FDA4C" wp14:editId="22B66842">
             <wp:extent cx="5394960" cy="2935082"/>
             <wp:effectExtent l="0" t="0" r="0" b="0"/>
             <wp:docPr id="7" name="Picture 7"/>
@@ -6906,7 +7553,7 @@
       <w:pPr>
         <w:jc w:val="center"/>
       </w:pPr>
-      <w:bookmarkStart w:id="30" w:name="_Toc238725596"/>
+      <w:bookmarkStart w:id="30" w:name="_Toc239348286"/>
       <w:r>
         <w:rPr>
           <w:b/>
@@ -6959,7 +7606,7 @@
       <w:pPr>
         <w:pStyle w:val="Heading2"/>
       </w:pPr>
-      <w:bookmarkStart w:id="31" w:name="_Toc238725557"/>
+      <w:bookmarkStart w:id="31" w:name="_Toc239348243"/>
       <w:r>
         <w:lastRenderedPageBreak/>
         <w:t>4.5    Estabilidad a lo largo del año</w:t>
@@ -6982,7 +7629,7 @@
           <w:noProof/>
         </w:rPr>
         <w:drawing>
-          <wp:inline distT="0" distB="0" distL="0" distR="0" wp14:anchorId="46C3635A" wp14:editId="50C73E8C">
+          <wp:inline distT="0" distB="0" distL="0" distR="0" wp14:anchorId="4ACA6CDD" wp14:editId="52BF3FAA">
             <wp:extent cx="5394960" cy="2411606"/>
             <wp:effectExtent l="0" t="0" r="0" b="0"/>
             <wp:docPr id="8" name="Picture 8"/>
@@ -7022,7 +7669,7 @@
       <w:pPr>
         <w:jc w:val="center"/>
       </w:pPr>
-      <w:bookmarkStart w:id="32" w:name="_Toc238725597"/>
+      <w:bookmarkStart w:id="32" w:name="_Toc239348287"/>
       <w:r>
         <w:rPr>
           <w:b/>
@@ -7075,7 +7722,7 @@
       <w:pPr>
         <w:pStyle w:val="Heading2"/>
       </w:pPr>
-      <w:bookmarkStart w:id="33" w:name="_Toc238725558"/>
+      <w:bookmarkStart w:id="33" w:name="_Toc239348244"/>
       <w:r>
         <w:t>4.6    Síntesis</w:t>
       </w:r>
@@ -7090,7 +7737,7 @@
       <w:pPr>
         <w:pStyle w:val="Heading1"/>
       </w:pPr>
-      <w:bookmarkStart w:id="34" w:name="_Toc238725559"/>
+      <w:bookmarkStart w:id="34" w:name="_Toc239348245"/>
       <w:r>
         <w:t>5    Metodología y modelado</w:t>
       </w:r>
@@ -7100,7 +7747,7 @@
       <w:pPr>
         <w:pStyle w:val="Heading2"/>
       </w:pPr>
-      <w:bookmarkStart w:id="35" w:name="_Toc238725560"/>
+      <w:bookmarkStart w:id="35" w:name="_Toc239348246"/>
       <w:r>
         <w:t>5.1    Definición del problema</w:t>
       </w:r>
@@ -7115,7 +7762,7 @@
       <w:pPr>
         <w:pStyle w:val="Heading2"/>
       </w:pPr>
-      <w:bookmarkStart w:id="36" w:name="_Toc238725561"/>
+      <w:bookmarkStart w:id="36" w:name="_Toc239348247"/>
       <w:r>
         <w:t>5.2    Ingeniería de variables</w:t>
       </w:r>
@@ -7134,7 +7781,7 @@
       <w:pPr>
         <w:pStyle w:val="Heading2"/>
       </w:pPr>
-      <w:bookmarkStart w:id="37" w:name="_Toc238725562"/>
+      <w:bookmarkStart w:id="37" w:name="_Toc239348248"/>
       <w:r>
         <w:t>5.3    Horizonte de predicción</w:t>
       </w:r>
@@ -7157,7 +7804,7 @@
       <w:pPr>
         <w:pStyle w:val="Heading2"/>
       </w:pPr>
-      <w:bookmarkStart w:id="38" w:name="_Toc238725563"/>
+      <w:bookmarkStart w:id="38" w:name="_Toc239348249"/>
       <w:r>
         <w:t>5.4    Validación temporal y métricas</w:t>
       </w:r>
@@ -7177,7 +7824,7 @@
       <w:pPr>
         <w:pStyle w:val="Heading2"/>
       </w:pPr>
-      <w:bookmarkStart w:id="39" w:name="_Toc238725564"/>
+      <w:bookmarkStart w:id="39" w:name="_Toc239348250"/>
       <w:r>
         <w:t>5.5    Modelo de referencia (baseline)</w:t>
       </w:r>
@@ -7192,7 +7839,7 @@
       <w:pPr>
         <w:pStyle w:val="Heading2"/>
       </w:pPr>
-      <w:bookmarkStart w:id="40" w:name="_Toc238725565"/>
+      <w:bookmarkStart w:id="40" w:name="_Toc239348251"/>
       <w:r>
         <w:t>5.6    Comparativa de modelos</w:t>
       </w:r>
@@ -7374,7 +8021,7 @@
       <w:pPr>
         <w:jc w:val="center"/>
       </w:pPr>
-      <w:bookmarkStart w:id="41" w:name="_Toc238725603"/>
+      <w:bookmarkStart w:id="41" w:name="_Toc239348296"/>
       <w:r>
         <w:rPr>
           <w:b/>
@@ -7622,7 +8269,7 @@
       <w:pPr>
         <w:jc w:val="center"/>
       </w:pPr>
-      <w:bookmarkStart w:id="42" w:name="_Toc238725604"/>
+      <w:bookmarkStart w:id="42" w:name="_Toc239348297"/>
       <w:r>
         <w:rPr>
           <w:b/>
@@ -7991,7 +8638,7 @@
       <w:pPr>
         <w:jc w:val="center"/>
       </w:pPr>
-      <w:bookmarkStart w:id="43" w:name="_Toc238725605"/>
+      <w:bookmarkStart w:id="43" w:name="_Toc239348298"/>
       <w:r>
         <w:rPr>
           <w:b/>
@@ -8029,18 +8676,271 @@
     </w:p>
     <w:p>
       <w:r>
-        <w:t>La familia LSTM quedó planteada pero su ejecución se pospone como trabajo futuro: la versión de Python del entorno de desarrollo (3.14) es posterior a las versiones para las que TensorFlow publica distribuciones, por lo que la librería no puede instalarse sin construir un entorno paralelo. El código del experimento está escrito y versionado; su ausencia no altera la conclusión principal del capítulo, dado que el modelo ganador supera al baseline con un margen amplio.</w:t>
+        <w:t>La red recurrente se evalúa sobre una muestra de veinte zonas —las de mayor demanda—, tamaño al que resulta viable construir las secuencias deslizantes de 168 horas que consume. Para que la comparación sea equitativa, LightGBM se reentrena sobre esas mismas zonas y el baseline se recalcula sobre las mismas filas. La tabla 4 recoge el resultado.</w:t>
+      </w:r>
+    </w:p>
+    <w:tbl>
+      <w:tblPr>
+        <w:tblW w:w="0" w:type="auto"/>
+        <w:tblBorders>
+          <w:top w:val="single" w:sz="4" w:space="0" w:color="BFBFBF"/>
+          <w:left w:val="single" w:sz="4" w:space="0" w:color="BFBFBF"/>
+          <w:bottom w:val="single" w:sz="4" w:space="0" w:color="BFBFBF"/>
+          <w:right w:val="single" w:sz="4" w:space="0" w:color="BFBFBF"/>
+          <w:insideH w:val="single" w:sz="4" w:space="0" w:color="BFBFBF"/>
+          <w:insideV w:val="single" w:sz="4" w:space="0" w:color="BFBFBF"/>
+        </w:tblBorders>
+        <w:tblLook w:val="04A0" w:firstRow="1" w:lastRow="0" w:firstColumn="1" w:lastColumn="0" w:noHBand="0" w:noVBand="1"/>
+      </w:tblPr>
+      <w:tblGrid>
+        <w:gridCol w:w="2254"/>
+        <w:gridCol w:w="2254"/>
+        <w:gridCol w:w="2254"/>
+        <w:gridCol w:w="2254"/>
+      </w:tblGrid>
+      <w:tr>
+        <w:trPr>
+          <w:tblHeader/>
+        </w:trPr>
+        <w:tc>
+          <w:tcPr>
+            <w:tcW w:w="2256" w:type="dxa"/>
+            <w:shd w:val="clear" w:color="auto" w:fill="F2F2F2"/>
+          </w:tcPr>
+          <w:p>
+            <w:r>
+              <w:rPr>
+                <w:b/>
+              </w:rPr>
+              <w:t>Modelo</w:t>
+            </w:r>
+          </w:p>
+        </w:tc>
+        <w:tc>
+          <w:tcPr>
+            <w:tcW w:w="2256" w:type="dxa"/>
+            <w:shd w:val="clear" w:color="auto" w:fill="F2F2F2"/>
+          </w:tcPr>
+          <w:p>
+            <w:r>
+              <w:rPr>
+                <w:b/>
+              </w:rPr>
+              <w:t>MAE</w:t>
+            </w:r>
+          </w:p>
+        </w:tc>
+        <w:tc>
+          <w:tcPr>
+            <w:tcW w:w="2256" w:type="dxa"/>
+            <w:shd w:val="clear" w:color="auto" w:fill="F2F2F2"/>
+          </w:tcPr>
+          <w:p>
+            <w:r>
+              <w:rPr>
+                <w:b/>
+              </w:rPr>
+              <w:t>RMSE</w:t>
+            </w:r>
+          </w:p>
+        </w:tc>
+        <w:tc>
+          <w:tcPr>
+            <w:tcW w:w="2256" w:type="dxa"/>
+            <w:shd w:val="clear" w:color="auto" w:fill="F2F2F2"/>
+          </w:tcPr>
+          <w:p>
+            <w:r>
+              <w:rPr>
+                <w:b/>
+              </w:rPr>
+              <w:t>WAPE</w:t>
+            </w:r>
+          </w:p>
+        </w:tc>
+      </w:tr>
+      <w:tr>
+        <w:tc>
+          <w:tcPr>
+            <w:tcW w:w="2256" w:type="dxa"/>
+          </w:tcPr>
+          <w:p>
+            <w:r>
+              <w:t>Baseline (muestra de 20 zonas)</w:t>
+            </w:r>
+          </w:p>
+        </w:tc>
+        <w:tc>
+          <w:tcPr>
+            <w:tcW w:w="2256" w:type="dxa"/>
+          </w:tcPr>
+          <w:p>
+            <w:r>
+              <w:t>36,30</w:t>
+            </w:r>
+          </w:p>
+        </w:tc>
+        <w:tc>
+          <w:tcPr>
+            <w:tcW w:w="2256" w:type="dxa"/>
+          </w:tcPr>
+          <w:p>
+            <w:r>
+              <w:t>60,35</w:t>
+            </w:r>
+          </w:p>
+        </w:tc>
+        <w:tc>
+          <w:tcPr>
+            <w:tcW w:w="2256" w:type="dxa"/>
+          </w:tcPr>
+          <w:p>
+            <w:r>
+              <w:t>24,8 %</w:t>
+            </w:r>
+          </w:p>
+        </w:tc>
+      </w:tr>
+      <w:tr>
+        <w:tc>
+          <w:tcPr>
+            <w:tcW w:w="2256" w:type="dxa"/>
+          </w:tcPr>
+          <w:p>
+            <w:r>
+              <w:t>LightGBM (muestra de 20 zonas)</w:t>
+            </w:r>
+          </w:p>
+        </w:tc>
+        <w:tc>
+          <w:tcPr>
+            <w:tcW w:w="2256" w:type="dxa"/>
+          </w:tcPr>
+          <w:p>
+            <w:r>
+              <w:t>18,85</w:t>
+            </w:r>
+          </w:p>
+        </w:tc>
+        <w:tc>
+          <w:tcPr>
+            <w:tcW w:w="2256" w:type="dxa"/>
+          </w:tcPr>
+          <w:p>
+            <w:r>
+              <w:t>28,95</w:t>
+            </w:r>
+          </w:p>
+        </w:tc>
+        <w:tc>
+          <w:tcPr>
+            <w:tcW w:w="2256" w:type="dxa"/>
+          </w:tcPr>
+          <w:p>
+            <w:r>
+              <w:t>12,9 %</w:t>
+            </w:r>
+          </w:p>
+        </w:tc>
+      </w:tr>
+      <w:tr>
+        <w:tc>
+          <w:tcPr>
+            <w:tcW w:w="2256" w:type="dxa"/>
+          </w:tcPr>
+          <w:p>
+            <w:r>
+              <w:t>LSTM (muestra de 20 zonas)</w:t>
+            </w:r>
+          </w:p>
+        </w:tc>
+        <w:tc>
+          <w:tcPr>
+            <w:tcW w:w="2256" w:type="dxa"/>
+          </w:tcPr>
+          <w:p>
+            <w:r>
+              <w:t>23,07</w:t>
+            </w:r>
+          </w:p>
+        </w:tc>
+        <w:tc>
+          <w:tcPr>
+            <w:tcW w:w="2256" w:type="dxa"/>
+          </w:tcPr>
+          <w:p>
+            <w:r>
+              <w:t>35,33</w:t>
+            </w:r>
+          </w:p>
+        </w:tc>
+        <w:tc>
+          <w:tcPr>
+            <w:tcW w:w="2256" w:type="dxa"/>
+          </w:tcPr>
+          <w:p>
+            <w:r>
+              <w:t>15,7 %</w:t>
+            </w:r>
+          </w:p>
+        </w:tc>
+      </w:tr>
+    </w:tbl>
+    <w:p/>
+    <w:p>
+      <w:pPr>
+        <w:jc w:val="center"/>
+      </w:pPr>
+      <w:bookmarkStart w:id="44" w:name="_Toc239348299"/>
+      <w:r>
+        <w:rPr>
+          <w:b/>
+          <w:color w:val="595959"/>
+          <w:sz w:val="18"/>
+        </w:rPr>
+        <w:t xml:space="preserve">Tabla </w:t>
+      </w:r>
+      <w:r>
+        <w:fldChar w:fldCharType="begin"/>
+      </w:r>
+      <w:r>
+        <w:instrText xml:space="preserve"> SEQ Tabla \* ARABIC </w:instrText>
+      </w:r>
+      <w:r>
+        <w:fldChar w:fldCharType="separate"/>
+      </w:r>
+      <w:r>
+        <w:rPr>
+          <w:noProof/>
+        </w:rPr>
+        <w:t>4</w:t>
+      </w:r>
+      <w:r>
+        <w:fldChar w:fldCharType="end"/>
+      </w:r>
+      <w:r>
+        <w:rPr>
+          <w:color w:val="595959"/>
+          <w:sz w:val="18"/>
+        </w:rPr>
+        <w:t>. Comparación sobre la muestra de las 20 zonas de mayor demanda, escala a la que es viable entrenar la red recurrente.</w:t>
+      </w:r>
+      <w:bookmarkEnd w:id="44"/>
+    </w:p>
+    <w:p>
+      <w:r>
+        <w:t>Este experimento exige un entorno con Python 3.12: TensorFlow no publica distribuciones para la versión 3.14 empleada inicialmente en el desarrollo, mientras que el resto de dependencias del proyecto resuelve a versiones idénticas en ambas. Se comprobó que la migración no altera ninguna de las métricas anteriores.</w:t>
       </w:r>
     </w:p>
     <w:p>
       <w:pPr>
         <w:pStyle w:val="Heading2"/>
       </w:pPr>
-      <w:bookmarkStart w:id="44" w:name="_Toc238725566"/>
+      <w:bookmarkStart w:id="45" w:name="_Toc239348252"/>
       <w:r>
         <w:t>5.7    Discusión de resultados</w:t>
       </w:r>
-      <w:bookmarkEnd w:id="44"/>
+      <w:bookmarkEnd w:id="45"/>
     </w:p>
     <w:p>
       <w:r>
@@ -8052,7 +8952,19 @@
         <w:t>Un resultado igualmente informativo es que Prophet no supera siquiera al baseline en la muestra (34,5 % frente a 25,2 %). La razón es estructural y conviene explicitarla para no atribuir al modelo una debilidad que en realidad es de configuración: Prophet ajusta cada zona de forma aislada y, tal como se ha empleado aquí, no recibe ninguna variable exógena, mientras que LightGBM dispone de las variables de retardo y de la información cruzada entre zonas. La comparación no enfrenta, por tanto, dos modelos con</w:t>
       </w:r>
       <w:r>
-        <w:t xml:space="preserve"> la misma información de entrada; lo que demuestra es que, para este problema, la capacidad de explotar retardos y relaciones entre zonas pesa más que el modelado explícito de la estacionalidad. Ese hallazgo es precisamente lo que justifica la elección de LightGBM como modelo de producción.</w:t>
+        <w:t xml:space="preserve"> la misma información de entrada; lo que demuestra es que, para este problema, la capacidad de explotar retardos y relaciones entre zonas pesa más que el modelado explícito de la estacionalidad. Ese </w:t>
+      </w:r>
+      <w:r>
+        <w:lastRenderedPageBreak/>
+        <w:t>hallazgo es precisamente lo que justifica la elección de LightGBM como modelo de producción.</w:t>
+      </w:r>
+    </w:p>
+    <w:p>
+      <w:r>
+        <w:t>La red recurrente supera con holgura al baseline (15,7 % frente a 24,8 %) pero no alcanza a LightGBM (12,9 %). Conviene precisar que esa cifra debe leerse como un suelo y no como un techo: la red recibe las mismas variables por paso temporal para todas las zonas, sin ningún identificador de zona ni representación embebida que le permita distinguirlas, y sin normalizar las entradas. Una arquitectura que incorporase ambas cosas partiría en mejores condiciones. Aun así el resultado es informativo: a un coste d</w:t>
+      </w:r>
+      <w:r>
+        <w:t>e entrenamiento muy superior —minutos frente a segundos— la red no aporta ventaja sobre el gradient boosting en este problema, lo que refuerza la elección de LightGBM como modelo de producción.</w:t>
       </w:r>
     </w:p>
     <w:p>
@@ -8070,9 +8982,8 @@
         <w:rPr>
           <w:noProof/>
         </w:rPr>
-        <w:lastRenderedPageBreak/>
         <w:drawing>
-          <wp:inline distT="0" distB="0" distL="0" distR="0" wp14:anchorId="06B76C4F" wp14:editId="45C2D84F">
+          <wp:inline distT="0" distB="0" distL="0" distR="0" wp14:anchorId="0DFA2D62" wp14:editId="51ABCD29">
             <wp:extent cx="5394960" cy="3318777"/>
             <wp:effectExtent l="0" t="0" r="0" b="0"/>
             <wp:docPr id="9" name="Picture 9"/>
@@ -8112,7 +9023,7 @@
       <w:pPr>
         <w:jc w:val="center"/>
       </w:pPr>
-      <w:bookmarkStart w:id="45" w:name="_Toc238725598"/>
+      <w:bookmarkStart w:id="46" w:name="_Toc239348288"/>
       <w:r>
         <w:rPr>
           <w:b/>
@@ -8159,7 +9070,7 @@
         </w:rPr>
         <w:t>. Importancia de variables de LightGBM, medida como número de divisiones del árbol en que interviene cada una.</w:t>
       </w:r>
-      <w:bookmarkEnd w:id="45"/>
+      <w:bookmarkEnd w:id="46"/>
     </w:p>
     <w:p>
       <w:r>
@@ -8173,21 +9084,22 @@
       <w:pPr>
         <w:pStyle w:val="Heading1"/>
       </w:pPr>
-      <w:bookmarkStart w:id="46" w:name="_Toc238725567"/>
-      <w:r>
+      <w:bookmarkStart w:id="47" w:name="_Toc239348253"/>
+      <w:r>
+        <w:lastRenderedPageBreak/>
         <w:t>6    Transferencia de Nueva York a Terrassa</w:t>
       </w:r>
-      <w:bookmarkEnd w:id="46"/>
+      <w:bookmarkEnd w:id="47"/>
     </w:p>
     <w:p>
       <w:pPr>
         <w:pStyle w:val="Heading2"/>
       </w:pPr>
-      <w:bookmarkStart w:id="47" w:name="_Toc238725568"/>
+      <w:bookmarkStart w:id="48" w:name="_Toc239348254"/>
       <w:r>
         <w:t>6.1    Hipótesis</w:t>
       </w:r>
-      <w:bookmarkEnd w:id="47"/>
+      <w:bookmarkEnd w:id="48"/>
     </w:p>
     <w:p>
       <w:r>
@@ -8198,11 +9110,11 @@
       <w:pPr>
         <w:pStyle w:val="Heading2"/>
       </w:pPr>
-      <w:bookmarkStart w:id="48" w:name="_Toc238725569"/>
+      <w:bookmarkStart w:id="49" w:name="_Toc239348255"/>
       <w:r>
         <w:t>6.2    Perfil de movilidad de Terrassa</w:t>
       </w:r>
-      <w:bookmarkEnd w:id="48"/>
+      <w:bookmarkEnd w:id="49"/>
     </w:p>
     <w:p>
       <w:r>
@@ -8219,9 +9131,8 @@
         <w:rPr>
           <w:noProof/>
         </w:rPr>
-        <w:lastRenderedPageBreak/>
         <w:drawing>
-          <wp:inline distT="0" distB="0" distL="0" distR="0" wp14:anchorId="5EF11EB9" wp14:editId="633478BF">
+          <wp:inline distT="0" distB="0" distL="0" distR="0" wp14:anchorId="46EA7F73" wp14:editId="2D284BA6">
             <wp:extent cx="5394960" cy="2221665"/>
             <wp:effectExtent l="0" t="0" r="0" b="0"/>
             <wp:docPr id="10" name="Picture 10"/>
@@ -8261,7 +9172,7 @@
       <w:pPr>
         <w:jc w:val="center"/>
       </w:pPr>
-      <w:bookmarkStart w:id="49" w:name="_Toc238725599"/>
+      <w:bookmarkStart w:id="50" w:name="_Toc239348289"/>
       <w:r>
         <w:rPr>
           <w:b/>
@@ -8308,7 +9219,7 @@
         </w:rPr>
         <w:t>. Movilidad media de Terrassa por distrito y hora del día (fuente: MITMA).</w:t>
       </w:r>
-      <w:bookmarkEnd w:id="49"/>
+      <w:bookmarkEnd w:id="50"/>
     </w:p>
     <w:p>
       <w:pPr>
@@ -8321,7 +9232,7 @@
           <w:noProof/>
         </w:rPr>
         <w:drawing>
-          <wp:inline distT="0" distB="0" distL="0" distR="0" wp14:anchorId="6F09138C" wp14:editId="4A3FCBBC">
+          <wp:inline distT="0" distB="0" distL="0" distR="0" wp14:anchorId="7DEAF638" wp14:editId="39F4B728">
             <wp:extent cx="5394960" cy="1922202"/>
             <wp:effectExtent l="0" t="0" r="0" b="0"/>
             <wp:docPr id="11" name="Picture 11"/>
@@ -8361,7 +9272,7 @@
       <w:pPr>
         <w:jc w:val="center"/>
       </w:pPr>
-      <w:bookmarkStart w:id="50" w:name="_Toc238725600"/>
+      <w:bookmarkStart w:id="51" w:name="_Toc239348290"/>
       <w:r>
         <w:rPr>
           <w:b/>
@@ -8408,17 +9319,17 @@
         </w:rPr>
         <w:t>. Perfiles horario y semanal agregados de la movilidad de Terrassa.</w:t>
       </w:r>
-      <w:bookmarkEnd w:id="50"/>
+      <w:bookmarkEnd w:id="51"/>
     </w:p>
     <w:p>
       <w:pPr>
         <w:pStyle w:val="Heading2"/>
       </w:pPr>
-      <w:bookmarkStart w:id="51" w:name="_Toc238725570"/>
+      <w:bookmarkStart w:id="52" w:name="_Toc239348256"/>
       <w:r>
         <w:t>6.3    Comparación de patrones</w:t>
       </w:r>
-      <w:bookmarkEnd w:id="51"/>
+      <w:bookmarkEnd w:id="52"/>
     </w:p>
     <w:p>
       <w:r>
@@ -8437,7 +9348,7 @@
         </w:rPr>
         <w:lastRenderedPageBreak/>
         <w:drawing>
-          <wp:inline distT="0" distB="0" distL="0" distR="0" wp14:anchorId="0C77B81A" wp14:editId="67DE77E3">
+          <wp:inline distT="0" distB="0" distL="0" distR="0" wp14:anchorId="7C235A43" wp14:editId="734AA948">
             <wp:extent cx="5394960" cy="3041635"/>
             <wp:effectExtent l="0" t="0" r="0" b="0"/>
             <wp:docPr id="12" name="Picture 12"/>
@@ -8477,7 +9388,7 @@
       <w:pPr>
         <w:jc w:val="center"/>
       </w:pPr>
-      <w:bookmarkStart w:id="52" w:name="_Toc238725601"/>
+      <w:bookmarkStart w:id="53" w:name="_Toc239348291"/>
       <w:r>
         <w:rPr>
           <w:b/>
@@ -8524,7 +9435,7 @@
         </w:rPr>
         <w:t>. Forma horaria normalizada de ambos contextos. La correlación de 0,88 sostiene la hipótesis de transferencia del patrón temporal.</w:t>
       </w:r>
-      <w:bookmarkEnd w:id="52"/>
+      <w:bookmarkEnd w:id="53"/>
     </w:p>
     <w:p>
       <w:r>
@@ -8551,7 +9462,7 @@
         </w:rPr>
         <w:lastRenderedPageBreak/>
         <w:drawing>
-          <wp:inline distT="0" distB="0" distL="0" distR="0" wp14:anchorId="5CAA3361" wp14:editId="0881EA02">
+          <wp:inline distT="0" distB="0" distL="0" distR="0" wp14:anchorId="124D338F" wp14:editId="36BFA6ED">
             <wp:extent cx="5394960" cy="2645568"/>
             <wp:effectExtent l="0" t="0" r="0" b="0"/>
             <wp:docPr id="13" name="Picture 13"/>
@@ -8591,7 +9502,7 @@
       <w:pPr>
         <w:jc w:val="center"/>
       </w:pPr>
-      <w:bookmarkStart w:id="53" w:name="_Toc238725602"/>
+      <w:bookmarkStart w:id="54" w:name="_Toc239348292"/>
       <w:r>
         <w:rPr>
           <w:b/>
@@ -8638,7 +9549,7 @@
         </w:rPr>
         <w:t>. Forma semanal normalizada de ambos contextos.</w:t>
       </w:r>
-      <w:bookmarkEnd w:id="53"/>
+      <w:bookmarkEnd w:id="54"/>
     </w:p>
     <w:p>
       <w:r>
@@ -8649,11 +9560,11 @@
       <w:pPr>
         <w:pStyle w:val="Heading2"/>
       </w:pPr>
-      <w:bookmarkStart w:id="54" w:name="_Toc238725571"/>
+      <w:bookmarkStart w:id="55" w:name="_Toc239348257"/>
       <w:r>
         <w:t>6.4    Limitaciones de la fuente local</w:t>
       </w:r>
-      <w:bookmarkEnd w:id="54"/>
+      <w:bookmarkEnd w:id="55"/>
     </w:p>
     <w:p>
       <w:r>
@@ -8664,11 +9575,11 @@
       <w:pPr>
         <w:pStyle w:val="Heading2"/>
       </w:pPr>
-      <w:bookmarkStart w:id="55" w:name="_Toc238725572"/>
+      <w:bookmarkStart w:id="56" w:name="_Toc239348258"/>
       <w:r>
         <w:t>6.5    Limitaciones de resolución espacial</w:t>
       </w:r>
-      <w:bookmarkEnd w:id="55"/>
+      <w:bookmarkEnd w:id="56"/>
     </w:p>
     <w:p>
       <w:r>
@@ -8701,21 +9612,21 @@
       <w:pPr>
         <w:pStyle w:val="Heading1"/>
       </w:pPr>
-      <w:bookmarkStart w:id="56" w:name="_Toc238725573"/>
+      <w:bookmarkStart w:id="57" w:name="_Toc239348259"/>
       <w:r>
         <w:t>7    Producto: la aplicación</w:t>
       </w:r>
-      <w:bookmarkEnd w:id="56"/>
+      <w:bookmarkEnd w:id="57"/>
     </w:p>
     <w:p>
       <w:pPr>
         <w:pStyle w:val="Heading2"/>
       </w:pPr>
-      <w:bookmarkStart w:id="57" w:name="_Toc238725574"/>
+      <w:bookmarkStart w:id="58" w:name="_Toc239348260"/>
       <w:r>
         <w:t>7.1    Definición del producto y del usuario</w:t>
       </w:r>
-      <w:bookmarkEnd w:id="57"/>
+      <w:bookmarkEnd w:id="58"/>
     </w:p>
     <w:p>
       <w:r>
@@ -8726,11 +9637,11 @@
       <w:pPr>
         <w:pStyle w:val="Heading2"/>
       </w:pPr>
-      <w:bookmarkStart w:id="58" w:name="_Toc238725575"/>
+      <w:bookmarkStart w:id="59" w:name="_Toc239348261"/>
       <w:r>
         <w:t>7.2    Arquitectura</w:t>
       </w:r>
-      <w:bookmarkEnd w:id="58"/>
+      <w:bookmarkEnd w:id="59"/>
     </w:p>
     <w:p>
       <w:r>
@@ -8746,11 +9657,11 @@
       <w:pPr>
         <w:pStyle w:val="Heading2"/>
       </w:pPr>
-      <w:bookmarkStart w:id="59" w:name="_Toc238725576"/>
+      <w:bookmarkStart w:id="60" w:name="_Toc239348262"/>
       <w:r>
         <w:t>7.3    Alcance real de la integración</w:t>
       </w:r>
-      <w:bookmarkEnd w:id="59"/>
+      <w:bookmarkEnd w:id="60"/>
     </w:p>
     <w:p>
       <w:r>
@@ -8776,12 +9687,12 @@
       <w:pPr>
         <w:pStyle w:val="Heading2"/>
       </w:pPr>
-      <w:bookmarkStart w:id="60" w:name="_Toc238725577"/>
+      <w:bookmarkStart w:id="61" w:name="_Toc239348263"/>
       <w:r>
         <w:lastRenderedPageBreak/>
         <w:t>7.4    Funcionalidades</w:t>
       </w:r>
-      <w:bookmarkEnd w:id="60"/>
+      <w:bookmarkEnd w:id="61"/>
     </w:p>
     <w:p>
       <w:r>
@@ -8791,6 +9702,10 @@
     <w:p>
       <w:pPr>
         <w:pStyle w:val="ListParagraph"/>
+        <w:numPr>
+          <w:ilvl w:val="0"/>
+          <w:numId w:val="2"/>
+        </w:numPr>
       </w:pPr>
       <w:r>
         <w:t>Conductor: recomienda la parada a la que dirigirse en cada momento y muestra un mapa interactivo de Terrassa con la demanda por zonas, expresada en niveles (alta, media, baja) en lugar de cifras, para no transmitir una precisión que el dato no tiene. Incorpora las catorce paradas de taxi reales de la ciudad, y contempla los festivos y la lluvia como factores de contexto.</w:t>
@@ -8799,6 +9714,10 @@
     <w:p>
       <w:pPr>
         <w:pStyle w:val="ListParagraph"/>
+        <w:numPr>
+          <w:ilvl w:val="0"/>
+          <w:numId w:val="2"/>
+        </w:numPr>
       </w:pPr>
       <w:r>
         <w:t>Registrar: permite fotografiar el ticket de una carrera; un modelo de visión extrae automáticamente los datos, que el usuario revisa antes de guardarlos.</w:t>
@@ -8807,6 +9726,10 @@
     <w:p>
       <w:pPr>
         <w:pStyle w:val="ListParagraph"/>
+        <w:numPr>
+          <w:ilvl w:val="0"/>
+          <w:numId w:val="2"/>
+        </w:numPr>
       </w:pPr>
       <w:r>
         <w:t>Análisis: muestra los patrones de demanda, la comparación de la transferencia y la rentabilidad real del conductor, leída en directo del registro de carreras.</w:t>
@@ -8814,6 +9737,14 @@
     </w:p>
     <w:p>
       <w:r>
+        <w:t xml:space="preserve">El modo Análisis incorpora además tres bloques que explotan el registro real de carreras. El primero son las métricas de rentabilidad: además de los euros por kilómetro se calcula el euro por hora de turno, que es la magnitud que un conductor optimiza en la práctica —el euro por kilómetro premia las carreras largas y lentas—. El segundo es el tiempo en vacío, medido como el hueco entre el final de una carrera y el inicio de la siguiente, descartando los huecos superiores a noventa minutos, que corresponden </w:t>
+      </w:r>
+      <w:r>
+        <w:t>a descansos o a fin de turno y no a circulación sin pasaje; se desglosa por hora del día y por zona de destino, lo que responde directamente al objetivo planteado en el apartado 1.2. El tercero se describe a continuación.</w:t>
+      </w:r>
+    </w:p>
+    <w:p>
+      <w:r>
         <w:t>Los niveles de demanda se asignan por terciles sobre los valores presentes en cada momento, y no mediante umbrales fijos. La razón es consecuencia directa de la limitación descrita en el apartado 6.5: con umbrales fijos sobre el máximo, ninguna parada alcanzaba nunca el nivel bajo, porque el único distrito de actividad reducida no contiene ninguna parada de taxi. El criterio por terciles se aplica sobre los valores distintos, de modo que dos paradas del mismo distrito reciben siempre la misma etiqueta.</w:t>
       </w:r>
     </w:p>
@@ -8821,11 +9752,45 @@
       <w:pPr>
         <w:pStyle w:val="Heading2"/>
       </w:pPr>
-      <w:bookmarkStart w:id="61" w:name="_Toc238725578"/>
-      <w:r>
-        <w:t>7.5    Captura de datos por fotografía</w:t>
-      </w:r>
-      <w:bookmarkEnd w:id="61"/>
+      <w:bookmarkStart w:id="62" w:name="_Toc239348264"/>
+      <w:r>
+        <w:t>7.5    Evaluación del recomendador</w:t>
+      </w:r>
+      <w:bookmarkEnd w:id="62"/>
+    </w:p>
+    <w:p>
+      <w:r>
+        <w:t>Un sistema que recomienda debe poder decir si acierta. La aplicación incorpora esa evaluación de forma continua, aprovechando que el propio registro de carreras proporciona la verdad de campo: para cada carrera realizada se reconstruye el ranking que el sistema habría mostrado ese día y a esa hora, y se comprueba si la parada donde la conductora recogió efectivamente figuraba entre las tres primeras.</w:t>
+      </w:r>
+    </w:p>
+    <w:p>
+      <w:r>
+        <w:t>La métrica es la tasa de acierto en las k primeras posiciones, habitual en la evaluación de sistemas de recomendación, y se contrasta con la referencia del azar: con catorce paradas y k igual a tres, un sistema que recomendase aleatoriamente acertaría el 21 % de las veces. Superar ese umbral es la condición mínima para afirmar que la recomendación aporta información.</w:t>
+      </w:r>
+    </w:p>
+    <w:p>
+      <w:r>
+        <w:t xml:space="preserve">Dos precisiones metodológicas. La primera es que el ranking usado en la evaluación se calcula con la misma función que alimenta la vista del conductor: si cada una calculase el suyo, la evaluación estaría midiendo un sistema distinto del que ve la usuaria. La segunda es que los tickets registran la dirección de recogida en texto libre y no el nombre de una parada, de modo que hace falta un emparejamiento aproximado; las carreras que no pueden </w:t>
+      </w:r>
+      <w:r>
+        <w:lastRenderedPageBreak/>
+        <w:t>asociarse con seguridad a ninguna parada se excluyen del cálculo y la proporción de carreras emparejadas se muestra junto a la métrica, para que el lector pueda juzgar su cobertura.</w:t>
+      </w:r>
+    </w:p>
+    <w:p>
+      <w:r>
+        <w:t>En el momento de redactar esta memoria el volumen de carreras registradas es todavía insuficiente para que el resultado sea concluyente. La instrumentación, sin embargo, queda operativa y produce el dato de forma automática conforme el registro crece: es la vía por la que este trabajo podrá pasar de un sistema construido a un sistema evaluado.</w:t>
+      </w:r>
+    </w:p>
+    <w:p>
+      <w:pPr>
+        <w:pStyle w:val="Heading2"/>
+      </w:pPr>
+      <w:bookmarkStart w:id="63" w:name="_Toc239348265"/>
+      <w:r>
+        <w:t>7.6    Captura de datos por fotografía</w:t>
+      </w:r>
+      <w:bookmarkEnd w:id="63"/>
     </w:p>
     <w:p>
       <w:r>
@@ -8839,11 +9804,11 @@
       <w:pPr>
         <w:pStyle w:val="Heading2"/>
       </w:pPr>
-      <w:bookmarkStart w:id="62" w:name="_Toc238725579"/>
-      <w:r>
-        <w:t>7.6    Despliegue</w:t>
-      </w:r>
-      <w:bookmarkEnd w:id="62"/>
+      <w:bookmarkStart w:id="64" w:name="_Toc239348266"/>
+      <w:r>
+        <w:t>7.7    Despliegue</w:t>
+      </w:r>
+      <w:bookmarkEnd w:id="64"/>
     </w:p>
     <w:p>
       <w:r>
@@ -8854,21 +9819,21 @@
       <w:pPr>
         <w:pStyle w:val="Heading1"/>
       </w:pPr>
-      <w:bookmarkStart w:id="63" w:name="_Toc238725580"/>
+      <w:bookmarkStart w:id="65" w:name="_Toc239348267"/>
       <w:r>
         <w:t>8    Conclusiones y trabajo futuro</w:t>
       </w:r>
-      <w:bookmarkEnd w:id="63"/>
+      <w:bookmarkEnd w:id="65"/>
     </w:p>
     <w:p>
       <w:pPr>
         <w:pStyle w:val="Heading2"/>
       </w:pPr>
-      <w:bookmarkStart w:id="64" w:name="_Toc238725581"/>
+      <w:bookmarkStart w:id="66" w:name="_Toc239348268"/>
       <w:r>
         <w:t>8.1    Conclusiones</w:t>
       </w:r>
-      <w:bookmarkEnd w:id="64"/>
+      <w:bookmarkEnd w:id="66"/>
     </w:p>
     <w:p>
       <w:r>
@@ -8877,221 +9842,402 @@
     </w:p>
     <w:p>
       <w:r>
+        <w:t>Igual de relevante es el mecanismo de captura de datos: al reducir el registro de una carrera a fotografiar un ticket, el sistema genera de forma continua el conjunto de datos local que hoy no existe y que es la condición necesaria para cerrar la transferencia.</w:t>
+      </w:r>
+    </w:p>
+    <w:p>
+      <w:pPr>
+        <w:pStyle w:val="Heading2"/>
+      </w:pPr>
+      <w:bookmarkStart w:id="67" w:name="_Toc239348269"/>
+      <w:r>
+        <w:t>8.2    Limitaciones</w:t>
+      </w:r>
+      <w:bookmarkEnd w:id="67"/>
+    </w:p>
+    <w:p>
+      <w:r>
+        <w:t>Las limitaciones se han ido señalando en cada capítulo; conviene recogerlas juntas.</w:t>
+      </w:r>
+    </w:p>
+    <w:p>
+      <w:pPr>
+        <w:pStyle w:val="ListParagraph"/>
+        <w:numPr>
+          <w:ilvl w:val="0"/>
+          <w:numId w:val="2"/>
+        </w:numPr>
+      </w:pPr>
+      <w:r>
+        <w:t>La fuente de movilidad local mide movilidad general y no demanda de taxi: actúa como proxy (apartado 6.4).</w:t>
+      </w:r>
+    </w:p>
+    <w:p>
+      <w:pPr>
+        <w:pStyle w:val="ListParagraph"/>
+        <w:numPr>
+          <w:ilvl w:val="0"/>
+          <w:numId w:val="2"/>
+        </w:numPr>
+      </w:pPr>
+      <w:r>
+        <w:t xml:space="preserve">La resolución espacial es de distrito, con siete distritos para catorce paradas, y la señal espacial correlaciona a 0,885 con la población, de modo que la recomendación </w:t>
+      </w:r>
+      <w:r>
         <w:lastRenderedPageBreak/>
-        <w:t>Igual de relevante es el mecanismo de captura de datos: al reducir el registro de una carrera a fotografiar un ticket, el sistema genera de forma continua el conjunto de datos local que hoy no existe y que es la condición necesaria para cerrar la transferencia.</w:t>
+        <w:t>espacial es de grano grueso y está sesgada hacia los distritos más poblados (apartado 6.5).</w:t>
+      </w:r>
+    </w:p>
+    <w:p>
+      <w:pPr>
+        <w:pStyle w:val="ListParagraph"/>
+        <w:numPr>
+          <w:ilvl w:val="0"/>
+          <w:numId w:val="2"/>
+        </w:numPr>
+      </w:pPr>
+      <w:r>
+        <w:t>El modelo se evalúa a un horizonte de una hora, disponiendo del valor observado inmediatamente anterior; no se ha medido su rendimiento a horizontes mayores (apartado 5.3).</w:t>
+      </w:r>
+    </w:p>
+    <w:p>
+      <w:pPr>
+        <w:pStyle w:val="ListParagraph"/>
+        <w:numPr>
+          <w:ilvl w:val="0"/>
+          <w:numId w:val="2"/>
+        </w:numPr>
+      </w:pPr>
+      <w:r>
+        <w:t>La validación emplea un único corte temporal, sin validación cruzada de origen móvil ni intervalos de confianza (apartado 5.4).</w:t>
+      </w:r>
+    </w:p>
+    <w:p>
+      <w:pPr>
+        <w:pStyle w:val="ListParagraph"/>
+        <w:numPr>
+          <w:ilvl w:val="0"/>
+          <w:numId w:val="2"/>
+        </w:numPr>
+      </w:pPr>
+      <w:r>
+        <w:t>El LSTM se ha entrenado sin identificador de zona ni normalización de entradas, de modo que su resultado marca un suelo y no el techo de lo que una red recurrente puede dar en este problema (apartado 5.7).</w:t>
+      </w:r>
+    </w:p>
+    <w:p>
+      <w:pPr>
+        <w:pStyle w:val="ListParagraph"/>
+        <w:numPr>
+          <w:ilvl w:val="0"/>
+          <w:numId w:val="2"/>
+        </w:numPr>
+      </w:pPr>
+      <w:r>
+        <w:t>El modelo entrenado no alimenta todavía la recomendación del producto (apartado 7.3).</w:t>
+      </w:r>
+    </w:p>
+    <w:p>
+      <w:pPr>
+        <w:pStyle w:val="ListParagraph"/>
+        <w:numPr>
+          <w:ilvl w:val="0"/>
+          <w:numId w:val="2"/>
+        </w:numPr>
+      </w:pPr>
+      <w:r>
+        <w:t>El volumen de datos reales del taxista es aún reducido y está en proceso de acumulación, por lo que no ha sido posible una validación local del sistema.</w:t>
+      </w:r>
+    </w:p>
+    <w:p>
+      <w:r>
+        <w:t>Conviene asimismo señalar que una eventual adopción masiva de la herramienta por muchos conductores podría saturar las zonas recomendadas, un efecto de conocimiento común que queda fuera del alcance de este trabajo pero que cualquier despliegue real debería considerar.</w:t>
       </w:r>
     </w:p>
     <w:p>
       <w:pPr>
         <w:pStyle w:val="Heading2"/>
       </w:pPr>
-      <w:bookmarkStart w:id="65" w:name="_Toc238725582"/>
-      <w:r>
-        <w:t>8.2    Limitaciones</w:t>
-      </w:r>
-      <w:bookmarkEnd w:id="65"/>
-    </w:p>
-    <w:p>
-      <w:r>
-        <w:t>Las limitaciones se han ido señalando en cada capítulo; conviene recogerlas juntas.</w:t>
-      </w:r>
+      <w:bookmarkStart w:id="68" w:name="_Toc239348270"/>
+      <w:r>
+        <w:t>8.3    Líneas futuras</w:t>
+      </w:r>
+      <w:bookmarkEnd w:id="68"/>
     </w:p>
     <w:p>
       <w:pPr>
         <w:pStyle w:val="ListParagraph"/>
-      </w:pPr>
-      <w:r>
-        <w:t>La fuente de movilidad local mide movilidad general y no demanda de taxi: actúa como proxy (apartado 6.4).</w:t>
+        <w:numPr>
+          <w:ilvl w:val="0"/>
+          <w:numId w:val="2"/>
+        </w:numPr>
+      </w:pPr>
+      <w:r>
+        <w:t>Cerrar la transferencia operativa: aplicar el patrón temporal aprendido en Nueva York a las paradas de Terrassa, recalibrado con el volumen local, de modo que la recomendación pase a apoyarse en el modelo entrenado.</w:t>
       </w:r>
     </w:p>
     <w:p>
       <w:pPr>
         <w:pStyle w:val="ListParagraph"/>
-      </w:pPr>
-      <w:r>
-        <w:t>La resolución espacial es de distrito, con siete distritos para catorce paradas, y la señal espacial correlaciona a 0,885 con la población, de modo que la recomendación espacial es de grano grueso y está sesgada hacia los distritos más poblados (apartado 6.5).</w:t>
+        <w:numPr>
+          <w:ilvl w:val="0"/>
+          <w:numId w:val="2"/>
+        </w:numPr>
+      </w:pPr>
+      <w:r>
+        <w:t>Elevar la resolución espacial ponderando cada parada por sus atractores de demanda —estaciones, hospitales, centros sanitarios y zonas de ocio— en lugar de repartir de forma uniforme el valor del distrito.</w:t>
       </w:r>
     </w:p>
     <w:p>
       <w:pPr>
         <w:pStyle w:val="ListParagraph"/>
-      </w:pPr>
-      <w:r>
-        <w:t>El modelo se evalúa a un horizonte de una hora, disponiendo del valor observado inmediatamente anterior; no se ha medido su rendimiento a horizontes mayores (apartado 5.3).</w:t>
+        <w:numPr>
+          <w:ilvl w:val="0"/>
+          <w:numId w:val="2"/>
+        </w:numPr>
+      </w:pPr>
+      <w:r>
+        <w:t>Evaluar el modelo a veinticuatro horas vista, sin la variable de retardo de una hora, para caracterizar su rendimiento a horizontes largos.</w:t>
       </w:r>
     </w:p>
     <w:p>
       <w:pPr>
         <w:pStyle w:val="ListParagraph"/>
-      </w:pPr>
-      <w:r>
-        <w:t>La validación emplea un único corte temporal, sin validación cruzada de origen móvil ni intervalos de confianza (apartado 5.4).</w:t>
+        <w:numPr>
+          <w:ilvl w:val="0"/>
+          <w:numId w:val="2"/>
+        </w:numPr>
+      </w:pPr>
+      <w:r>
+        <w:t>Mejorar la arquitectura de la red recurrente incorporando una representación embebida de la zona y la normalización de las variables de entrada, para determinar si con ello alcanza o supera al gradient boosting.</w:t>
       </w:r>
     </w:p>
     <w:p>
       <w:pPr>
         <w:pStyle w:val="ListParagraph"/>
-      </w:pPr>
-      <w:r>
-        <w:t>La comparativa queda incompleta: el LSTM está implementado pero no ejecutado por incompatibilidad de versiones del entorno (apartado 5.6).</w:t>
+        <w:numPr>
+          <w:ilvl w:val="0"/>
+          <w:numId w:val="2"/>
+        </w:numPr>
+      </w:pPr>
+      <w:r>
+        <w:t>Incorporar un esquema de validación cruzada de origen móvil que permita acompañar las métricas de intervalos de confianza.</w:t>
       </w:r>
     </w:p>
     <w:p>
       <w:pPr>
         <w:pStyle w:val="ListParagraph"/>
-      </w:pPr>
-      <w:r>
-        <w:t>El modelo entrenado no alimenta todavía la recomendación del producto (apartado 7.3).</w:t>
+        <w:numPr>
+          <w:ilvl w:val="0"/>
+          <w:numId w:val="2"/>
+        </w:numPr>
+      </w:pPr>
+      <w:r>
+        <w:t>Sustituir el reconocimiento de tickets en la nube por un reconocimiento óptico local, eliminando la transferencia de datos a un tercero.</w:t>
       </w:r>
     </w:p>
     <w:p>
       <w:pPr>
         <w:pStyle w:val="ListParagraph"/>
-      </w:pPr>
-      <w:r>
-        <w:t>El volumen de datos reales del taxista es aún reducido y está en proceso de acumulación, por lo que no ha sido posible una validación local del sistema.</w:t>
-      </w:r>
-    </w:p>
-    <w:p>
-      <w:r>
-        <w:t>Conviene asimismo señalar que una eventual adopción masiva de la herramienta por muchos conductores podría saturar las zonas recomendadas, un efecto de conocimiento común que queda fuera del alcance de este trabajo pero que cualquier despliegue real debería considerar.</w:t>
-      </w:r>
+        <w:numPr>
+          <w:ilvl w:val="0"/>
+          <w:numId w:val="2"/>
+        </w:numPr>
+      </w:pPr>
+      <w:r>
+        <w:t>Acumular carreras suficientes para que la tasa de acierto del apartado 7.5 sea estadísticamente concluyente, y contrastarla además con la estrategia que la conductora sigue hoy por intuición.</w:t>
+      </w:r>
+    </w:p>
+    <w:p>
+      <w:pPr>
+        <w:pStyle w:val="ListParagraph"/>
+        <w:numPr>
+          <w:ilvl w:val="0"/>
+          <w:numId w:val="2"/>
+        </w:numPr>
+      </w:pPr>
+      <w:r>
+        <w:t>Incorporar el histórico meteorológico horario como variable del modelo, hoy utilizado solo como información de contexto (apartado 3.3).</w:t>
+      </w:r>
+    </w:p>
+    <w:p>
+      <w:pPr>
+        <w:pStyle w:val="ListParagraph"/>
+        <w:numPr>
+          <w:ilvl w:val="0"/>
+          <w:numId w:val="2"/>
+        </w:numPr>
+      </w:pPr>
+      <w:r>
+        <w:t>Escalar el sistema de un autónomo a cooperativas o pequeñas flotas, y evolucionar la interfaz hacia una aplicación nativa.</w:t>
+      </w:r>
+    </w:p>
+    <w:p>
+      <w:pPr>
+        <w:pStyle w:val="Heading1"/>
+      </w:pPr>
+      <w:bookmarkStart w:id="69" w:name="_Toc239348271"/>
+      <w:r>
+        <w:t>9    Bibliografía</w:t>
+      </w:r>
+      <w:bookmarkEnd w:id="69"/>
     </w:p>
     <w:p>
       <w:pPr>
         <w:pStyle w:val="Heading2"/>
       </w:pPr>
-      <w:bookmarkStart w:id="66" w:name="_Toc238725583"/>
-      <w:r>
-        <w:t>8.3    Líneas futuras</w:t>
-      </w:r>
-      <w:bookmarkEnd w:id="66"/>
-    </w:p>
-    <w:p>
-      <w:pPr>
-        <w:pStyle w:val="ListParagraph"/>
-      </w:pPr>
-      <w:r>
-        <w:t>Cerrar la transferencia operativa: aplicar el patrón temporal aprendido en Nueva York a las paradas de Terrassa, recalibrado con el volumen local, de modo que la recomendación pase a apoyarse en el modelo entrenado.</w:t>
-      </w:r>
-    </w:p>
-    <w:p>
-      <w:pPr>
-        <w:pStyle w:val="ListParagraph"/>
-      </w:pPr>
-      <w:r>
-        <w:t>Elevar la resolución espacial ponderando cada parada por sus atractores de demanda —estaciones, hospitales, centros sanitarios y zonas de ocio— en lugar de repartir de forma uniforme el valor del distrito.</w:t>
-      </w:r>
-    </w:p>
-    <w:p>
-      <w:pPr>
-        <w:pStyle w:val="ListParagraph"/>
-      </w:pPr>
-      <w:r>
-        <w:t>Evaluar el modelo a veinticuatro horas vista, sin la variable de retardo de una hora, para caracterizar su rendimiento a horizontes largos.</w:t>
-      </w:r>
-    </w:p>
-    <w:p>
-      <w:pPr>
-        <w:pStyle w:val="ListParagraph"/>
-      </w:pPr>
-      <w:r>
-        <w:t>Completar la comparativa con el modelo LSTM en un entorno con una versión de Python compatible con TensorFlow.</w:t>
-      </w:r>
-    </w:p>
-    <w:p>
-      <w:pPr>
-        <w:pStyle w:val="ListParagraph"/>
-      </w:pPr>
-      <w:r>
-        <w:t>Incorporar un esquema de validación cruzada de origen móvil que permita acompañar las métricas de intervalos de confianza.</w:t>
-      </w:r>
-    </w:p>
-    <w:p>
-      <w:pPr>
-        <w:pStyle w:val="ListParagraph"/>
-      </w:pPr>
-      <w:r>
-        <w:t>Sustituir el reconocimiento de tickets en la nube por un reconocimiento óptico local, eliminando la transferencia de datos a un tercero.</w:t>
-      </w:r>
-    </w:p>
-    <w:p>
-      <w:pPr>
-        <w:pStyle w:val="ListParagraph"/>
-      </w:pPr>
-      <w:r>
-        <w:t>Incorporar funciones de personalización («tus mejores horas y zonas») y un mecanismo de retorno del usuario sobre el acierto de las recomendaciones, que permitiría medir por primera vez la calidad del recomendador.</w:t>
-      </w:r>
-    </w:p>
-    <w:p>
-      <w:pPr>
-        <w:pStyle w:val="ListParagraph"/>
-      </w:pPr>
-      <w:r>
-        <w:t>Escalar el sistema de un autónomo a cooperativas o pequeñas flotas, y evolucionar la interfaz hacia una aplicación nativa.</w:t>
+      <w:bookmarkStart w:id="70" w:name="_Toc239348272"/>
+      <w:r>
+        <w:t>9.1    Fuentes de datos</w:t>
+      </w:r>
+      <w:bookmarkEnd w:id="70"/>
+    </w:p>
+    <w:p>
+      <w:r>
+        <w:t>New York City Taxi and Limousine Commission (2024). TLC Trip Record Data. Registros de viajes de Yellow Taxi. https://www.nyc.gov/site/tlc/about/tlc-trip-record-data.page</w:t>
+      </w:r>
+    </w:p>
+    <w:p>
+      <w:r>
+        <w:lastRenderedPageBreak/>
+        <w:t>Ministerio de Transportes y Movilidad Sostenible (2024). Estudio de la movilidad con Big Data: matrices origen-destino a partir de datos anonimizados de telefonía móvil. Portal de descarga: https://opendata-movilidad.mitma.es</w:t>
+      </w:r>
+    </w:p>
+    <w:p>
+      <w:r>
+        <w:t>Open-Meteo (2024). Free Weather API. Datos meteorológicos horarios. https://open-meteo.com</w:t>
+      </w:r>
+    </w:p>
+    <w:p>
+      <w:r>
+        <w:t>OpenStreetMap contributors (2024). Datos geográficos de las paradas de taxi de Terrassa, obtenidos con la API Overpass y geocodificados con Nominatim. https://www.openstreetmap.org y https://nominatim.org</w:t>
+      </w:r>
+    </w:p>
+    <w:p>
+      <w:r>
+        <w:t>Ajuntament de Terrassa (2024). Servei de taxi. Relación de paradas del municipio. https://www.terrassa.cat/taxis [completar con el título y la URL exactos del documento descargado]</w:t>
+      </w:r>
+    </w:p>
+    <w:p>
+      <w:r>
+        <w:t>Elaboración propia (2026). Registro de carreras reales de una taxista autónoma de Terrassa (cooperativa Tele-Taxi Egara), recogido con consentimiento informado mediante la aplicación desarrollada en este trabajo. Datos no publicados.</w:t>
+      </w:r>
+    </w:p>
+    <w:p>
+      <w:pPr>
+        <w:pStyle w:val="Heading2"/>
+      </w:pPr>
+      <w:bookmarkStart w:id="71" w:name="_Toc239348273"/>
+      <w:r>
+        <w:t>9.2    Herramientas y tecnologías</w:t>
+      </w:r>
+      <w:bookmarkEnd w:id="71"/>
+    </w:p>
+    <w:p>
+      <w:r>
+        <w:t>Ke, G., Meng, Q., Finley, T., Wang, T., Chen, W., Ma, W., Ye, Q. y Liu, T.-Y. (2017). LightGBM: A Highly Efficient Gradient Boosting Decision Tree. Advances in Neural Information Processing Systems, 30. https://proceedings.neurips.cc/paper/6907-lightgbm-a-highly-efficient-gradient-boosting-decision-tree.pdf</w:t>
+      </w:r>
+    </w:p>
+    <w:p>
+      <w:r>
+        <w:t>Taylor, S. J. y Letham, B. (2018). Forecasting at Scale. The American Statistician, 72(1), 37-45. https://doi.org/10.1080/00031305.2017.1380080</w:t>
+      </w:r>
+    </w:p>
+    <w:p>
+      <w:r>
+        <w:t>Raasveldt, M. y Mühleisen, H. (2019). DuckDB: an Embeddable Analytical Database. Proceedings of the 2019 International Conference on Management of Data (SIGMOD 19), 1981-1984. https://doi.org/10.1145/3299869.3320212</w:t>
+      </w:r>
+    </w:p>
+    <w:p>
+      <w:r>
+        <w:t>Kotov, E., Vidal-Tortosa, E., Cantú-Ros, O. G., Burrieza-Galán, J., Herranz, R., Gullón Muñoz-Repiso, T. y Lovelace, R. (2026). spanishoddata: A package for accessing and working with Spanish Open Mobility Big Data. Environment and Planning B: Urban Analytics and City Science. https://doi.org/10.1177/23998083251415040</w:t>
+      </w:r>
+    </w:p>
+    <w:p>
+      <w:r>
+        <w:t>Abadi, M. et al. (2015). TensorFlow: Large-Scale Machine Learning on Heterogeneous Systems. https://www.tensorflow.org</w:t>
+      </w:r>
+    </w:p>
+    <w:p>
+      <w:r>
+        <w:t>Pedregosa, F. et al. (2011). Scikit-learn: Machine Learning in Python. Journal of Machine Learning Research, 12, 2825-2830. https://scikit-learn.org</w:t>
+      </w:r>
+    </w:p>
+    <w:p>
+      <w:r>
+        <w:t>McKinney, W. (2010). Data Structures for Statistical Computing in Python. Proceedings of the 9th Python in Science Conference, 56-61. https://pandas.pydata.org</w:t>
+      </w:r>
+    </w:p>
+    <w:p>
+      <w:r>
+        <w:t>Streamlit Inc. (2024). Streamlit: A faster way to build and share data apps. https://docs.streamlit.io</w:t>
+      </w:r>
+    </w:p>
+    <w:p>
+      <w:r>
+        <w:lastRenderedPageBreak/>
+        <w:t>Folium contributors (2024). Folium: Python Data, Leaflet.js Maps. https://python-visualization.github.io/folium y https://leafletjs.com</w:t>
+      </w:r>
+    </w:p>
+    <w:p>
+      <w:r>
+        <w:t>Google (2025). Gemini API: modelos generativos multimodales. https://ai.google.dev</w:t>
+      </w:r>
+    </w:p>
+    <w:p>
+      <w:pPr>
+        <w:pStyle w:val="Heading2"/>
+      </w:pPr>
+      <w:bookmarkStart w:id="72" w:name="_Toc239348274"/>
+      <w:r>
+        <w:t>9.3    Referencias académicas</w:t>
+      </w:r>
+      <w:bookmarkEnd w:id="72"/>
+    </w:p>
+    <w:p>
+      <w:r>
+        <w:t>Zhang, J., Zheng, Y. y Qi, D. (2017). Deep Spatio-Temporal Residual Networks for Citywide Crowd Flows Prediction. Proceedings of the AAAI Conference on Artificial Intelligence, 31(1). https://ojs.aaai.org/index.php/AAAI/article/view/10735</w:t>
+      </w:r>
+    </w:p>
+    <w:p>
+      <w:r>
+        <w:t>Elsayed, S., Thyssens, D., Rashed, A., Schmidt-Thieme, L. y Jomaa, H. S. (2021). Do We Really Need Deep Learning Models for Time Series Forecasting? arXiv:2101.02118. https://arxiv.org/abs/2101.02118</w:t>
+      </w:r>
+    </w:p>
+    <w:p>
+      <w:r>
+        <w:t>Grinsztajn, L., Oyallon, E. y Varoquaux, G. (2022). Why do tree-based models still outperform deep learning on typical tabular data? Advances in Neural Information Processing Systems, 35. https://proceedings.neurips.cc/paper_files/paper/2022/file/0378c7692da36807bdec87ab043cdadc-Paper-Datasets_and_Benchmarks.pdf</w:t>
+      </w:r>
+    </w:p>
+    <w:p>
+      <w:r>
+        <w:t>[Ampliar con las referencias adicionales que se consulten sobre predicción de demanda de taxi y sobre transferencia de modelos entre ciudades.]</w:t>
+      </w:r>
+    </w:p>
+    <w:p>
+      <w:r>
+        <w:br w:type="page"/>
       </w:r>
     </w:p>
     <w:p>
       <w:pPr>
         <w:pStyle w:val="Heading1"/>
       </w:pPr>
-      <w:bookmarkStart w:id="67" w:name="_Toc238725584"/>
-      <w:r>
-        <w:lastRenderedPageBreak/>
-        <w:t>9    Bibliografía</w:t>
-      </w:r>
-      <w:bookmarkEnd w:id="67"/>
-    </w:p>
-    <w:p>
-      <w:r>
-        <w:t>NYC Taxi and Limousine Commission. TLC Trip Record Data. Disponible en el portal de datos abiertos de la ciudad de Nueva York.</w:t>
-      </w:r>
-    </w:p>
-    <w:p>
-      <w:r>
-        <w:t>Ministerio de Transportes y Movilidad Sostenible. Estudio de la movilidad con Big Data. Open Data Movilidad.</w:t>
-      </w:r>
-    </w:p>
-    <w:p>
-      <w:r>
-        <w:t>Open-Meteo. Free Weather API.</w:t>
-      </w:r>
-    </w:p>
-    <w:p>
-      <w:r>
-        <w:t>Kotov, E. et al. spanishoddata: A package for accessing Spanish Open Mobility Big Data.</w:t>
-      </w:r>
-    </w:p>
-    <w:p>
-      <w:r>
-        <w:t>[Añadir referencias del estado del arte y de la metodología (modelos de predicción de demanda, gradient boosting, etc.)]</w:t>
-      </w:r>
-    </w:p>
-    <w:p>
-      <w:r>
-        <w:br w:type="page"/>
-      </w:r>
-    </w:p>
-    <w:p>
-      <w:pPr>
-        <w:pStyle w:val="Heading1"/>
-      </w:pPr>
-      <w:bookmarkStart w:id="68" w:name="_Toc238725585"/>
+      <w:bookmarkStart w:id="73" w:name="_Toc239348275"/>
       <w:r>
         <w:lastRenderedPageBreak/>
         <w:t>10    Anexos</w:t>
       </w:r>
-      <w:bookmarkEnd w:id="68"/>
+      <w:bookmarkEnd w:id="73"/>
     </w:p>
     <w:p>
       <w:pPr>
         <w:pStyle w:val="Heading2"/>
       </w:pPr>
-      <w:bookmarkStart w:id="69" w:name="_Toc238725586"/>
+      <w:bookmarkStart w:id="74" w:name="_Toc239348276"/>
       <w:r>
         <w:t>10.1    Anexo A — Consentimiento informado</w:t>
       </w:r>
-      <w:bookmarkEnd w:id="69"/>
+      <w:bookmarkEnd w:id="74"/>
     </w:p>
     <w:p>
       <w:r>
@@ -9106,6 +10252,10 @@
     <w:p>
       <w:pPr>
         <w:pStyle w:val="ListParagraph"/>
+        <w:numPr>
+          <w:ilvl w:val="0"/>
+          <w:numId w:val="2"/>
+        </w:numPr>
       </w:pPr>
       <w:r>
         <w:t>Finalidad. Los datos de las carreras que usted registre se utilizarán exclusivamente para el desarrollo y la evaluación de este Trabajo de Fin de Máster, con fines académicos y sin explotación comercial.</w:t>
@@ -9114,6 +10264,10 @@
     <w:p>
       <w:pPr>
         <w:pStyle w:val="ListParagraph"/>
+        <w:numPr>
+          <w:ilvl w:val="0"/>
+          <w:numId w:val="2"/>
+        </w:numPr>
       </w:pPr>
       <w:r>
         <w:t>Datos recogidos. Fecha, hora de inicio y fin, direcciones de origen y destino, distancia, importe y tipo de servicio de cada carrera. No se recoge ningún dato identificativo de los clientes.</w:t>
@@ -9122,6 +10276,10 @@
     <w:p>
       <w:pPr>
         <w:pStyle w:val="ListParagraph"/>
+        <w:numPr>
+          <w:ilvl w:val="0"/>
+          <w:numId w:val="2"/>
+        </w:numPr>
       </w:pPr>
       <w:r>
         <w:t>Tratamiento por terceros. La fotografía del ticket se procesa mediante la API de Gemini (Google), que actúa como encargado del tratamiento, lo que supone una transferencia internacional de datos. Los datos extraídos se almacenan en una hoja de cálculo de acceso restringido.</w:t>
@@ -9130,6 +10288,10 @@
     <w:p>
       <w:pPr>
         <w:pStyle w:val="ListParagraph"/>
+        <w:numPr>
+          <w:ilvl w:val="0"/>
+          <w:numId w:val="2"/>
+        </w:numPr>
       </w:pPr>
       <w:r>
         <w:t>Publicación. En la memoria y en cualquier difusión del trabajo solo aparecerán datos agregados. Las direcciones concretas no se publicarán en ningún caso.</w:t>
@@ -9138,6 +10300,10 @@
     <w:p>
       <w:pPr>
         <w:pStyle w:val="ListParagraph"/>
+        <w:numPr>
+          <w:ilvl w:val="0"/>
+          <w:numId w:val="2"/>
+        </w:numPr>
       </w:pPr>
       <w:r>
         <w:t>Conservación. Los datos se conservarán hasta la defensa del trabajo y su posterior evaluación, tras lo cual serán suprimidos.</w:t>
@@ -9146,6 +10312,10 @@
     <w:p>
       <w:pPr>
         <w:pStyle w:val="ListParagraph"/>
+        <w:numPr>
+          <w:ilvl w:val="0"/>
+          <w:numId w:val="2"/>
+        </w:numPr>
       </w:pPr>
       <w:r>
         <w:t>Derechos. Puede retirar su consentimiento en cualquier momento, sin justificación y sin consecuencia alguna, y ejercer los derechos de acceso, rectificación, supresión, limitación, portabilidad y oposición dirigiéndose al responsable del tratamiento.</w:t>
@@ -9165,11 +10335,11 @@
       <w:pPr>
         <w:pStyle w:val="Heading2"/>
       </w:pPr>
-      <w:bookmarkStart w:id="70" w:name="_Toc238725587"/>
+      <w:bookmarkStart w:id="75" w:name="_Toc239348277"/>
       <w:r>
         <w:t>10.2    Anexo B — Plantilla de registro de carreras</w:t>
       </w:r>
-      <w:bookmarkEnd w:id="70"/>
+      <w:bookmarkEnd w:id="75"/>
     </w:p>
     <w:p>
       <w:r>
@@ -9600,7 +10770,7 @@
       <w:pPr>
         <w:jc w:val="center"/>
       </w:pPr>
-      <w:bookmarkStart w:id="71" w:name="_Toc238725606"/>
+      <w:bookmarkStart w:id="76" w:name="_Toc239348300"/>
       <w:r>
         <w:rPr>
           <w:b/>
@@ -9622,7 +10792,7 @@
         <w:rPr>
           <w:noProof/>
         </w:rPr>
-        <w:t>4</w:t>
+        <w:t>5</w:t>
       </w:r>
       <w:r>
         <w:fldChar w:fldCharType="end"/>
@@ -9634,7 +10804,7 @@
         </w:rPr>
         <w:t>. Campos de la plantilla de registro de carreras.</w:t>
       </w:r>
-      <w:bookmarkEnd w:id="71"/>
+      <w:bookmarkEnd w:id="76"/>
     </w:p>
     <w:p>
       <w:r>
@@ -9645,26 +10815,328 @@
       <w:pPr>
         <w:pStyle w:val="Heading2"/>
       </w:pPr>
-      <w:bookmarkStart w:id="72" w:name="_Toc238725588"/>
+      <w:bookmarkStart w:id="77" w:name="_Toc239348278"/>
       <w:r>
         <w:t>10.3    Anexo C — Capturas de la aplicación</w:t>
       </w:r>
-      <w:bookmarkEnd w:id="72"/>
-    </w:p>
-    <w:p>
-      <w:r>
-        <w:t>[Insertar aquí las capturas de los tres modos de la aplicación: Conductor con el mapa y el ranking de paradas, Registrar con el lector de tickets, y Análisis con las métricas de rentabilidad y la comparación de la transferencia.]</w:t>
-      </w:r>
+      <w:bookmarkEnd w:id="77"/>
+    </w:p>
+    <w:p>
+      <w:r>
+        <w:t>Las capturas siguientes corresponden a la aplicación en funcionamiento, tomadas desde el navegador con el ancho de un teléfono, que es el formato de uso real.</w:t>
+      </w:r>
+    </w:p>
+    <w:p>
+      <w:pPr>
+        <w:keepNext/>
+        <w:spacing w:before="200"/>
+        <w:jc w:val="center"/>
+      </w:pPr>
+      <w:r>
+        <w:rPr>
+          <w:noProof/>
+        </w:rPr>
+        <w:drawing>
+          <wp:inline distT="0" distB="0" distL="0" distR="0" wp14:anchorId="7173B1DA" wp14:editId="7E7AFDA4">
+            <wp:extent cx="3657600" cy="4666593"/>
+            <wp:effectExtent l="0" t="0" r="0" b="0"/>
+            <wp:docPr id="14" name="Picture 14"/>
+            <wp:cNvGraphicFramePr>
+              <a:graphicFrameLocks xmlns:a="http://schemas.openxmlformats.org/drawingml/2006/main" noChangeAspect="1"/>
+            </wp:cNvGraphicFramePr>
+            <a:graphic xmlns:a="http://schemas.openxmlformats.org/drawingml/2006/main">
+              <a:graphicData uri="http://schemas.openxmlformats.org/drawingml/2006/picture">
+                <pic:pic xmlns:pic="http://schemas.openxmlformats.org/drawingml/2006/picture">
+                  <pic:nvPicPr>
+                    <pic:cNvPr id="0" name="captura conductor.png"/>
+                    <pic:cNvPicPr/>
+                  </pic:nvPicPr>
+                  <pic:blipFill>
+                    <a:blip r:embed="rId20"/>
+                    <a:stretch>
+                      <a:fillRect/>
+                    </a:stretch>
+                  </pic:blipFill>
+                  <pic:spPr>
+                    <a:xfrm>
+                      <a:off x="0" y="0"/>
+                      <a:ext cx="3657600" cy="4666593"/>
+                    </a:xfrm>
+                    <a:prstGeom prst="rect">
+                      <a:avLst/>
+                    </a:prstGeom>
+                  </pic:spPr>
+                </pic:pic>
+              </a:graphicData>
+            </a:graphic>
+          </wp:inline>
+        </w:drawing>
+      </w:r>
+    </w:p>
+    <w:p>
+      <w:pPr>
+        <w:jc w:val="center"/>
+      </w:pPr>
+      <w:bookmarkStart w:id="78" w:name="_Toc239348293"/>
+      <w:r>
+        <w:rPr>
+          <w:b/>
+          <w:color w:val="595959"/>
+          <w:sz w:val="18"/>
+        </w:rPr>
+        <w:t xml:space="preserve">Figura </w:t>
+      </w:r>
+      <w:r>
+        <w:rPr>
+          <w:sz w:val="18"/>
+        </w:rPr>
+        <w:fldChar w:fldCharType="begin"/>
+      </w:r>
+      <w:r>
+        <w:rPr>
+          <w:sz w:val="18"/>
+        </w:rPr>
+        <w:instrText xml:space="preserve"> SEQ Figura \* ARABIC </w:instrText>
+      </w:r>
+      <w:r>
+        <w:rPr>
+          <w:sz w:val="18"/>
+        </w:rPr>
+        <w:fldChar w:fldCharType="separate"/>
+      </w:r>
+      <w:r>
+        <w:rPr>
+          <w:noProof/>
+          <w:sz w:val="18"/>
+        </w:rPr>
+        <w:t>14</w:t>
+      </w:r>
+      <w:r>
+        <w:rPr>
+          <w:sz w:val="18"/>
+        </w:rPr>
+        <w:fldChar w:fldCharType="end"/>
+      </w:r>
+      <w:r>
+        <w:rPr>
+          <w:color w:val="595959"/>
+          <w:sz w:val="18"/>
+        </w:rPr>
+        <w:t>. Modo Conductor: recomendación destacada, mapa de las catorce paradas por nivel de demanda y ranking. La parada recomendada aparece resaltada también en la lista.</w:t>
+      </w:r>
+      <w:bookmarkEnd w:id="78"/>
+    </w:p>
+    <w:p>
+      <w:pPr>
+        <w:keepNext/>
+        <w:spacing w:before="200"/>
+        <w:jc w:val="center"/>
+      </w:pPr>
+      <w:r>
+        <w:rPr>
+          <w:noProof/>
+        </w:rPr>
+        <w:lastRenderedPageBreak/>
+        <w:drawing>
+          <wp:inline distT="0" distB="0" distL="0" distR="0" wp14:anchorId="4F6169BF" wp14:editId="6722B740">
+            <wp:extent cx="4206240" cy="4389385"/>
+            <wp:effectExtent l="0" t="0" r="0" b="0"/>
+            <wp:docPr id="15" name="Picture 15"/>
+            <wp:cNvGraphicFramePr>
+              <a:graphicFrameLocks xmlns:a="http://schemas.openxmlformats.org/drawingml/2006/main" noChangeAspect="1"/>
+            </wp:cNvGraphicFramePr>
+            <a:graphic xmlns:a="http://schemas.openxmlformats.org/drawingml/2006/main">
+              <a:graphicData uri="http://schemas.openxmlformats.org/drawingml/2006/picture">
+                <pic:pic xmlns:pic="http://schemas.openxmlformats.org/drawingml/2006/picture">
+                  <pic:nvPicPr>
+                    <pic:cNvPr id="0" name="captura registrar.png"/>
+                    <pic:cNvPicPr/>
+                  </pic:nvPicPr>
+                  <pic:blipFill>
+                    <a:blip r:embed="rId21"/>
+                    <a:stretch>
+                      <a:fillRect/>
+                    </a:stretch>
+                  </pic:blipFill>
+                  <pic:spPr>
+                    <a:xfrm>
+                      <a:off x="0" y="0"/>
+                      <a:ext cx="4206240" cy="4389385"/>
+                    </a:xfrm>
+                    <a:prstGeom prst="rect">
+                      <a:avLst/>
+                    </a:prstGeom>
+                  </pic:spPr>
+                </pic:pic>
+              </a:graphicData>
+            </a:graphic>
+          </wp:inline>
+        </w:drawing>
+      </w:r>
+    </w:p>
+    <w:p>
+      <w:pPr>
+        <w:jc w:val="center"/>
+      </w:pPr>
+      <w:bookmarkStart w:id="79" w:name="_Toc239348294"/>
+      <w:r>
+        <w:rPr>
+          <w:b/>
+          <w:color w:val="595959"/>
+          <w:sz w:val="18"/>
+        </w:rPr>
+        <w:t xml:space="preserve">Figura </w:t>
+      </w:r>
+      <w:r>
+        <w:rPr>
+          <w:sz w:val="18"/>
+        </w:rPr>
+        <w:fldChar w:fldCharType="begin"/>
+      </w:r>
+      <w:r>
+        <w:rPr>
+          <w:sz w:val="18"/>
+        </w:rPr>
+        <w:instrText xml:space="preserve"> SEQ Figura \* ARABIC </w:instrText>
+      </w:r>
+      <w:r>
+        <w:rPr>
+          <w:sz w:val="18"/>
+        </w:rPr>
+        <w:fldChar w:fldCharType="separate"/>
+      </w:r>
+      <w:r>
+        <w:rPr>
+          <w:noProof/>
+          <w:sz w:val="18"/>
+        </w:rPr>
+        <w:t>15</w:t>
+      </w:r>
+      <w:r>
+        <w:rPr>
+          <w:sz w:val="18"/>
+        </w:rPr>
+        <w:fldChar w:fldCharType="end"/>
+      </w:r>
+      <w:r>
+        <w:rPr>
+          <w:color w:val="595959"/>
+          <w:sz w:val="18"/>
+        </w:rPr>
+        <w:t>. Modo Registrar: captura del ticket y revisión de los campos extraídos antes de guardarlos en el registro.</w:t>
+      </w:r>
+      <w:bookmarkEnd w:id="79"/>
+    </w:p>
+    <w:p>
+      <w:pPr>
+        <w:keepNext/>
+        <w:spacing w:before="200"/>
+        <w:jc w:val="center"/>
+      </w:pPr>
+      <w:r>
+        <w:rPr>
+          <w:noProof/>
+        </w:rPr>
+        <w:lastRenderedPageBreak/>
+        <w:drawing>
+          <wp:inline distT="0" distB="0" distL="0" distR="0" wp14:anchorId="39DCFD8C" wp14:editId="6DF7C1E4">
+            <wp:extent cx="3657600" cy="4888811"/>
+            <wp:effectExtent l="0" t="0" r="0" b="0"/>
+            <wp:docPr id="16" name="Picture 16"/>
+            <wp:cNvGraphicFramePr>
+              <a:graphicFrameLocks xmlns:a="http://schemas.openxmlformats.org/drawingml/2006/main" noChangeAspect="1"/>
+            </wp:cNvGraphicFramePr>
+            <a:graphic xmlns:a="http://schemas.openxmlformats.org/drawingml/2006/main">
+              <a:graphicData uri="http://schemas.openxmlformats.org/drawingml/2006/picture">
+                <pic:pic xmlns:pic="http://schemas.openxmlformats.org/drawingml/2006/picture">
+                  <pic:nvPicPr>
+                    <pic:cNvPr id="0" name="captura analisis.png"/>
+                    <pic:cNvPicPr/>
+                  </pic:nvPicPr>
+                  <pic:blipFill>
+                    <a:blip r:embed="rId22"/>
+                    <a:stretch>
+                      <a:fillRect/>
+                    </a:stretch>
+                  </pic:blipFill>
+                  <pic:spPr>
+                    <a:xfrm>
+                      <a:off x="0" y="0"/>
+                      <a:ext cx="3657600" cy="4888811"/>
+                    </a:xfrm>
+                    <a:prstGeom prst="rect">
+                      <a:avLst/>
+                    </a:prstGeom>
+                  </pic:spPr>
+                </pic:pic>
+              </a:graphicData>
+            </a:graphic>
+          </wp:inline>
+        </w:drawing>
+      </w:r>
+    </w:p>
+    <w:p>
+      <w:pPr>
+        <w:jc w:val="center"/>
+      </w:pPr>
+      <w:bookmarkStart w:id="80" w:name="_Toc239348295"/>
+      <w:r>
+        <w:rPr>
+          <w:b/>
+          <w:color w:val="595959"/>
+          <w:sz w:val="18"/>
+        </w:rPr>
+        <w:t xml:space="preserve">Figura </w:t>
+      </w:r>
+      <w:r>
+        <w:rPr>
+          <w:sz w:val="18"/>
+        </w:rPr>
+        <w:fldChar w:fldCharType="begin"/>
+      </w:r>
+      <w:r>
+        <w:rPr>
+          <w:sz w:val="18"/>
+        </w:rPr>
+        <w:instrText xml:space="preserve"> SEQ Figura \* ARABIC </w:instrText>
+      </w:r>
+      <w:r>
+        <w:rPr>
+          <w:sz w:val="18"/>
+        </w:rPr>
+        <w:fldChar w:fldCharType="separate"/>
+      </w:r>
+      <w:r>
+        <w:rPr>
+          <w:noProof/>
+          <w:sz w:val="18"/>
+        </w:rPr>
+        <w:t>16</w:t>
+      </w:r>
+      <w:r>
+        <w:rPr>
+          <w:sz w:val="18"/>
+        </w:rPr>
+        <w:fldChar w:fldCharType="end"/>
+      </w:r>
+      <w:r>
+        <w:rPr>
+          <w:color w:val="595959"/>
+          <w:sz w:val="18"/>
+        </w:rPr>
+        <w:t>. Modo Análisis: rentabilidad real de la conductora, patrón de demanda por hora y comparación de la transferencia entre Nueva York y Terrassa.</w:t>
+      </w:r>
+      <w:bookmarkEnd w:id="80"/>
     </w:p>
     <w:p>
       <w:pPr>
         <w:pStyle w:val="Heading2"/>
       </w:pPr>
-      <w:bookmarkStart w:id="73" w:name="_Toc238725589"/>
+      <w:bookmarkStart w:id="81" w:name="_Toc239348279"/>
       <w:r>
         <w:t>10.4    Anexo D — Estructura del repositorio</w:t>
       </w:r>
-      <w:bookmarkEnd w:id="73"/>
+      <w:bookmarkEnd w:id="81"/>
     </w:p>
     <w:p>
       <w:r>
@@ -9816,6 +11288,7 @@
           </w:tcPr>
           <w:p>
             <w:r>
+              <w:lastRenderedPageBreak/>
               <w:t>data/external/</w:t>
             </w:r>
           </w:p>
@@ -9903,7 +11376,7 @@
       <w:pPr>
         <w:jc w:val="center"/>
       </w:pPr>
-      <w:bookmarkStart w:id="74" w:name="_Toc238725607"/>
+      <w:bookmarkStart w:id="82" w:name="_Toc239348301"/>
       <w:r>
         <w:rPr>
           <w:b/>
@@ -9925,7 +11398,7 @@
         <w:rPr>
           <w:noProof/>
         </w:rPr>
-        <w:t>5</w:t>
+        <w:t>6</w:t>
       </w:r>
       <w:r>
         <w:fldChar w:fldCharType="end"/>
@@ -9937,10 +11410,10 @@
         </w:rPr>
         <w:t>. Organización del repositorio del proyecto.</w:t>
       </w:r>
-      <w:bookmarkEnd w:id="74"/>
+      <w:bookmarkEnd w:id="82"/>
     </w:p>
     <w:sectPr>
-      <w:footerReference w:type="default" r:id="rId20"/>
+      <w:footerReference w:type="default" r:id="rId23"/>
       <w:pgSz w:w="11906" w:h="16838"/>
       <w:pgMar w:top="1440" w:right="1440" w:bottom="1440" w:left="1440" w:header="708" w:footer="708" w:gutter="0"/>
       <w:cols w:space="720"/>
@@ -10807,7 +12280,7 @@
     <w:next w:val="Normal"/>
     <w:uiPriority w:val="99"/>
     <w:unhideWhenUsed/>
-    <w:rsid w:val="003707EE"/>
+    <w:rsid w:val="0046588F"/>
     <w:pPr>
       <w:spacing w:after="0"/>
     </w:pPr>
